--- a/Docs/02. Understanding Modules.docx
+++ b/Docs/02. Understanding Modules.docx
@@ -4,9 +4,12 @@
   <w:body>
     <w:p>
       <w:pPr>
-        <w:rPr>
-          <w:b/>
-          <w:bCs/>
+        <w:jc w:val="center"/>
+        <w:rPr>
+          <w:b/>
+          <w:bCs/>
+          <w:sz w:val="36"/>
+          <w:szCs w:val="36"/>
         </w:rPr>
       </w:pPr>
       <w:r>
@@ -14,6 +17,8 @@
           <w:rFonts w:ascii="Nirmala UI" w:hAnsi="Nirmala UI" w:cs="Nirmala UI"/>
           <w:b/>
           <w:bCs/>
+          <w:sz w:val="36"/>
+          <w:szCs w:val="36"/>
         </w:rPr>
         <w:t>১</w:t>
       </w:r>
@@ -21,6 +26,8 @@
         <w:rPr>
           <w:b/>
           <w:bCs/>
+          <w:sz w:val="36"/>
+          <w:szCs w:val="36"/>
         </w:rPr>
         <w:t>. Module (</w:t>
       </w:r>
@@ -29,6 +36,8 @@
           <w:rFonts w:ascii="Nirmala UI" w:hAnsi="Nirmala UI" w:cs="Nirmala UI"/>
           <w:b/>
           <w:bCs/>
+          <w:sz w:val="36"/>
+          <w:szCs w:val="36"/>
         </w:rPr>
         <w:t>মডিউল</w:t>
       </w:r>
@@ -36,6 +45,8 @@
         <w:rPr>
           <w:b/>
           <w:bCs/>
+          <w:sz w:val="36"/>
+          <w:szCs w:val="36"/>
         </w:rPr>
         <w:t>)</w:t>
       </w:r>
@@ -330,6 +341,7 @@
           <w:numId w:val="1"/>
         </w:numPr>
       </w:pPr>
+      <w:proofErr w:type="gramStart"/>
       <w:r>
         <w:rPr>
           <w:rFonts w:ascii="Nirmala UI" w:hAnsi="Nirmala UI" w:cs="Nirmala UI"/>
@@ -346,7 +358,11 @@
         <w:t>:</w:t>
       </w:r>
       <w:r>
-        <w:t xml:space="preserve"> @Module() </w:t>
+        <w:t xml:space="preserve"> @Module(</w:t>
+      </w:r>
+      <w:proofErr w:type="gramEnd"/>
+      <w:r>
+        <w:t xml:space="preserve">) </w:t>
       </w:r>
       <w:r>
         <w:rPr>
@@ -384,9 +400,12 @@
     </w:p>
     <w:p>
       <w:pPr>
-        <w:rPr>
-          <w:b/>
-          <w:bCs/>
+        <w:jc w:val="center"/>
+        <w:rPr>
+          <w:b/>
+          <w:bCs/>
+          <w:sz w:val="36"/>
+          <w:szCs w:val="36"/>
         </w:rPr>
       </w:pPr>
       <w:r>
@@ -394,6 +413,8 @@
           <w:rFonts w:ascii="Nirmala UI" w:hAnsi="Nirmala UI" w:cs="Nirmala UI"/>
           <w:b/>
           <w:bCs/>
+          <w:sz w:val="36"/>
+          <w:szCs w:val="36"/>
         </w:rPr>
         <w:t>২</w:t>
       </w:r>
@@ -401,6 +422,8 @@
         <w:rPr>
           <w:b/>
           <w:bCs/>
+          <w:sz w:val="36"/>
+          <w:szCs w:val="36"/>
         </w:rPr>
         <w:t>. Controller (</w:t>
       </w:r>
@@ -409,6 +432,8 @@
           <w:rFonts w:ascii="Nirmala UI" w:hAnsi="Nirmala UI" w:cs="Nirmala UI"/>
           <w:b/>
           <w:bCs/>
+          <w:sz w:val="36"/>
+          <w:szCs w:val="36"/>
         </w:rPr>
         <w:t>কন্ট্রোলার</w:t>
       </w:r>
@@ -416,6 +441,8 @@
         <w:rPr>
           <w:b/>
           <w:bCs/>
+          <w:sz w:val="36"/>
+          <w:szCs w:val="36"/>
         </w:rPr>
         <w:t>)</w:t>
       </w:r>
@@ -652,6 +679,7 @@
       <w:r>
         <w:t xml:space="preserve"> </w:t>
       </w:r>
+      <w:proofErr w:type="gramStart"/>
       <w:r>
         <w:rPr>
           <w:rFonts w:ascii="Nirmala UI" w:hAnsi="Nirmala UI" w:cs="Nirmala UI"/>
@@ -667,6 +695,7 @@
         </w:rPr>
         <w:t>।</w:t>
       </w:r>
+      <w:proofErr w:type="gramEnd"/>
     </w:p>
     <w:p>
       <w:pPr>
@@ -675,6 +704,7 @@
           <w:numId w:val="2"/>
         </w:numPr>
       </w:pPr>
+      <w:proofErr w:type="gramStart"/>
       <w:r>
         <w:rPr>
           <w:rFonts w:ascii="Nirmala UI" w:hAnsi="Nirmala UI" w:cs="Nirmala UI"/>
@@ -691,7 +721,11 @@
         <w:t>:</w:t>
       </w:r>
       <w:r>
-        <w:t xml:space="preserve"> @Controller() </w:t>
+        <w:t xml:space="preserve"> @Controller(</w:t>
+      </w:r>
+      <w:proofErr w:type="gramEnd"/>
+      <w:r>
+        <w:t xml:space="preserve">) </w:t>
       </w:r>
       <w:r>
         <w:rPr>
@@ -729,9 +763,12 @@
     </w:p>
     <w:p>
       <w:pPr>
-        <w:rPr>
-          <w:b/>
-          <w:bCs/>
+        <w:jc w:val="center"/>
+        <w:rPr>
+          <w:b/>
+          <w:bCs/>
+          <w:sz w:val="36"/>
+          <w:szCs w:val="36"/>
         </w:rPr>
       </w:pPr>
       <w:r>
@@ -739,6 +776,8 @@
           <w:rFonts w:ascii="Nirmala UI" w:hAnsi="Nirmala UI" w:cs="Nirmala UI"/>
           <w:b/>
           <w:bCs/>
+          <w:sz w:val="36"/>
+          <w:szCs w:val="36"/>
         </w:rPr>
         <w:t>৩</w:t>
       </w:r>
@@ -746,6 +785,8 @@
         <w:rPr>
           <w:b/>
           <w:bCs/>
+          <w:sz w:val="36"/>
+          <w:szCs w:val="36"/>
         </w:rPr>
         <w:t>. Service (</w:t>
       </w:r>
@@ -754,6 +795,8 @@
           <w:rFonts w:ascii="Nirmala UI" w:hAnsi="Nirmala UI" w:cs="Nirmala UI"/>
           <w:b/>
           <w:bCs/>
+          <w:sz w:val="36"/>
+          <w:szCs w:val="36"/>
         </w:rPr>
         <w:t>সার্ভিস</w:t>
       </w:r>
@@ -761,6 +804,8 @@
         <w:rPr>
           <w:b/>
           <w:bCs/>
+          <w:sz w:val="36"/>
+          <w:szCs w:val="36"/>
         </w:rPr>
         <w:t>)</w:t>
       </w:r>
@@ -920,6 +965,7 @@
       <w:r>
         <w:t xml:space="preserve"> </w:t>
       </w:r>
+      <w:proofErr w:type="gramStart"/>
       <w:r>
         <w:rPr>
           <w:rFonts w:ascii="Nirmala UI" w:hAnsi="Nirmala UI" w:cs="Nirmala UI"/>
@@ -935,6 +981,7 @@
         </w:rPr>
         <w:t>।</w:t>
       </w:r>
+      <w:proofErr w:type="gramEnd"/>
       <w:r>
         <w:t xml:space="preserve"> </w:t>
       </w:r>
@@ -1128,6 +1175,7 @@
           <w:numId w:val="3"/>
         </w:numPr>
       </w:pPr>
+      <w:proofErr w:type="gramStart"/>
       <w:r>
         <w:rPr>
           <w:rFonts w:ascii="Nirmala UI" w:hAnsi="Nirmala UI" w:cs="Nirmala UI"/>
@@ -1144,7 +1192,11 @@
         <w:t>:</w:t>
       </w:r>
       <w:r>
-        <w:t xml:space="preserve"> @Injectable() </w:t>
+        <w:t xml:space="preserve"> @Injectable(</w:t>
+      </w:r>
+      <w:proofErr w:type="gramEnd"/>
+      <w:r>
+        <w:t xml:space="preserve">) </w:t>
       </w:r>
       <w:r>
         <w:rPr>
@@ -1183,7 +1235,7 @@
     <w:p>
       <w:r>
         <w:pict w14:anchorId="54091C01">
-          <v:rect id="_x0000_i1091" style="width:468pt;height:1.2pt" o:hralign="center" o:hrstd="t" o:hrnoshade="t" o:hr="t" fillcolor="gray" stroked="f"/>
+          <v:rect id="_x0000_i1025" style="width:468pt;height:1.2pt" o:hralign="center" o:hrstd="t" o:hrnoshade="t" o:hr="t" fillcolor="gray" stroked="f"/>
         </w:pict>
       </w:r>
     </w:p>
@@ -1358,7 +1410,23 @@
           <w:b/>
           <w:bCs/>
         </w:rPr>
-        <w:t xml:space="preserve"> (user.service.ts)</w:t>
+        <w:t xml:space="preserve"> (</w:t>
+      </w:r>
+      <w:proofErr w:type="gramStart"/>
+      <w:r>
+        <w:rPr>
+          <w:b/>
+          <w:bCs/>
+        </w:rPr>
+        <w:t>user.service</w:t>
+      </w:r>
+      <w:proofErr w:type="gramEnd"/>
+      <w:r>
+        <w:rPr>
+          <w:b/>
+          <w:bCs/>
+        </w:rPr>
+        <w:t>.ts)</w:t>
       </w:r>
     </w:p>
     <w:p>
@@ -1430,424 +1498,618 @@
     </w:p>
     <w:p>
       <w:r>
-        <w:t>import { Injectable } from '@nestjs/common';</w:t>
+        <w:t xml:space="preserve">import </w:t>
+      </w:r>
+      <w:proofErr w:type="gramStart"/>
+      <w:r>
+        <w:t>{ Injectable</w:t>
+      </w:r>
+      <w:proofErr w:type="gramEnd"/>
+      <w:r>
+        <w:t xml:space="preserve"> } from '@nestjs/common';</w:t>
       </w:r>
     </w:p>
     <w:p/>
     <w:p>
       <w:r>
-        <w:t>@Injectable()</w:t>
-      </w:r>
-    </w:p>
-    <w:p>
-      <w:r>
+        <w:t>@</w:t>
+      </w:r>
+      <w:proofErr w:type="gramStart"/>
+      <w:r>
+        <w:t>Injectable(</w:t>
+      </w:r>
+      <w:proofErr w:type="gramEnd"/>
+      <w:r>
+        <w:t>)</w:t>
+      </w:r>
+    </w:p>
+    <w:p>
+      <w:r>
+        <w:lastRenderedPageBreak/>
         <w:t>export class UserService {</w:t>
       </w:r>
     </w:p>
     <w:p>
       <w:r>
+        <w:t xml:space="preserve">  private users = </w:t>
+      </w:r>
+      <w:proofErr w:type="gramStart"/>
+      <w:r>
+        <w:t>[{ id</w:t>
+      </w:r>
+      <w:proofErr w:type="gramEnd"/>
+      <w:r>
+        <w:t>: 1, name: 'Rahim</w:t>
+      </w:r>
+      <w:proofErr w:type="gramStart"/>
+      <w:r>
+        <w:t>' }</w:t>
+      </w:r>
+      <w:proofErr w:type="gramEnd"/>
+      <w:r>
+        <w:t xml:space="preserve">, </w:t>
+      </w:r>
+      <w:proofErr w:type="gramStart"/>
+      <w:r>
+        <w:t>{ id</w:t>
+      </w:r>
+      <w:proofErr w:type="gramEnd"/>
+      <w:r>
+        <w:t>: 2, name: 'Karim</w:t>
+      </w:r>
+      <w:proofErr w:type="gramStart"/>
+      <w:r>
+        <w:t>' }</w:t>
+      </w:r>
+      <w:proofErr w:type="gramEnd"/>
+      <w:r>
+        <w:t>];</w:t>
+      </w:r>
+    </w:p>
+    <w:p/>
+    <w:p>
+      <w:r>
+        <w:t xml:space="preserve">  // </w:t>
+      </w:r>
+      <w:r>
+        <w:rPr>
+          <w:rFonts w:ascii="Nirmala UI" w:hAnsi="Nirmala UI" w:cs="Nirmala UI"/>
+        </w:rPr>
+        <w:t>সব</w:t>
+      </w:r>
+      <w:r>
+        <w:t xml:space="preserve"> </w:t>
+      </w:r>
+      <w:r>
+        <w:rPr>
+          <w:rFonts w:ascii="Nirmala UI" w:hAnsi="Nirmala UI" w:cs="Nirmala UI"/>
+        </w:rPr>
+        <w:t>ইউজারদের</w:t>
+      </w:r>
+      <w:r>
+        <w:t xml:space="preserve"> </w:t>
+      </w:r>
+      <w:r>
+        <w:rPr>
+          <w:rFonts w:ascii="Nirmala UI" w:hAnsi="Nirmala UI" w:cs="Nirmala UI"/>
+        </w:rPr>
+        <w:t>লিস্ট</w:t>
+      </w:r>
+      <w:r>
+        <w:t xml:space="preserve"> </w:t>
+      </w:r>
+      <w:r>
+        <w:rPr>
+          <w:rFonts w:ascii="Nirmala UI" w:hAnsi="Nirmala UI" w:cs="Nirmala UI"/>
+        </w:rPr>
+        <w:t>ফেরত</w:t>
+      </w:r>
+      <w:r>
+        <w:t xml:space="preserve"> </w:t>
+      </w:r>
+      <w:r>
+        <w:rPr>
+          <w:rFonts w:ascii="Nirmala UI" w:hAnsi="Nirmala UI" w:cs="Nirmala UI"/>
+        </w:rPr>
+        <w:t>দিবে</w:t>
+      </w:r>
+    </w:p>
+    <w:p>
+      <w:r>
+        <w:t xml:space="preserve">  </w:t>
+      </w:r>
+      <w:proofErr w:type="gramStart"/>
+      <w:r>
+        <w:t>findAll(</w:t>
+      </w:r>
+      <w:proofErr w:type="gramEnd"/>
+      <w:r>
+        <w:t>) {</w:t>
+      </w:r>
+    </w:p>
+    <w:p>
+      <w:r>
+        <w:t xml:space="preserve">    return </w:t>
+      </w:r>
+      <w:proofErr w:type="gramStart"/>
+      <w:r>
+        <w:t>this.users</w:t>
+      </w:r>
+      <w:proofErr w:type="gramEnd"/>
+      <w:r>
+        <w:t>;</w:t>
+      </w:r>
+    </w:p>
+    <w:p>
+      <w:r>
+        <w:t xml:space="preserve">  }</w:t>
+      </w:r>
+    </w:p>
+    <w:p>
+      <w:r>
+        <w:t>}</w:t>
+      </w:r>
+    </w:p>
+    <w:p>
+      <w:pPr>
+        <w:rPr>
+          <w:b/>
+          <w:bCs/>
+        </w:rPr>
+      </w:pPr>
+      <w:r>
+        <w:rPr>
+          <w:rFonts w:ascii="Nirmala UI" w:hAnsi="Nirmala UI" w:cs="Nirmala UI"/>
+          <w:b/>
+          <w:bCs/>
+        </w:rPr>
+        <w:t>কন্ট্রোলার</w:t>
+      </w:r>
+      <w:r>
+        <w:rPr>
+          <w:b/>
+          <w:bCs/>
+        </w:rPr>
+        <w:t xml:space="preserve"> (</w:t>
+      </w:r>
+      <w:proofErr w:type="gramStart"/>
+      <w:r>
+        <w:rPr>
+          <w:b/>
+          <w:bCs/>
+        </w:rPr>
+        <w:t>user.controller</w:t>
+      </w:r>
+      <w:proofErr w:type="gramEnd"/>
+      <w:r>
+        <w:rPr>
+          <w:b/>
+          <w:bCs/>
+        </w:rPr>
+        <w:t>.ts)</w:t>
+      </w:r>
+    </w:p>
+    <w:p>
+      <w:r>
+        <w:rPr>
+          <w:rFonts w:ascii="Nirmala UI" w:hAnsi="Nirmala UI" w:cs="Nirmala UI"/>
+        </w:rPr>
+        <w:t>এখানে</w:t>
+      </w:r>
+      <w:r>
+        <w:t xml:space="preserve"> </w:t>
+      </w:r>
+      <w:r>
+        <w:rPr>
+          <w:rFonts w:ascii="Nirmala UI" w:hAnsi="Nirmala UI" w:cs="Nirmala UI"/>
+        </w:rPr>
+        <w:t>আমরা</w:t>
+      </w:r>
+      <w:r>
+        <w:t xml:space="preserve"> URL </w:t>
+      </w:r>
+      <w:r>
+        <w:rPr>
+          <w:rFonts w:ascii="Nirmala UI" w:hAnsi="Nirmala UI" w:cs="Nirmala UI"/>
+        </w:rPr>
+        <w:t>পাথ</w:t>
+      </w:r>
+      <w:r>
+        <w:t xml:space="preserve"> </w:t>
+      </w:r>
+      <w:r>
+        <w:rPr>
+          <w:rFonts w:ascii="Nirmala UI" w:hAnsi="Nirmala UI" w:cs="Nirmala UI"/>
+        </w:rPr>
+        <w:t>বা</w:t>
+      </w:r>
+      <w:r>
+        <w:t xml:space="preserve"> </w:t>
+      </w:r>
+      <w:r>
+        <w:rPr>
+          <w:rFonts w:ascii="Nirmala UI" w:hAnsi="Nirmala UI" w:cs="Nirmala UI"/>
+        </w:rPr>
+        <w:t>এন্ডপয়েন্ট</w:t>
+      </w:r>
+      <w:r>
+        <w:t xml:space="preserve"> </w:t>
+      </w:r>
+      <w:r>
+        <w:rPr>
+          <w:rFonts w:ascii="Nirmala UI" w:hAnsi="Nirmala UI" w:cs="Nirmala UI"/>
+        </w:rPr>
+        <w:t>ডিফাইন</w:t>
+      </w:r>
+      <w:r>
+        <w:t xml:space="preserve"> </w:t>
+      </w:r>
+      <w:r>
+        <w:rPr>
+          <w:rFonts w:ascii="Nirmala UI" w:hAnsi="Nirmala UI" w:cs="Nirmala UI"/>
+        </w:rPr>
+        <w:t>করবো।</w:t>
+      </w:r>
+    </w:p>
+    <w:p>
+      <w:r>
+        <w:t>TypeScript</w:t>
+      </w:r>
+    </w:p>
+    <w:p>
+      <w:r>
+        <w:t xml:space="preserve">import </w:t>
+      </w:r>
+      <w:proofErr w:type="gramStart"/>
+      <w:r>
+        <w:t>{ Controller</w:t>
+      </w:r>
+      <w:proofErr w:type="gramEnd"/>
+      <w:r>
+        <w:t xml:space="preserve">, </w:t>
+      </w:r>
+      <w:proofErr w:type="gramStart"/>
+      <w:r>
+        <w:t>Get }</w:t>
+      </w:r>
+      <w:proofErr w:type="gramEnd"/>
+      <w:r>
+        <w:t xml:space="preserve"> from '@nestjs/common';</w:t>
+      </w:r>
+    </w:p>
+    <w:p>
+      <w:r>
+        <w:t xml:space="preserve">import </w:t>
+      </w:r>
+      <w:proofErr w:type="gramStart"/>
+      <w:r>
+        <w:t>{ UserService</w:t>
+      </w:r>
+      <w:proofErr w:type="gramEnd"/>
+      <w:r>
+        <w:t xml:space="preserve"> } from './user.service';</w:t>
+      </w:r>
+    </w:p>
+    <w:p/>
+    <w:p>
+      <w:proofErr w:type="gramStart"/>
+      <w:r>
+        <w:t>@Controller</w:t>
+      </w:r>
+      <w:proofErr w:type="gramEnd"/>
+      <w:r>
+        <w:t xml:space="preserve">('users') // </w:t>
+      </w:r>
+      <w:r>
+        <w:rPr>
+          <w:rFonts w:ascii="Nirmala UI" w:hAnsi="Nirmala UI" w:cs="Nirmala UI"/>
+        </w:rPr>
+        <w:t>পাথ</w:t>
+      </w:r>
+      <w:r>
+        <w:t xml:space="preserve"> </w:t>
+      </w:r>
+      <w:r>
+        <w:rPr>
+          <w:rFonts w:ascii="Nirmala UI" w:hAnsi="Nirmala UI" w:cs="Nirmala UI"/>
+        </w:rPr>
+        <w:t>হবে</w:t>
+      </w:r>
+      <w:r>
+        <w:t>: localhost:3000/users</w:t>
+      </w:r>
+    </w:p>
+    <w:p>
+      <w:r>
+        <w:t>export class UserController {</w:t>
+      </w:r>
+    </w:p>
+    <w:p>
+      <w:r>
+        <w:t xml:space="preserve">  </w:t>
+      </w:r>
+      <w:proofErr w:type="gramStart"/>
+      <w:r>
+        <w:t>constructor(</w:t>
+      </w:r>
+      <w:proofErr w:type="gramEnd"/>
+      <w:r>
+        <w:t xml:space="preserve">private readonly userService: </w:t>
+      </w:r>
+      <w:proofErr w:type="gramStart"/>
+      <w:r>
+        <w:t>UserService) {}</w:t>
+      </w:r>
+      <w:proofErr w:type="gramEnd"/>
+    </w:p>
+    <w:p/>
+    <w:p>
+      <w:r>
+        <w:t xml:space="preserve">  @</w:t>
+      </w:r>
+      <w:proofErr w:type="gramStart"/>
+      <w:r>
+        <w:t>Get(</w:t>
+      </w:r>
+      <w:proofErr w:type="gramEnd"/>
+      <w:r>
+        <w:t>)</w:t>
+      </w:r>
+    </w:p>
+    <w:p>
+      <w:r>
+        <w:t xml:space="preserve">  </w:t>
+      </w:r>
+      <w:proofErr w:type="gramStart"/>
+      <w:r>
+        <w:t>getAllUsers(</w:t>
+      </w:r>
+      <w:proofErr w:type="gramEnd"/>
+      <w:r>
+        <w:t>) {</w:t>
+      </w:r>
+    </w:p>
+    <w:p>
+      <w:r>
+        <w:t xml:space="preserve">    return </w:t>
+      </w:r>
+      <w:proofErr w:type="gramStart"/>
+      <w:r>
+        <w:t>this.userService.findAll</w:t>
+      </w:r>
+      <w:proofErr w:type="gramEnd"/>
+      <w:r>
+        <w:t xml:space="preserve">(); // </w:t>
+      </w:r>
+      <w:r>
+        <w:rPr>
+          <w:rFonts w:ascii="Nirmala UI" w:hAnsi="Nirmala UI" w:cs="Nirmala UI"/>
+        </w:rPr>
+        <w:t>সার্ভিস</w:t>
+      </w:r>
+      <w:r>
+        <w:t xml:space="preserve"> </w:t>
+      </w:r>
+      <w:r>
+        <w:rPr>
+          <w:rFonts w:ascii="Nirmala UI" w:hAnsi="Nirmala UI" w:cs="Nirmala UI"/>
+        </w:rPr>
+        <w:t>থেকে</w:t>
+      </w:r>
+      <w:r>
+        <w:t xml:space="preserve"> </w:t>
+      </w:r>
+      <w:r>
+        <w:rPr>
+          <w:rFonts w:ascii="Nirmala UI" w:hAnsi="Nirmala UI" w:cs="Nirmala UI"/>
+        </w:rPr>
+        <w:t>ডাটা</w:t>
+      </w:r>
+      <w:r>
+        <w:t xml:space="preserve"> </w:t>
+      </w:r>
+      <w:r>
+        <w:rPr>
+          <w:rFonts w:ascii="Nirmala UI" w:hAnsi="Nirmala UI" w:cs="Nirmala UI"/>
+        </w:rPr>
+        <w:t>কল</w:t>
+      </w:r>
+      <w:r>
+        <w:t xml:space="preserve"> </w:t>
+      </w:r>
+      <w:r>
+        <w:rPr>
+          <w:rFonts w:ascii="Nirmala UI" w:hAnsi="Nirmala UI" w:cs="Nirmala UI"/>
+        </w:rPr>
+        <w:t>করা</w:t>
+      </w:r>
+      <w:r>
+        <w:t xml:space="preserve"> </w:t>
+      </w:r>
+      <w:r>
+        <w:rPr>
+          <w:rFonts w:ascii="Nirmala UI" w:hAnsi="Nirmala UI" w:cs="Nirmala UI"/>
+        </w:rPr>
+        <w:t>হচ্ছে</w:t>
+      </w:r>
+    </w:p>
+    <w:p>
+      <w:r>
+        <w:t xml:space="preserve">  }</w:t>
+      </w:r>
+    </w:p>
+    <w:p>
+      <w:r>
+        <w:t>}</w:t>
+      </w:r>
+    </w:p>
+    <w:p>
+      <w:pPr>
+        <w:rPr>
+          <w:b/>
+          <w:bCs/>
+        </w:rPr>
+      </w:pPr>
+      <w:r>
+        <w:rPr>
+          <w:rFonts w:ascii="Nirmala UI" w:hAnsi="Nirmala UI" w:cs="Nirmala UI"/>
+          <w:b/>
+          <w:bCs/>
+        </w:rPr>
+        <w:t>মডিউল</w:t>
+      </w:r>
+      <w:r>
+        <w:rPr>
+          <w:b/>
+          <w:bCs/>
+        </w:rPr>
+        <w:t xml:space="preserve"> (</w:t>
+      </w:r>
+      <w:proofErr w:type="gramStart"/>
+      <w:r>
+        <w:rPr>
+          <w:b/>
+          <w:bCs/>
+        </w:rPr>
+        <w:t>user.module</w:t>
+      </w:r>
+      <w:proofErr w:type="gramEnd"/>
+      <w:r>
+        <w:rPr>
+          <w:b/>
+          <w:bCs/>
+        </w:rPr>
+        <w:t>.ts)</w:t>
+      </w:r>
+    </w:p>
+    <w:p>
+      <w:r>
+        <w:rPr>
+          <w:rFonts w:ascii="Nirmala UI" w:hAnsi="Nirmala UI" w:cs="Nirmala UI"/>
+        </w:rPr>
+        <w:t>সবশেষে</w:t>
+      </w:r>
+      <w:r>
+        <w:t xml:space="preserve">, </w:t>
+      </w:r>
+      <w:r>
+        <w:rPr>
+          <w:rFonts w:ascii="Nirmala UI" w:hAnsi="Nirmala UI" w:cs="Nirmala UI"/>
+        </w:rPr>
+        <w:t>সার্ভিস</w:t>
+      </w:r>
+      <w:r>
+        <w:t xml:space="preserve"> </w:t>
+      </w:r>
+      <w:r>
+        <w:rPr>
+          <w:rFonts w:ascii="Nirmala UI" w:hAnsi="Nirmala UI" w:cs="Nirmala UI"/>
+        </w:rPr>
+        <w:t>এবং</w:t>
+      </w:r>
+      <w:r>
+        <w:t xml:space="preserve"> </w:t>
+      </w:r>
+      <w:r>
+        <w:rPr>
+          <w:rFonts w:ascii="Nirmala UI" w:hAnsi="Nirmala UI" w:cs="Nirmala UI"/>
+        </w:rPr>
+        <w:t>কন্ট্রোলারকে</w:t>
+      </w:r>
+      <w:r>
+        <w:t xml:space="preserve"> </w:t>
+      </w:r>
+      <w:r>
+        <w:rPr>
+          <w:rFonts w:ascii="Nirmala UI" w:hAnsi="Nirmala UI" w:cs="Nirmala UI"/>
+        </w:rPr>
+        <w:t>মডিউলের</w:t>
+      </w:r>
+      <w:r>
+        <w:t xml:space="preserve"> </w:t>
+      </w:r>
+      <w:r>
+        <w:rPr>
+          <w:rFonts w:ascii="Nirmala UI" w:hAnsi="Nirmala UI" w:cs="Nirmala UI"/>
+        </w:rPr>
+        <w:t>মাধ্যমে</w:t>
+      </w:r>
+      <w:r>
+        <w:t xml:space="preserve"> </w:t>
+      </w:r>
+      <w:r>
+        <w:rPr>
+          <w:rFonts w:ascii="Nirmala UI" w:hAnsi="Nirmala UI" w:cs="Nirmala UI"/>
+        </w:rPr>
+        <w:t>কানেক্ট</w:t>
+      </w:r>
+      <w:r>
+        <w:t xml:space="preserve"> </w:t>
+      </w:r>
+      <w:r>
+        <w:rPr>
+          <w:rFonts w:ascii="Nirmala UI" w:hAnsi="Nirmala UI" w:cs="Nirmala UI"/>
+        </w:rPr>
+        <w:t>করবো।</w:t>
+      </w:r>
+    </w:p>
+    <w:p>
+      <w:r>
         <w:lastRenderedPageBreak/>
-        <w:t xml:space="preserve">  private users = [{ id: 1, name: 'Rahim' }, { id: 2, name: 'Karim' }];</w:t>
+        <w:t>TypeScript</w:t>
+      </w:r>
+    </w:p>
+    <w:p>
+      <w:r>
+        <w:t xml:space="preserve">import </w:t>
+      </w:r>
+      <w:proofErr w:type="gramStart"/>
+      <w:r>
+        <w:t>{ Module</w:t>
+      </w:r>
+      <w:proofErr w:type="gramEnd"/>
+      <w:r>
+        <w:t xml:space="preserve"> } from '@nestjs/common';</w:t>
+      </w:r>
+    </w:p>
+    <w:p>
+      <w:r>
+        <w:t xml:space="preserve">import </w:t>
+      </w:r>
+      <w:proofErr w:type="gramStart"/>
+      <w:r>
+        <w:t>{ UserController</w:t>
+      </w:r>
+      <w:proofErr w:type="gramEnd"/>
+      <w:r>
+        <w:t xml:space="preserve"> } from './user.controller';</w:t>
+      </w:r>
+    </w:p>
+    <w:p>
+      <w:r>
+        <w:t xml:space="preserve">import </w:t>
+      </w:r>
+      <w:proofErr w:type="gramStart"/>
+      <w:r>
+        <w:t>{ UserService</w:t>
+      </w:r>
+      <w:proofErr w:type="gramEnd"/>
+      <w:r>
+        <w:t xml:space="preserve"> } from './user.service';</w:t>
       </w:r>
     </w:p>
     <w:p/>
     <w:p>
       <w:r>
-        <w:t xml:space="preserve">  // </w:t>
-      </w:r>
-      <w:r>
-        <w:rPr>
-          <w:rFonts w:ascii="Nirmala UI" w:hAnsi="Nirmala UI" w:cs="Nirmala UI"/>
-        </w:rPr>
-        <w:t>সব</w:t>
-      </w:r>
-      <w:r>
-        <w:t xml:space="preserve"> </w:t>
-      </w:r>
-      <w:r>
-        <w:rPr>
-          <w:rFonts w:ascii="Nirmala UI" w:hAnsi="Nirmala UI" w:cs="Nirmala UI"/>
-        </w:rPr>
-        <w:t>ইউজারদের</w:t>
-      </w:r>
-      <w:r>
-        <w:t xml:space="preserve"> </w:t>
-      </w:r>
-      <w:r>
-        <w:rPr>
-          <w:rFonts w:ascii="Nirmala UI" w:hAnsi="Nirmala UI" w:cs="Nirmala UI"/>
-        </w:rPr>
-        <w:t>লিস্ট</w:t>
-      </w:r>
-      <w:r>
-        <w:t xml:space="preserve"> </w:t>
-      </w:r>
-      <w:r>
-        <w:rPr>
-          <w:rFonts w:ascii="Nirmala UI" w:hAnsi="Nirmala UI" w:cs="Nirmala UI"/>
-        </w:rPr>
-        <w:t>ফেরত</w:t>
-      </w:r>
-      <w:r>
-        <w:t xml:space="preserve"> </w:t>
-      </w:r>
-      <w:r>
-        <w:rPr>
-          <w:rFonts w:ascii="Nirmala UI" w:hAnsi="Nirmala UI" w:cs="Nirmala UI"/>
-        </w:rPr>
-        <w:t>দিবে</w:t>
-      </w:r>
-    </w:p>
-    <w:p>
-      <w:r>
-        <w:t xml:space="preserve">  findAll() {</w:t>
-      </w:r>
-    </w:p>
-    <w:p>
-      <w:r>
-        <w:t xml:space="preserve">    return this.users;</w:t>
-      </w:r>
-    </w:p>
-    <w:p>
-      <w:r>
-        <w:t xml:space="preserve">  }</w:t>
-      </w:r>
-    </w:p>
-    <w:p>
-      <w:r>
-        <w:t>}</w:t>
-      </w:r>
-    </w:p>
-    <w:p>
-      <w:pPr>
-        <w:rPr>
-          <w:b/>
-          <w:bCs/>
-        </w:rPr>
-      </w:pPr>
-      <w:r>
-        <w:rPr>
-          <w:rFonts w:ascii="Nirmala UI" w:hAnsi="Nirmala UI" w:cs="Nirmala UI"/>
-          <w:b/>
-          <w:bCs/>
-        </w:rPr>
-        <w:t>কন্ট্রোলার</w:t>
-      </w:r>
-      <w:r>
-        <w:rPr>
-          <w:b/>
-          <w:bCs/>
-        </w:rPr>
-        <w:t xml:space="preserve"> (user.controller.ts)</w:t>
-      </w:r>
-    </w:p>
-    <w:p>
-      <w:r>
-        <w:rPr>
-          <w:rFonts w:ascii="Nirmala UI" w:hAnsi="Nirmala UI" w:cs="Nirmala UI"/>
-        </w:rPr>
-        <w:t>এখানে</w:t>
-      </w:r>
-      <w:r>
-        <w:t xml:space="preserve"> </w:t>
-      </w:r>
-      <w:r>
-        <w:rPr>
-          <w:rFonts w:ascii="Nirmala UI" w:hAnsi="Nirmala UI" w:cs="Nirmala UI"/>
-        </w:rPr>
-        <w:t>আমরা</w:t>
-      </w:r>
-      <w:r>
-        <w:t xml:space="preserve"> URL </w:t>
-      </w:r>
-      <w:r>
-        <w:rPr>
-          <w:rFonts w:ascii="Nirmala UI" w:hAnsi="Nirmala UI" w:cs="Nirmala UI"/>
-        </w:rPr>
-        <w:t>পাথ</w:t>
-      </w:r>
-      <w:r>
-        <w:t xml:space="preserve"> </w:t>
-      </w:r>
-      <w:r>
-        <w:rPr>
-          <w:rFonts w:ascii="Nirmala UI" w:hAnsi="Nirmala UI" w:cs="Nirmala UI"/>
-        </w:rPr>
-        <w:t>বা</w:t>
-      </w:r>
-      <w:r>
-        <w:t xml:space="preserve"> </w:t>
-      </w:r>
-      <w:r>
-        <w:rPr>
-          <w:rFonts w:ascii="Nirmala UI" w:hAnsi="Nirmala UI" w:cs="Nirmala UI"/>
-        </w:rPr>
-        <w:t>এন্ডপয়েন্ট</w:t>
-      </w:r>
-      <w:r>
-        <w:t xml:space="preserve"> </w:t>
-      </w:r>
-      <w:r>
-        <w:rPr>
-          <w:rFonts w:ascii="Nirmala UI" w:hAnsi="Nirmala UI" w:cs="Nirmala UI"/>
-        </w:rPr>
-        <w:t>ডিফাইন</w:t>
-      </w:r>
-      <w:r>
-        <w:t xml:space="preserve"> </w:t>
-      </w:r>
-      <w:r>
-        <w:rPr>
-          <w:rFonts w:ascii="Nirmala UI" w:hAnsi="Nirmala UI" w:cs="Nirmala UI"/>
-        </w:rPr>
-        <w:t>করবো।</w:t>
-      </w:r>
-    </w:p>
-    <w:p>
-      <w:r>
-        <w:t>TypeScript</w:t>
-      </w:r>
-    </w:p>
-    <w:p>
-      <w:r>
-        <w:t>import { Controller, Get } from '@nestjs/common';</w:t>
-      </w:r>
-    </w:p>
-    <w:p>
-      <w:r>
-        <w:t>import { UserService } from './user.service';</w:t>
-      </w:r>
-    </w:p>
-    <w:p/>
-    <w:p>
-      <w:r>
-        <w:t xml:space="preserve">@Controller('users') // </w:t>
-      </w:r>
-      <w:r>
-        <w:rPr>
-          <w:rFonts w:ascii="Nirmala UI" w:hAnsi="Nirmala UI" w:cs="Nirmala UI"/>
-        </w:rPr>
-        <w:t>পাথ</w:t>
-      </w:r>
-      <w:r>
-        <w:t xml:space="preserve"> </w:t>
-      </w:r>
-      <w:r>
-        <w:rPr>
-          <w:rFonts w:ascii="Nirmala UI" w:hAnsi="Nirmala UI" w:cs="Nirmala UI"/>
-        </w:rPr>
-        <w:t>হবে</w:t>
-      </w:r>
-      <w:r>
-        <w:t>: localhost:3000/users</w:t>
-      </w:r>
-    </w:p>
-    <w:p>
-      <w:r>
-        <w:t>export class UserController {</w:t>
-      </w:r>
-    </w:p>
-    <w:p>
-      <w:r>
-        <w:t xml:space="preserve">  constructor(private readonly userService: UserService) {}</w:t>
-      </w:r>
-    </w:p>
-    <w:p/>
-    <w:p>
-      <w:r>
-        <w:t xml:space="preserve">  @Get()</w:t>
-      </w:r>
-    </w:p>
-    <w:p>
-      <w:r>
-        <w:t xml:space="preserve">  getAllUsers() {</w:t>
-      </w:r>
-    </w:p>
-    <w:p>
-      <w:r>
-        <w:t xml:space="preserve">    return this.userService.findAll(); // </w:t>
-      </w:r>
-      <w:r>
-        <w:rPr>
-          <w:rFonts w:ascii="Nirmala UI" w:hAnsi="Nirmala UI" w:cs="Nirmala UI"/>
-        </w:rPr>
-        <w:t>সার্ভিস</w:t>
-      </w:r>
-      <w:r>
-        <w:t xml:space="preserve"> </w:t>
-      </w:r>
-      <w:r>
-        <w:rPr>
-          <w:rFonts w:ascii="Nirmala UI" w:hAnsi="Nirmala UI" w:cs="Nirmala UI"/>
-        </w:rPr>
-        <w:t>থেকে</w:t>
-      </w:r>
-      <w:r>
-        <w:t xml:space="preserve"> </w:t>
-      </w:r>
-      <w:r>
-        <w:rPr>
-          <w:rFonts w:ascii="Nirmala UI" w:hAnsi="Nirmala UI" w:cs="Nirmala UI"/>
-        </w:rPr>
-        <w:t>ডাটা</w:t>
-      </w:r>
-      <w:r>
-        <w:t xml:space="preserve"> </w:t>
-      </w:r>
-      <w:r>
-        <w:rPr>
-          <w:rFonts w:ascii="Nirmala UI" w:hAnsi="Nirmala UI" w:cs="Nirmala UI"/>
-        </w:rPr>
-        <w:t>কল</w:t>
-      </w:r>
-      <w:r>
-        <w:t xml:space="preserve"> </w:t>
-      </w:r>
-      <w:r>
-        <w:rPr>
-          <w:rFonts w:ascii="Nirmala UI" w:hAnsi="Nirmala UI" w:cs="Nirmala UI"/>
-        </w:rPr>
-        <w:t>করা</w:t>
-      </w:r>
-      <w:r>
-        <w:t xml:space="preserve"> </w:t>
-      </w:r>
-      <w:r>
-        <w:rPr>
-          <w:rFonts w:ascii="Nirmala UI" w:hAnsi="Nirmala UI" w:cs="Nirmala UI"/>
-        </w:rPr>
-        <w:t>হচ্ছে</w:t>
-      </w:r>
-    </w:p>
-    <w:p>
-      <w:r>
-        <w:t xml:space="preserve">  }</w:t>
-      </w:r>
-    </w:p>
-    <w:p>
-      <w:r>
-        <w:t>}</w:t>
-      </w:r>
-    </w:p>
-    <w:p>
-      <w:pPr>
-        <w:rPr>
-          <w:b/>
-          <w:bCs/>
-        </w:rPr>
-      </w:pPr>
-      <w:r>
-        <w:rPr>
-          <w:rFonts w:ascii="Nirmala UI" w:hAnsi="Nirmala UI" w:cs="Nirmala UI"/>
-          <w:b/>
-          <w:bCs/>
-        </w:rPr>
-        <w:t>মডিউল</w:t>
-      </w:r>
-      <w:r>
-        <w:rPr>
-          <w:b/>
-          <w:bCs/>
-        </w:rPr>
-        <w:t xml:space="preserve"> (user.module.ts)</w:t>
-      </w:r>
-    </w:p>
-    <w:p>
-      <w:r>
-        <w:rPr>
-          <w:rFonts w:ascii="Nirmala UI" w:hAnsi="Nirmala UI" w:cs="Nirmala UI"/>
-        </w:rPr>
-        <w:t>সবশেষে</w:t>
-      </w:r>
-      <w:r>
-        <w:t xml:space="preserve">, </w:t>
-      </w:r>
-      <w:r>
-        <w:rPr>
-          <w:rFonts w:ascii="Nirmala UI" w:hAnsi="Nirmala UI" w:cs="Nirmala UI"/>
-        </w:rPr>
-        <w:t>সার্ভিস</w:t>
-      </w:r>
-      <w:r>
-        <w:t xml:space="preserve"> </w:t>
-      </w:r>
-      <w:r>
-        <w:rPr>
-          <w:rFonts w:ascii="Nirmala UI" w:hAnsi="Nirmala UI" w:cs="Nirmala UI"/>
-        </w:rPr>
-        <w:t>এবং</w:t>
-      </w:r>
-      <w:r>
-        <w:t xml:space="preserve"> </w:t>
-      </w:r>
-      <w:r>
-        <w:rPr>
-          <w:rFonts w:ascii="Nirmala UI" w:hAnsi="Nirmala UI" w:cs="Nirmala UI"/>
-        </w:rPr>
-        <w:t>কন্ট্রোলারকে</w:t>
-      </w:r>
-      <w:r>
-        <w:t xml:space="preserve"> </w:t>
-      </w:r>
-      <w:r>
-        <w:rPr>
-          <w:rFonts w:ascii="Nirmala UI" w:hAnsi="Nirmala UI" w:cs="Nirmala UI"/>
-        </w:rPr>
-        <w:t>মডিউলের</w:t>
-      </w:r>
-      <w:r>
-        <w:t xml:space="preserve"> </w:t>
-      </w:r>
-      <w:r>
-        <w:rPr>
-          <w:rFonts w:ascii="Nirmala UI" w:hAnsi="Nirmala UI" w:cs="Nirmala UI"/>
-        </w:rPr>
-        <w:t>মাধ্যমে</w:t>
-      </w:r>
-      <w:r>
-        <w:t xml:space="preserve"> </w:t>
-      </w:r>
-      <w:r>
-        <w:rPr>
-          <w:rFonts w:ascii="Nirmala UI" w:hAnsi="Nirmala UI" w:cs="Nirmala UI"/>
-        </w:rPr>
-        <w:t>কানেক্ট</w:t>
-      </w:r>
-      <w:r>
-        <w:t xml:space="preserve"> </w:t>
-      </w:r>
-      <w:r>
-        <w:rPr>
-          <w:rFonts w:ascii="Nirmala UI" w:hAnsi="Nirmala UI" w:cs="Nirmala UI"/>
-        </w:rPr>
-        <w:t>করবো।</w:t>
-      </w:r>
-    </w:p>
-    <w:p>
-      <w:r>
-        <w:t>TypeScript</w:t>
-      </w:r>
-    </w:p>
-    <w:p>
-      <w:r>
-        <w:lastRenderedPageBreak/>
-        <w:t>import { Module } from '@nestjs/common';</w:t>
-      </w:r>
-    </w:p>
-    <w:p>
-      <w:r>
-        <w:t>import { UserController } from './user.controller';</w:t>
-      </w:r>
-    </w:p>
-    <w:p>
-      <w:r>
-        <w:t>import { UserService } from './user.service';</w:t>
-      </w:r>
-    </w:p>
-    <w:p/>
-    <w:p>
-      <w:r>
-        <w:t>@Module({</w:t>
+        <w:t>@</w:t>
+      </w:r>
+      <w:proofErr w:type="gramStart"/>
+      <w:r>
+        <w:t>Module(</w:t>
+      </w:r>
+      <w:proofErr w:type="gramEnd"/>
+      <w:r>
+        <w:t>{</w:t>
       </w:r>
     </w:p>
     <w:p>
@@ -1873,7 +2135,7 @@
     <w:p>
       <w:r>
         <w:pict w14:anchorId="7C843EC8">
-          <v:rect id="_x0000_i1092" style="width:468pt;height:1.2pt" o:hralign="center" o:hrstd="t" o:hrnoshade="t" o:hr="t" fillcolor="gray" stroked="f"/>
+          <v:rect id="_x0000_i1026" style="width:468pt;height:1.2pt" o:hralign="center" o:hrstd="t" o:hrnoshade="t" o:hr="t" fillcolor="gray" stroked="f"/>
         </w:pict>
       </w:r>
     </w:p>
@@ -2449,6 +2711,27 @@
           <w:b/>
           <w:bCs/>
         </w:rPr>
+        <w:br w:type="page"/>
+      </w:r>
+    </w:p>
+    <w:p>
+      <w:pPr>
+        <w:jc w:val="center"/>
+        <w:rPr>
+          <w:b/>
+          <w:bCs/>
+          <w:sz w:val="36"/>
+          <w:szCs w:val="36"/>
+        </w:rPr>
+      </w:pPr>
+      <w:r>
+        <w:rPr>
+          <w:b/>
+          <w:bCs/>
+          <w:sz w:val="36"/>
+          <w:szCs w:val="36"/>
+        </w:rPr>
+        <w:lastRenderedPageBreak/>
         <w:t>How To Create Module?</w:t>
       </w:r>
     </w:p>
@@ -2710,9 +2993,8 @@
     </w:p>
     <w:p>
       <w:r>
-        <w:lastRenderedPageBreak/>
         <w:pict w14:anchorId="7869787D">
-          <v:rect id="_x0000_i1093" style="width:468pt;height:1.2pt" o:hralign="center" o:hrstd="t" o:hrnoshade="t" o:hr="t" fillcolor="gray" stroked="f"/>
+          <v:rect id="_x0000_i1027" style="width:468pt;height:1.2pt" o:hralign="center" o:hrstd="t" o:hrnoshade="t" o:hr="t" fillcolor="gray" stroked="f"/>
         </w:pict>
       </w:r>
     </w:p>
@@ -2991,8 +3273,13 @@
       </w:r>
     </w:p>
     <w:p>
-      <w:r>
-        <w:t>nest generate module user</w:t>
+      <w:proofErr w:type="gramStart"/>
+      <w:r>
+        <w:t>nest</w:t>
+      </w:r>
+      <w:proofErr w:type="gramEnd"/>
+      <w:r>
+        <w:t xml:space="preserve"> generate module user</w:t>
       </w:r>
     </w:p>
     <w:p>
@@ -3157,7 +3444,15 @@
         <w:t>ভেতরে</w:t>
       </w:r>
       <w:r>
-        <w:t xml:space="preserve"> user.module.ts </w:t>
+        <w:t xml:space="preserve"> </w:t>
+      </w:r>
+      <w:proofErr w:type="gramStart"/>
+      <w:r>
+        <w:t>user.module</w:t>
+      </w:r>
+      <w:proofErr w:type="gramEnd"/>
+      <w:r>
+        <w:t xml:space="preserve">.ts </w:t>
       </w:r>
       <w:r>
         <w:rPr>
@@ -3225,7 +3520,15 @@
         <w:t>মেইন</w:t>
       </w:r>
       <w:r>
-        <w:t xml:space="preserve"> app.module.ts-</w:t>
+        <w:t xml:space="preserve"> </w:t>
+      </w:r>
+      <w:proofErr w:type="gramStart"/>
+      <w:r>
+        <w:t>app.module</w:t>
+      </w:r>
+      <w:proofErr w:type="gramEnd"/>
+      <w:r>
+        <w:t>.ts-</w:t>
       </w:r>
       <w:r>
         <w:rPr>
@@ -3273,7 +3576,7 @@
     <w:p>
       <w:r>
         <w:pict w14:anchorId="01403ABE">
-          <v:rect id="_x0000_i1094" style="width:468pt;height:1.2pt" o:hralign="center" o:hrstd="t" o:hrnoshade="t" o:hr="t" fillcolor="gray" stroked="f"/>
+          <v:rect id="_x0000_i1028" style="width:468pt;height:1.2pt" o:hralign="center" o:hrstd="t" o:hrnoshade="t" o:hr="t" fillcolor="gray" stroked="f"/>
         </w:pict>
       </w:r>
     </w:p>
@@ -3617,7 +3920,15 @@
         <w:t>যেমন</w:t>
       </w:r>
       <w:r>
-        <w:t>: order.module.ts</w:t>
+        <w:t xml:space="preserve">: </w:t>
+      </w:r>
+      <w:proofErr w:type="gramStart"/>
+      <w:r>
+        <w:t>order.module</w:t>
+      </w:r>
+      <w:proofErr w:type="gramEnd"/>
+      <w:r>
+        <w:t>.ts</w:t>
       </w:r>
       <w:r>
         <w:rPr>
@@ -3745,17 +4056,34 @@
     </w:p>
     <w:p>
       <w:r>
+        <w:lastRenderedPageBreak/>
         <w:t>TypeScript</w:t>
       </w:r>
     </w:p>
     <w:p>
       <w:r>
-        <w:t>import { Module } from '@nestjs/common';</w:t>
-      </w:r>
-    </w:p>
-    <w:p>
-      <w:r>
-        <w:t xml:space="preserve">import { OrderController } from './order.controller'; // </w:t>
+        <w:t xml:space="preserve">import </w:t>
+      </w:r>
+      <w:proofErr w:type="gramStart"/>
+      <w:r>
+        <w:t>{ Module</w:t>
+      </w:r>
+      <w:proofErr w:type="gramEnd"/>
+      <w:r>
+        <w:t xml:space="preserve"> } from '@nestjs/common';</w:t>
+      </w:r>
+    </w:p>
+    <w:p>
+      <w:r>
+        <w:t xml:space="preserve">import </w:t>
+      </w:r>
+      <w:proofErr w:type="gramStart"/>
+      <w:r>
+        <w:t>{ OrderController</w:t>
+      </w:r>
+      <w:proofErr w:type="gramEnd"/>
+      <w:r>
+        <w:t xml:space="preserve"> } from './order.controller'; // </w:t>
       </w:r>
       <w:r>
         <w:rPr>
@@ -3775,7 +4103,23 @@
     </w:p>
     <w:p>
       <w:r>
-        <w:t xml:space="preserve">import { OrderService } from './order.service';       // </w:t>
+        <w:t xml:space="preserve">import </w:t>
+      </w:r>
+      <w:proofErr w:type="gramStart"/>
+      <w:r>
+        <w:t>{ OrderService</w:t>
+      </w:r>
+      <w:proofErr w:type="gramEnd"/>
+      <w:r>
+        <w:t xml:space="preserve"> } from './order.service</w:t>
+      </w:r>
+      <w:proofErr w:type="gramStart"/>
+      <w:r>
+        <w:t xml:space="preserve">';   </w:t>
+      </w:r>
+      <w:proofErr w:type="gramEnd"/>
+      <w:r>
+        <w:t xml:space="preserve">    // </w:t>
       </w:r>
       <w:r>
         <w:rPr>
@@ -3796,73 +4140,1608 @@
     <w:p/>
     <w:p>
       <w:r>
+        <w:t>@</w:t>
+      </w:r>
+      <w:proofErr w:type="gramStart"/>
+      <w:r>
+        <w:t>Module(</w:t>
+      </w:r>
+      <w:proofErr w:type="gramEnd"/>
+      <w:r>
+        <w:t>{</w:t>
+      </w:r>
+    </w:p>
+    <w:p>
+      <w:r>
+        <w:t xml:space="preserve">  imports: [</w:t>
+      </w:r>
+      <w:proofErr w:type="gramStart"/>
+      <w:r>
+        <w:t xml:space="preserve">],   </w:t>
+      </w:r>
+      <w:proofErr w:type="gramEnd"/>
+      <w:r>
+        <w:t xml:space="preserve">       // </w:t>
+      </w:r>
+      <w:r>
+        <w:rPr>
+          <w:rFonts w:ascii="Nirmala UI" w:hAnsi="Nirmala UI" w:cs="Nirmala UI"/>
+        </w:rPr>
+        <w:t>অন্য</w:t>
+      </w:r>
+      <w:r>
+        <w:t xml:space="preserve"> </w:t>
+      </w:r>
+      <w:r>
+        <w:rPr>
+          <w:rFonts w:ascii="Nirmala UI" w:hAnsi="Nirmala UI" w:cs="Nirmala UI"/>
+        </w:rPr>
+        <w:t>কোনো</w:t>
+      </w:r>
+      <w:r>
+        <w:t xml:space="preserve"> </w:t>
+      </w:r>
+      <w:r>
+        <w:rPr>
+          <w:rFonts w:ascii="Nirmala UI" w:hAnsi="Nirmala UI" w:cs="Nirmala UI"/>
+        </w:rPr>
+        <w:t>মডিউলের</w:t>
+      </w:r>
+      <w:r>
+        <w:t xml:space="preserve"> </w:t>
+      </w:r>
+      <w:r>
+        <w:rPr>
+          <w:rFonts w:ascii="Nirmala UI" w:hAnsi="Nirmala UI" w:cs="Nirmala UI"/>
+        </w:rPr>
+        <w:t>প্রয়োজন</w:t>
+      </w:r>
+      <w:r>
+        <w:t xml:space="preserve"> </w:t>
+      </w:r>
+      <w:r>
+        <w:rPr>
+          <w:rFonts w:ascii="Nirmala UI" w:hAnsi="Nirmala UI" w:cs="Nirmala UI"/>
+        </w:rPr>
+        <w:t>হলে</w:t>
+      </w:r>
+      <w:r>
+        <w:t xml:space="preserve"> </w:t>
+      </w:r>
+      <w:r>
+        <w:rPr>
+          <w:rFonts w:ascii="Nirmala UI" w:hAnsi="Nirmala UI" w:cs="Nirmala UI"/>
+        </w:rPr>
+        <w:t>এখানে</w:t>
+      </w:r>
+      <w:r>
+        <w:t xml:space="preserve"> </w:t>
+      </w:r>
+      <w:r>
+        <w:rPr>
+          <w:rFonts w:ascii="Nirmala UI" w:hAnsi="Nirmala UI" w:cs="Nirmala UI"/>
+        </w:rPr>
+        <w:t>দিতে</w:t>
+      </w:r>
+      <w:r>
+        <w:t xml:space="preserve"> </w:t>
+      </w:r>
+      <w:r>
+        <w:rPr>
+          <w:rFonts w:ascii="Nirmala UI" w:hAnsi="Nirmala UI" w:cs="Nirmala UI"/>
+        </w:rPr>
+        <w:t>হয়</w:t>
+      </w:r>
+    </w:p>
+    <w:p>
+      <w:r>
+        <w:t xml:space="preserve">  controllers: [OrderController], // </w:t>
+      </w:r>
+      <w:r>
+        <w:rPr>
+          <w:rFonts w:ascii="Nirmala UI" w:hAnsi="Nirmala UI" w:cs="Nirmala UI"/>
+        </w:rPr>
+        <w:t>এই</w:t>
+      </w:r>
+      <w:r>
+        <w:t xml:space="preserve"> </w:t>
+      </w:r>
+      <w:r>
+        <w:rPr>
+          <w:rFonts w:ascii="Nirmala UI" w:hAnsi="Nirmala UI" w:cs="Nirmala UI"/>
+        </w:rPr>
+        <w:t>মডিউলের</w:t>
+      </w:r>
+      <w:r>
+        <w:t xml:space="preserve"> </w:t>
+      </w:r>
+      <w:r>
+        <w:rPr>
+          <w:rFonts w:ascii="Nirmala UI" w:hAnsi="Nirmala UI" w:cs="Nirmala UI"/>
+        </w:rPr>
+        <w:t>কন্ট্রোলারগুলো</w:t>
+      </w:r>
+      <w:r>
+        <w:t xml:space="preserve"> </w:t>
+      </w:r>
+      <w:r>
+        <w:rPr>
+          <w:rFonts w:ascii="Nirmala UI" w:hAnsi="Nirmala UI" w:cs="Nirmala UI"/>
+        </w:rPr>
+        <w:t>এখানে</w:t>
+      </w:r>
+      <w:r>
+        <w:t xml:space="preserve"> </w:t>
+      </w:r>
+      <w:r>
+        <w:rPr>
+          <w:rFonts w:ascii="Nirmala UI" w:hAnsi="Nirmala UI" w:cs="Nirmala UI"/>
+        </w:rPr>
+        <w:t>থাকে</w:t>
+      </w:r>
+    </w:p>
+    <w:p>
+      <w:r>
+        <w:t xml:space="preserve">  providers: [OrderService</w:t>
+      </w:r>
+      <w:proofErr w:type="gramStart"/>
+      <w:r>
+        <w:t xml:space="preserve">],   </w:t>
+      </w:r>
+      <w:proofErr w:type="gramEnd"/>
+      <w:r>
+        <w:t xml:space="preserve">  // </w:t>
+      </w:r>
+      <w:r>
+        <w:rPr>
+          <w:rFonts w:ascii="Nirmala UI" w:hAnsi="Nirmala UI" w:cs="Nirmala UI"/>
+        </w:rPr>
+        <w:t>এই</w:t>
+      </w:r>
+      <w:r>
+        <w:t xml:space="preserve"> </w:t>
+      </w:r>
+      <w:r>
+        <w:rPr>
+          <w:rFonts w:ascii="Nirmala UI" w:hAnsi="Nirmala UI" w:cs="Nirmala UI"/>
+        </w:rPr>
+        <w:t>মডিউলের</w:t>
+      </w:r>
+      <w:r>
+        <w:t xml:space="preserve"> </w:t>
+      </w:r>
+      <w:r>
+        <w:rPr>
+          <w:rFonts w:ascii="Nirmala UI" w:hAnsi="Nirmala UI" w:cs="Nirmala UI"/>
+        </w:rPr>
+        <w:t>সার্ভিসগুলো</w:t>
+      </w:r>
+      <w:r>
+        <w:t xml:space="preserve"> </w:t>
+      </w:r>
+      <w:r>
+        <w:rPr>
+          <w:rFonts w:ascii="Nirmala UI" w:hAnsi="Nirmala UI" w:cs="Nirmala UI"/>
+        </w:rPr>
+        <w:t>এখানে</w:t>
+      </w:r>
+      <w:r>
+        <w:t xml:space="preserve"> </w:t>
+      </w:r>
+      <w:r>
+        <w:rPr>
+          <w:rFonts w:ascii="Nirmala UI" w:hAnsi="Nirmala UI" w:cs="Nirmala UI"/>
+        </w:rPr>
+        <w:t>থাকে</w:t>
+      </w:r>
+    </w:p>
+    <w:p>
+      <w:r>
+        <w:t xml:space="preserve">  exports: [</w:t>
+      </w:r>
+      <w:proofErr w:type="gramStart"/>
+      <w:r>
+        <w:t xml:space="preserve">OrderService]   </w:t>
+      </w:r>
+      <w:proofErr w:type="gramEnd"/>
+      <w:r>
+        <w:t xml:space="preserve">     // </w:t>
+      </w:r>
+      <w:r>
+        <w:rPr>
+          <w:rFonts w:ascii="Nirmala UI" w:hAnsi="Nirmala UI" w:cs="Nirmala UI"/>
+        </w:rPr>
+        <w:t>যদি</w:t>
+      </w:r>
+      <w:r>
+        <w:t xml:space="preserve"> </w:t>
+      </w:r>
+      <w:r>
+        <w:rPr>
+          <w:rFonts w:ascii="Nirmala UI" w:hAnsi="Nirmala UI" w:cs="Nirmala UI"/>
+        </w:rPr>
+        <w:t>এই</w:t>
+      </w:r>
+      <w:r>
+        <w:t xml:space="preserve"> </w:t>
+      </w:r>
+      <w:r>
+        <w:rPr>
+          <w:rFonts w:ascii="Nirmala UI" w:hAnsi="Nirmala UI" w:cs="Nirmala UI"/>
+        </w:rPr>
+        <w:t>সার্ভিস</w:t>
+      </w:r>
+      <w:r>
+        <w:t xml:space="preserve"> </w:t>
+      </w:r>
+      <w:r>
+        <w:rPr>
+          <w:rFonts w:ascii="Nirmala UI" w:hAnsi="Nirmala UI" w:cs="Nirmala UI"/>
+        </w:rPr>
+        <w:t>অন্য</w:t>
+      </w:r>
+      <w:r>
+        <w:t xml:space="preserve"> </w:t>
+      </w:r>
+      <w:r>
+        <w:rPr>
+          <w:rFonts w:ascii="Nirmala UI" w:hAnsi="Nirmala UI" w:cs="Nirmala UI"/>
+        </w:rPr>
+        <w:t>মডিউলে</w:t>
+      </w:r>
+      <w:r>
+        <w:t xml:space="preserve"> </w:t>
+      </w:r>
+      <w:r>
+        <w:rPr>
+          <w:rFonts w:ascii="Nirmala UI" w:hAnsi="Nirmala UI" w:cs="Nirmala UI"/>
+        </w:rPr>
+        <w:t>ব্যবহার</w:t>
+      </w:r>
+      <w:r>
+        <w:t xml:space="preserve"> </w:t>
+      </w:r>
+      <w:r>
+        <w:rPr>
+          <w:rFonts w:ascii="Nirmala UI" w:hAnsi="Nirmala UI" w:cs="Nirmala UI"/>
+        </w:rPr>
+        <w:t>করতে</w:t>
+      </w:r>
+      <w:r>
+        <w:t xml:space="preserve"> </w:t>
+      </w:r>
+      <w:r>
+        <w:rPr>
+          <w:rFonts w:ascii="Nirmala UI" w:hAnsi="Nirmala UI" w:cs="Nirmala UI"/>
+        </w:rPr>
+        <w:t>চান</w:t>
+      </w:r>
+    </w:p>
+    <w:p>
+      <w:r>
+        <w:t>})</w:t>
+      </w:r>
+    </w:p>
+    <w:p>
+      <w:r>
+        <w:t>export class OrderModule {}</w:t>
+      </w:r>
+    </w:p>
+    <w:p>
+      <w:pPr>
+        <w:rPr>
+          <w:b/>
+          <w:bCs/>
+        </w:rPr>
+      </w:pPr>
+      <w:r>
+        <w:rPr>
+          <w:rFonts w:ascii="Nirmala UI" w:hAnsi="Nirmala UI" w:cs="Nirmala UI"/>
+          <w:b/>
+          <w:bCs/>
+        </w:rPr>
+        <w:t>ধাপ</w:t>
+      </w:r>
+      <w:r>
+        <w:rPr>
+          <w:b/>
+          <w:bCs/>
+        </w:rPr>
+        <w:t xml:space="preserve"> </w:t>
+      </w:r>
+      <w:r>
+        <w:rPr>
+          <w:rFonts w:ascii="Nirmala UI" w:hAnsi="Nirmala UI" w:cs="Nirmala UI"/>
+          <w:b/>
+          <w:bCs/>
+        </w:rPr>
+        <w:t>৩</w:t>
+      </w:r>
+      <w:r>
+        <w:rPr>
+          <w:b/>
+          <w:bCs/>
+        </w:rPr>
+        <w:t xml:space="preserve">: </w:t>
+      </w:r>
+      <w:r>
+        <w:rPr>
+          <w:rFonts w:ascii="Nirmala UI" w:hAnsi="Nirmala UI" w:cs="Nirmala UI"/>
+          <w:b/>
+          <w:bCs/>
+        </w:rPr>
+        <w:t>রুট</w:t>
+      </w:r>
+      <w:r>
+        <w:rPr>
+          <w:b/>
+          <w:bCs/>
+        </w:rPr>
+        <w:t xml:space="preserve"> </w:t>
+      </w:r>
+      <w:r>
+        <w:rPr>
+          <w:rFonts w:ascii="Nirmala UI" w:hAnsi="Nirmala UI" w:cs="Nirmala UI"/>
+          <w:b/>
+          <w:bCs/>
+        </w:rPr>
+        <w:t>মডিউলে</w:t>
+      </w:r>
+      <w:r>
+        <w:rPr>
+          <w:b/>
+          <w:bCs/>
+        </w:rPr>
+        <w:t xml:space="preserve"> (Root Module) </w:t>
+      </w:r>
+      <w:r>
+        <w:rPr>
+          <w:rFonts w:ascii="Nirmala UI" w:hAnsi="Nirmala UI" w:cs="Nirmala UI"/>
+          <w:b/>
+          <w:bCs/>
+        </w:rPr>
+        <w:t>রেজিস্টার</w:t>
+      </w:r>
+      <w:r>
+        <w:rPr>
+          <w:b/>
+          <w:bCs/>
+        </w:rPr>
+        <w:t xml:space="preserve"> </w:t>
+      </w:r>
+      <w:r>
+        <w:rPr>
+          <w:rFonts w:ascii="Nirmala UI" w:hAnsi="Nirmala UI" w:cs="Nirmala UI"/>
+          <w:b/>
+          <w:bCs/>
+        </w:rPr>
+        <w:t>করা</w:t>
+      </w:r>
+    </w:p>
+    <w:p>
+      <w:r>
+        <w:rPr>
+          <w:rFonts w:ascii="Nirmala UI" w:hAnsi="Nirmala UI" w:cs="Nirmala UI"/>
+        </w:rPr>
+        <w:t>আপনার</w:t>
+      </w:r>
+      <w:r>
+        <w:t xml:space="preserve"> </w:t>
+      </w:r>
+      <w:r>
+        <w:rPr>
+          <w:rFonts w:ascii="Nirmala UI" w:hAnsi="Nirmala UI" w:cs="Nirmala UI"/>
+        </w:rPr>
+        <w:t>তৈরি</w:t>
+      </w:r>
+      <w:r>
+        <w:t xml:space="preserve"> </w:t>
+      </w:r>
+      <w:r>
+        <w:rPr>
+          <w:rFonts w:ascii="Nirmala UI" w:hAnsi="Nirmala UI" w:cs="Nirmala UI"/>
+        </w:rPr>
+        <w:t>করা</w:t>
+      </w:r>
+      <w:r>
+        <w:t xml:space="preserve"> </w:t>
+      </w:r>
+      <w:r>
+        <w:rPr>
+          <w:rFonts w:ascii="Nirmala UI" w:hAnsi="Nirmala UI" w:cs="Nirmala UI"/>
+        </w:rPr>
+        <w:t>নতুন</w:t>
+      </w:r>
+      <w:r>
+        <w:t xml:space="preserve"> </w:t>
+      </w:r>
+      <w:r>
+        <w:rPr>
+          <w:rFonts w:ascii="Nirmala UI" w:hAnsi="Nirmala UI" w:cs="Nirmala UI"/>
+        </w:rPr>
+        <w:t>মডিউলটি</w:t>
+      </w:r>
+      <w:r>
+        <w:t xml:space="preserve"> </w:t>
+      </w:r>
+      <w:r>
+        <w:rPr>
+          <w:rFonts w:ascii="Nirmala UI" w:hAnsi="Nirmala UI" w:cs="Nirmala UI"/>
+        </w:rPr>
+        <w:t>কাজ</w:t>
+      </w:r>
+      <w:r>
+        <w:t xml:space="preserve"> </w:t>
+      </w:r>
+      <w:r>
+        <w:rPr>
+          <w:rFonts w:ascii="Nirmala UI" w:hAnsi="Nirmala UI" w:cs="Nirmala UI"/>
+        </w:rPr>
+        <w:t>করানোর</w:t>
+      </w:r>
+      <w:r>
+        <w:t xml:space="preserve"> </w:t>
+      </w:r>
+      <w:r>
+        <w:rPr>
+          <w:rFonts w:ascii="Nirmala UI" w:hAnsi="Nirmala UI" w:cs="Nirmala UI"/>
+        </w:rPr>
+        <w:t>জন্য</w:t>
+      </w:r>
+      <w:r>
+        <w:t xml:space="preserve"> </w:t>
+      </w:r>
+      <w:r>
+        <w:rPr>
+          <w:rFonts w:ascii="Nirmala UI" w:hAnsi="Nirmala UI" w:cs="Nirmala UI"/>
+        </w:rPr>
+        <w:t>অবশ্যই</w:t>
+      </w:r>
+      <w:r>
+        <w:t xml:space="preserve"> </w:t>
+      </w:r>
+      <w:r>
+        <w:rPr>
+          <w:rFonts w:ascii="Nirmala UI" w:hAnsi="Nirmala UI" w:cs="Nirmala UI"/>
+        </w:rPr>
+        <w:t>সেটিকে</w:t>
+      </w:r>
+      <w:r>
+        <w:t xml:space="preserve"> </w:t>
+      </w:r>
+      <w:proofErr w:type="gramStart"/>
+      <w:r>
+        <w:t>app.module</w:t>
+      </w:r>
+      <w:proofErr w:type="gramEnd"/>
+      <w:r>
+        <w:t>.ts-</w:t>
+      </w:r>
+      <w:r>
+        <w:rPr>
+          <w:rFonts w:ascii="Nirmala UI" w:hAnsi="Nirmala UI" w:cs="Nirmala UI"/>
+        </w:rPr>
+        <w:t>এ</w:t>
+      </w:r>
+      <w:r>
+        <w:t xml:space="preserve"> </w:t>
+      </w:r>
+      <w:r>
+        <w:rPr>
+          <w:rFonts w:ascii="Nirmala UI" w:hAnsi="Nirmala UI" w:cs="Nirmala UI"/>
+        </w:rPr>
+        <w:t>যুক্ত</w:t>
+      </w:r>
+      <w:r>
+        <w:t xml:space="preserve"> </w:t>
+      </w:r>
+      <w:r>
+        <w:rPr>
+          <w:rFonts w:ascii="Nirmala UI" w:hAnsi="Nirmala UI" w:cs="Nirmala UI"/>
+        </w:rPr>
+        <w:t>করতে</w:t>
+      </w:r>
+      <w:r>
+        <w:t xml:space="preserve"> </w:t>
+      </w:r>
+      <w:r>
+        <w:rPr>
+          <w:rFonts w:ascii="Nirmala UI" w:hAnsi="Nirmala UI" w:cs="Nirmala UI"/>
+        </w:rPr>
+        <w:t>হবে।</w:t>
+      </w:r>
+    </w:p>
+    <w:p>
+      <w:r>
+        <w:t>TypeScript</w:t>
+      </w:r>
+    </w:p>
+    <w:p>
+      <w:r>
+        <w:t xml:space="preserve">import </w:t>
+      </w:r>
+      <w:proofErr w:type="gramStart"/>
+      <w:r>
+        <w:t>{ Module</w:t>
+      </w:r>
+      <w:proofErr w:type="gramEnd"/>
+      <w:r>
+        <w:t xml:space="preserve"> } from '@nestjs/common';</w:t>
+      </w:r>
+    </w:p>
+    <w:p>
+      <w:r>
+        <w:t xml:space="preserve">import </w:t>
+      </w:r>
+      <w:proofErr w:type="gramStart"/>
+      <w:r>
+        <w:t>{ OrderModule</w:t>
+      </w:r>
+      <w:proofErr w:type="gramEnd"/>
+      <w:r>
+        <w:t xml:space="preserve"> } from './order/order.module'; // </w:t>
+      </w:r>
+      <w:r>
+        <w:rPr>
+          <w:rFonts w:ascii="Nirmala UI" w:hAnsi="Nirmala UI" w:cs="Nirmala UI"/>
+        </w:rPr>
+        <w:t>ইমপোর্ট</w:t>
+      </w:r>
+      <w:r>
+        <w:t xml:space="preserve"> </w:t>
+      </w:r>
+      <w:r>
+        <w:rPr>
+          <w:rFonts w:ascii="Nirmala UI" w:hAnsi="Nirmala UI" w:cs="Nirmala UI"/>
+        </w:rPr>
+        <w:t>করুন</w:t>
+      </w:r>
+    </w:p>
+    <w:p/>
+    <w:p>
+      <w:r>
+        <w:t>@</w:t>
+      </w:r>
+      <w:proofErr w:type="gramStart"/>
+      <w:r>
+        <w:t>Module(</w:t>
+      </w:r>
+      <w:proofErr w:type="gramEnd"/>
+      <w:r>
+        <w:t>{</w:t>
+      </w:r>
+    </w:p>
+    <w:p>
+      <w:r>
+        <w:t xml:space="preserve">  imports: [OrderModule], // </w:t>
+      </w:r>
+      <w:r>
+        <w:rPr>
+          <w:rFonts w:ascii="Nirmala UI" w:hAnsi="Nirmala UI" w:cs="Nirmala UI"/>
+        </w:rPr>
+        <w:t>এখানে</w:t>
+      </w:r>
+      <w:r>
+        <w:t xml:space="preserve"> </w:t>
+      </w:r>
+      <w:r>
+        <w:rPr>
+          <w:rFonts w:ascii="Nirmala UI" w:hAnsi="Nirmala UI" w:cs="Nirmala UI"/>
+        </w:rPr>
+        <w:t>মডিউলটি</w:t>
+      </w:r>
+      <w:r>
+        <w:t xml:space="preserve"> </w:t>
+      </w:r>
+      <w:r>
+        <w:rPr>
+          <w:rFonts w:ascii="Nirmala UI" w:hAnsi="Nirmala UI" w:cs="Nirmala UI"/>
+        </w:rPr>
+        <w:t>যুক্ত</w:t>
+      </w:r>
+      <w:r>
+        <w:t xml:space="preserve"> </w:t>
+      </w:r>
+      <w:r>
+        <w:rPr>
+          <w:rFonts w:ascii="Nirmala UI" w:hAnsi="Nirmala UI" w:cs="Nirmala UI"/>
+        </w:rPr>
+        <w:t>করে</w:t>
+      </w:r>
+      <w:r>
+        <w:t xml:space="preserve"> </w:t>
+      </w:r>
+      <w:r>
+        <w:rPr>
+          <w:rFonts w:ascii="Nirmala UI" w:hAnsi="Nirmala UI" w:cs="Nirmala UI"/>
+        </w:rPr>
+        <w:t>দিন</w:t>
+      </w:r>
+    </w:p>
+    <w:p>
+      <w:r>
+        <w:t>})</w:t>
+      </w:r>
+    </w:p>
+    <w:p>
+      <w:r>
+        <w:t>export class AppModule {}</w:t>
+      </w:r>
+    </w:p>
+    <w:p>
+      <w:r>
+        <w:pict w14:anchorId="181A2AB9">
+          <v:rect id="_x0000_i1029" style="width:468pt;height:1.2pt" o:hralign="center" o:hrstd="t" o:hrnoshade="t" o:hr="t" fillcolor="gray" stroked="f"/>
+        </w:pict>
+      </w:r>
+    </w:p>
+    <w:p>
+      <w:pPr>
+        <w:rPr>
+          <w:b/>
+          <w:bCs/>
+        </w:rPr>
+      </w:pPr>
+      <w:r>
+        <w:rPr>
+          <w:rFonts w:ascii="Nirmala UI" w:hAnsi="Nirmala UI" w:cs="Nirmala UI"/>
+          <w:b/>
+          <w:bCs/>
+        </w:rPr>
+        <w:t>প্রো</w:t>
+      </w:r>
+      <w:r>
+        <w:rPr>
+          <w:b/>
+          <w:bCs/>
+        </w:rPr>
+        <w:t>-</w:t>
+      </w:r>
+      <w:r>
+        <w:rPr>
+          <w:rFonts w:ascii="Nirmala UI" w:hAnsi="Nirmala UI" w:cs="Nirmala UI"/>
+          <w:b/>
+          <w:bCs/>
+        </w:rPr>
+        <w:t>টিপ</w:t>
+      </w:r>
+      <w:r>
+        <w:rPr>
+          <w:b/>
+          <w:bCs/>
+        </w:rPr>
+        <w:t xml:space="preserve"> (Pro-Tip)</w:t>
+      </w:r>
+    </w:p>
+    <w:p>
+      <w:r>
+        <w:rPr>
+          <w:rFonts w:ascii="Nirmala UI" w:hAnsi="Nirmala UI" w:cs="Nirmala UI"/>
+        </w:rPr>
         <w:lastRenderedPageBreak/>
-        <w:t>@Module({</w:t>
-      </w:r>
-    </w:p>
-    <w:p>
-      <w:r>
-        <w:t xml:space="preserve">  imports: [],          // </w:t>
-      </w:r>
-      <w:r>
-        <w:rPr>
-          <w:rFonts w:ascii="Nirmala UI" w:hAnsi="Nirmala UI" w:cs="Nirmala UI"/>
-        </w:rPr>
-        <w:t>অন্য</w:t>
-      </w:r>
-      <w:r>
-        <w:t xml:space="preserve"> </w:t>
-      </w:r>
-      <w:r>
-        <w:rPr>
-          <w:rFonts w:ascii="Nirmala UI" w:hAnsi="Nirmala UI" w:cs="Nirmala UI"/>
-        </w:rPr>
-        <w:t>কোনো</w:t>
-      </w:r>
-      <w:r>
-        <w:t xml:space="preserve"> </w:t>
-      </w:r>
-      <w:r>
-        <w:rPr>
-          <w:rFonts w:ascii="Nirmala UI" w:hAnsi="Nirmala UI" w:cs="Nirmala UI"/>
-        </w:rPr>
-        <w:t>মডিউলের</w:t>
-      </w:r>
-      <w:r>
-        <w:t xml:space="preserve"> </w:t>
-      </w:r>
-      <w:r>
-        <w:rPr>
-          <w:rFonts w:ascii="Nirmala UI" w:hAnsi="Nirmala UI" w:cs="Nirmala UI"/>
-        </w:rPr>
-        <w:t>প্রয়োজন</w:t>
-      </w:r>
-      <w:r>
-        <w:t xml:space="preserve"> </w:t>
-      </w:r>
-      <w:r>
-        <w:rPr>
-          <w:rFonts w:ascii="Nirmala UI" w:hAnsi="Nirmala UI" w:cs="Nirmala UI"/>
-        </w:rPr>
-        <w:t>হলে</w:t>
-      </w:r>
-      <w:r>
-        <w:t xml:space="preserve"> </w:t>
-      </w:r>
-      <w:r>
-        <w:rPr>
-          <w:rFonts w:ascii="Nirmala UI" w:hAnsi="Nirmala UI" w:cs="Nirmala UI"/>
-        </w:rPr>
-        <w:t>এখানে</w:t>
-      </w:r>
-      <w:r>
-        <w:t xml:space="preserve"> </w:t>
-      </w:r>
-      <w:r>
-        <w:rPr>
-          <w:rFonts w:ascii="Nirmala UI" w:hAnsi="Nirmala UI" w:cs="Nirmala UI"/>
-        </w:rPr>
-        <w:t>দিতে</w:t>
+        <w:t>আপনি</w:t>
+      </w:r>
+      <w:r>
+        <w:t xml:space="preserve"> </w:t>
+      </w:r>
+      <w:r>
+        <w:rPr>
+          <w:rFonts w:ascii="Nirmala UI" w:hAnsi="Nirmala UI" w:cs="Nirmala UI"/>
+        </w:rPr>
+        <w:t>যদি</w:t>
+      </w:r>
+      <w:r>
+        <w:t xml:space="preserve"> </w:t>
+      </w:r>
+      <w:r>
+        <w:rPr>
+          <w:rFonts w:ascii="Nirmala UI" w:hAnsi="Nirmala UI" w:cs="Nirmala UI"/>
+        </w:rPr>
+        <w:t>একটি</w:t>
+      </w:r>
+      <w:r>
+        <w:t xml:space="preserve"> </w:t>
+      </w:r>
+      <w:r>
+        <w:rPr>
+          <w:rFonts w:ascii="Nirmala UI" w:hAnsi="Nirmala UI" w:cs="Nirmala UI"/>
+        </w:rPr>
+        <w:t>নতুন</w:t>
+      </w:r>
+      <w:r>
+        <w:t xml:space="preserve"> </w:t>
+      </w:r>
+      <w:r>
+        <w:rPr>
+          <w:rFonts w:ascii="Nirmala UI" w:hAnsi="Nirmala UI" w:cs="Nirmala UI"/>
+        </w:rPr>
+        <w:t>ফিচার</w:t>
+      </w:r>
+      <w:r>
+        <w:t xml:space="preserve"> (</w:t>
+      </w:r>
+      <w:r>
+        <w:rPr>
+          <w:rFonts w:ascii="Nirmala UI" w:hAnsi="Nirmala UI" w:cs="Nirmala UI"/>
+        </w:rPr>
+        <w:t>যেমন</w:t>
+      </w:r>
+      <w:r>
+        <w:t xml:space="preserve">: 'Admin') </w:t>
+      </w:r>
+      <w:r>
+        <w:rPr>
+          <w:rFonts w:ascii="Nirmala UI" w:hAnsi="Nirmala UI" w:cs="Nirmala UI"/>
+        </w:rPr>
+        <w:t>শুরু</w:t>
+      </w:r>
+      <w:r>
+        <w:t xml:space="preserve"> </w:t>
+      </w:r>
+      <w:r>
+        <w:rPr>
+          <w:rFonts w:ascii="Nirmala UI" w:hAnsi="Nirmala UI" w:cs="Nirmala UI"/>
+        </w:rPr>
+        <w:t>করেন</w:t>
+      </w:r>
+      <w:r>
+        <w:t xml:space="preserve">, </w:t>
+      </w:r>
+      <w:r>
+        <w:rPr>
+          <w:rFonts w:ascii="Nirmala UI" w:hAnsi="Nirmala UI" w:cs="Nirmala UI"/>
+        </w:rPr>
+        <w:t>তবে</w:t>
+      </w:r>
+      <w:r>
+        <w:t xml:space="preserve"> </w:t>
+      </w:r>
+      <w:r>
+        <w:rPr>
+          <w:rFonts w:ascii="Nirmala UI" w:hAnsi="Nirmala UI" w:cs="Nirmala UI"/>
+        </w:rPr>
+        <w:t>আপনি</w:t>
+      </w:r>
+      <w:r>
+        <w:t xml:space="preserve"> </w:t>
+      </w:r>
+      <w:r>
+        <w:rPr>
+          <w:rFonts w:ascii="Nirmala UI" w:hAnsi="Nirmala UI" w:cs="Nirmala UI"/>
+        </w:rPr>
+        <w:t>এক</w:t>
+      </w:r>
+      <w:r>
+        <w:t xml:space="preserve"> </w:t>
+      </w:r>
+      <w:r>
+        <w:rPr>
+          <w:rFonts w:ascii="Nirmala UI" w:hAnsi="Nirmala UI" w:cs="Nirmala UI"/>
+        </w:rPr>
+        <w:t>কমান্ডেই</w:t>
+      </w:r>
+      <w:r>
+        <w:t xml:space="preserve"> </w:t>
+      </w:r>
+      <w:r>
+        <w:rPr>
+          <w:rFonts w:ascii="Nirmala UI" w:hAnsi="Nirmala UI" w:cs="Nirmala UI"/>
+        </w:rPr>
+        <w:t>মডিউল</w:t>
+      </w:r>
+      <w:r>
+        <w:t xml:space="preserve">, </w:t>
+      </w:r>
+      <w:r>
+        <w:rPr>
+          <w:rFonts w:ascii="Nirmala UI" w:hAnsi="Nirmala UI" w:cs="Nirmala UI"/>
+        </w:rPr>
+        <w:t>কন্ট্রোলার</w:t>
+      </w:r>
+      <w:r>
+        <w:t xml:space="preserve"> </w:t>
+      </w:r>
+      <w:r>
+        <w:rPr>
+          <w:rFonts w:ascii="Nirmala UI" w:hAnsi="Nirmala UI" w:cs="Nirmala UI"/>
+        </w:rPr>
+        <w:t>এবং</w:t>
+      </w:r>
+      <w:r>
+        <w:t xml:space="preserve"> </w:t>
+      </w:r>
+      <w:r>
+        <w:rPr>
+          <w:rFonts w:ascii="Nirmala UI" w:hAnsi="Nirmala UI" w:cs="Nirmala UI"/>
+        </w:rPr>
+        <w:t>সার্ভিস</w:t>
+      </w:r>
+      <w:r>
+        <w:t xml:space="preserve"> </w:t>
+      </w:r>
+      <w:r>
+        <w:rPr>
+          <w:rFonts w:ascii="Nirmala UI" w:hAnsi="Nirmala UI" w:cs="Nirmala UI"/>
+        </w:rPr>
+        <w:t>তৈরি</w:t>
+      </w:r>
+      <w:r>
+        <w:t xml:space="preserve"> </w:t>
+      </w:r>
+      <w:r>
+        <w:rPr>
+          <w:rFonts w:ascii="Nirmala UI" w:hAnsi="Nirmala UI" w:cs="Nirmala UI"/>
+        </w:rPr>
+        <w:t>করে</w:t>
+      </w:r>
+      <w:r>
+        <w:t xml:space="preserve"> </w:t>
+      </w:r>
+      <w:r>
+        <w:rPr>
+          <w:rFonts w:ascii="Nirmala UI" w:hAnsi="Nirmala UI" w:cs="Nirmala UI"/>
+        </w:rPr>
+        <w:t>ফেলতে</w:t>
+      </w:r>
+      <w:r>
+        <w:t xml:space="preserve"> </w:t>
+      </w:r>
+      <w:r>
+        <w:rPr>
+          <w:rFonts w:ascii="Nirmala UI" w:hAnsi="Nirmala UI" w:cs="Nirmala UI"/>
+        </w:rPr>
+        <w:t>পারেন</w:t>
+      </w:r>
+      <w:r>
+        <w:t>:</w:t>
+      </w:r>
+    </w:p>
+    <w:p>
+      <w:r>
+        <w:t>Bash</w:t>
+      </w:r>
+    </w:p>
+    <w:p>
+      <w:proofErr w:type="gramStart"/>
+      <w:r>
+        <w:t>nest</w:t>
+      </w:r>
+      <w:proofErr w:type="gramEnd"/>
+      <w:r>
+        <w:t xml:space="preserve"> generate resource admin</w:t>
+      </w:r>
+    </w:p>
+    <w:p>
+      <w:r>
+        <w:rPr>
+          <w:rFonts w:ascii="Nirmala UI" w:hAnsi="Nirmala UI" w:cs="Nirmala UI"/>
+        </w:rPr>
+        <w:t>এই</w:t>
+      </w:r>
+      <w:r>
+        <w:t xml:space="preserve"> </w:t>
+      </w:r>
+      <w:r>
+        <w:rPr>
+          <w:rFonts w:ascii="Nirmala UI" w:hAnsi="Nirmala UI" w:cs="Nirmala UI"/>
+        </w:rPr>
+        <w:t>কমান্ডটি</w:t>
+      </w:r>
+      <w:r>
+        <w:t xml:space="preserve"> </w:t>
+      </w:r>
+      <w:r>
+        <w:rPr>
+          <w:rFonts w:ascii="Nirmala UI" w:hAnsi="Nirmala UI" w:cs="Nirmala UI"/>
+        </w:rPr>
+        <w:t>দিলে</w:t>
+      </w:r>
+      <w:r>
+        <w:t xml:space="preserve"> NestJS </w:t>
+      </w:r>
+      <w:r>
+        <w:rPr>
+          <w:rFonts w:ascii="Nirmala UI" w:hAnsi="Nirmala UI" w:cs="Nirmala UI"/>
+        </w:rPr>
+        <w:t>আপনার</w:t>
+      </w:r>
+      <w:r>
+        <w:t xml:space="preserve"> </w:t>
+      </w:r>
+      <w:r>
+        <w:rPr>
+          <w:rFonts w:ascii="Nirmala UI" w:hAnsi="Nirmala UI" w:cs="Nirmala UI"/>
+        </w:rPr>
+        <w:t>জন্য</w:t>
+      </w:r>
+      <w:r>
+        <w:t xml:space="preserve"> </w:t>
+      </w:r>
+      <w:r>
+        <w:rPr>
+          <w:rFonts w:ascii="Nirmala UI" w:hAnsi="Nirmala UI" w:cs="Nirmala UI"/>
+        </w:rPr>
+        <w:t>পুরো</w:t>
+      </w:r>
+      <w:r>
+        <w:t xml:space="preserve"> </w:t>
+      </w:r>
+      <w:r>
+        <w:rPr>
+          <w:rFonts w:ascii="Nirmala UI" w:hAnsi="Nirmala UI" w:cs="Nirmala UI"/>
+        </w:rPr>
+        <w:t>একটি</w:t>
+      </w:r>
+      <w:r>
+        <w:t xml:space="preserve"> </w:t>
+      </w:r>
+      <w:r>
+        <w:rPr>
+          <w:b/>
+          <w:bCs/>
+        </w:rPr>
+        <w:t>CRUD (Create, Read, Update, Delete)</w:t>
+      </w:r>
+      <w:r>
+        <w:t xml:space="preserve"> </w:t>
+      </w:r>
+      <w:r>
+        <w:rPr>
+          <w:rFonts w:ascii="Nirmala UI" w:hAnsi="Nirmala UI" w:cs="Nirmala UI"/>
+        </w:rPr>
+        <w:t>স্ট্রাকচার</w:t>
+      </w:r>
+      <w:r>
+        <w:t xml:space="preserve"> </w:t>
+      </w:r>
+      <w:r>
+        <w:rPr>
+          <w:rFonts w:ascii="Nirmala UI" w:hAnsi="Nirmala UI" w:cs="Nirmala UI"/>
+        </w:rPr>
+        <w:t>তৈরি</w:t>
+      </w:r>
+      <w:r>
+        <w:t xml:space="preserve"> </w:t>
+      </w:r>
+      <w:r>
+        <w:rPr>
+          <w:rFonts w:ascii="Nirmala UI" w:hAnsi="Nirmala UI" w:cs="Nirmala UI"/>
+        </w:rPr>
+        <w:t>করে</w:t>
+      </w:r>
+      <w:r>
+        <w:t xml:space="preserve"> </w:t>
+      </w:r>
+      <w:r>
+        <w:rPr>
+          <w:rFonts w:ascii="Nirmala UI" w:hAnsi="Nirmala UI" w:cs="Nirmala UI"/>
+        </w:rPr>
+        <w:t>দেবে।</w:t>
+      </w:r>
+    </w:p>
+    <w:p>
+      <w:pPr>
+        <w:rPr>
+          <w:b/>
+          <w:bCs/>
+        </w:rPr>
+      </w:pPr>
+    </w:p>
+    <w:p>
+      <w:pPr>
+        <w:rPr>
+          <w:b/>
+          <w:bCs/>
+        </w:rPr>
+      </w:pPr>
+    </w:p>
+    <w:p>
+      <w:pPr>
+        <w:rPr>
+          <w:b/>
+          <w:bCs/>
+          <w:sz w:val="36"/>
+          <w:szCs w:val="36"/>
+        </w:rPr>
+      </w:pPr>
+      <w:r>
+        <w:rPr>
+          <w:b/>
+          <w:bCs/>
+          <w:sz w:val="36"/>
+          <w:szCs w:val="36"/>
+        </w:rPr>
+        <w:br w:type="page"/>
+      </w:r>
+    </w:p>
+    <w:p>
+      <w:pPr>
+        <w:jc w:val="center"/>
+        <w:rPr>
+          <w:b/>
+          <w:bCs/>
+          <w:sz w:val="36"/>
+          <w:szCs w:val="36"/>
+        </w:rPr>
+      </w:pPr>
+      <w:r>
+        <w:rPr>
+          <w:b/>
+          <w:bCs/>
+          <w:sz w:val="36"/>
+          <w:szCs w:val="36"/>
+        </w:rPr>
+        <w:lastRenderedPageBreak/>
+        <w:t>How To Create Controller?</w:t>
+      </w:r>
+    </w:p>
+    <w:p>
+      <w:r>
+        <w:t>NestJS-</w:t>
+      </w:r>
+      <w:r>
+        <w:rPr>
+          <w:rFonts w:ascii="Nirmala UI" w:hAnsi="Nirmala UI" w:cs="Nirmala UI"/>
+        </w:rPr>
+        <w:t>এ</w:t>
+      </w:r>
+      <w:r>
+        <w:t xml:space="preserve"> </w:t>
+      </w:r>
+      <w:r>
+        <w:rPr>
+          <w:rFonts w:ascii="Nirmala UI" w:hAnsi="Nirmala UI" w:cs="Nirmala UI"/>
+        </w:rPr>
+        <w:t>কন্ট্রোলার</w:t>
+      </w:r>
+      <w:r>
+        <w:t xml:space="preserve"> </w:t>
+      </w:r>
+      <w:r>
+        <w:rPr>
+          <w:rFonts w:ascii="Nirmala UI" w:hAnsi="Nirmala UI" w:cs="Nirmala UI"/>
+        </w:rPr>
+        <w:t>তৈরি</w:t>
+      </w:r>
+      <w:r>
+        <w:t xml:space="preserve"> </w:t>
+      </w:r>
+      <w:r>
+        <w:rPr>
+          <w:rFonts w:ascii="Nirmala UI" w:hAnsi="Nirmala UI" w:cs="Nirmala UI"/>
+        </w:rPr>
+        <w:t>করার</w:t>
+      </w:r>
+      <w:r>
+        <w:t xml:space="preserve"> </w:t>
+      </w:r>
+      <w:r>
+        <w:rPr>
+          <w:rFonts w:ascii="Nirmala UI" w:hAnsi="Nirmala UI" w:cs="Nirmala UI"/>
+        </w:rPr>
+        <w:t>দুটি</w:t>
+      </w:r>
+      <w:r>
+        <w:t xml:space="preserve"> </w:t>
+      </w:r>
+      <w:r>
+        <w:rPr>
+          <w:rFonts w:ascii="Nirmala UI" w:hAnsi="Nirmala UI" w:cs="Nirmala UI"/>
+        </w:rPr>
+        <w:t>জনপ্রিয়</w:t>
+      </w:r>
+      <w:r>
+        <w:t xml:space="preserve"> </w:t>
+      </w:r>
+      <w:r>
+        <w:rPr>
+          <w:rFonts w:ascii="Nirmala UI" w:hAnsi="Nirmala UI" w:cs="Nirmala UI"/>
+        </w:rPr>
+        <w:t>উপায়</w:t>
+      </w:r>
+      <w:r>
+        <w:t xml:space="preserve"> </w:t>
+      </w:r>
+      <w:r>
+        <w:rPr>
+          <w:rFonts w:ascii="Nirmala UI" w:hAnsi="Nirmala UI" w:cs="Nirmala UI"/>
+        </w:rPr>
+        <w:t>আছে।</w:t>
+      </w:r>
+      <w:r>
+        <w:t xml:space="preserve"> </w:t>
+      </w:r>
+      <w:r>
+        <w:rPr>
+          <w:rFonts w:ascii="Nirmala UI" w:hAnsi="Nirmala UI" w:cs="Nirmala UI"/>
+        </w:rPr>
+        <w:t>একটি</w:t>
+      </w:r>
+      <w:r>
+        <w:t xml:space="preserve"> </w:t>
+      </w:r>
+      <w:r>
+        <w:rPr>
+          <w:rFonts w:ascii="Nirmala UI" w:hAnsi="Nirmala UI" w:cs="Nirmala UI"/>
+        </w:rPr>
+        <w:t>হলো</w:t>
+      </w:r>
+      <w:r>
+        <w:t xml:space="preserve"> </w:t>
+      </w:r>
+      <w:r>
+        <w:rPr>
+          <w:b/>
+          <w:bCs/>
+        </w:rPr>
+        <w:t>CLI (Command Line Interface)</w:t>
+      </w:r>
+      <w:r>
+        <w:t xml:space="preserve"> </w:t>
+      </w:r>
+      <w:r>
+        <w:rPr>
+          <w:rFonts w:ascii="Nirmala UI" w:hAnsi="Nirmala UI" w:cs="Nirmala UI"/>
+        </w:rPr>
+        <w:t>ব্যবহার</w:t>
+      </w:r>
+      <w:r>
+        <w:t xml:space="preserve"> </w:t>
+      </w:r>
+      <w:r>
+        <w:rPr>
+          <w:rFonts w:ascii="Nirmala UI" w:hAnsi="Nirmala UI" w:cs="Nirmala UI"/>
+        </w:rPr>
+        <w:t>করে</w:t>
+      </w:r>
+      <w:r>
+        <w:t xml:space="preserve">, </w:t>
+      </w:r>
+      <w:r>
+        <w:rPr>
+          <w:rFonts w:ascii="Nirmala UI" w:hAnsi="Nirmala UI" w:cs="Nirmala UI"/>
+        </w:rPr>
+        <w:t>যা</w:t>
+      </w:r>
+      <w:r>
+        <w:t xml:space="preserve"> </w:t>
+      </w:r>
+      <w:r>
+        <w:rPr>
+          <w:rFonts w:ascii="Nirmala UI" w:hAnsi="Nirmala UI" w:cs="Nirmala UI"/>
+        </w:rPr>
+        <w:t>সবচেয়ে</w:t>
+      </w:r>
+      <w:r>
+        <w:t xml:space="preserve"> </w:t>
+      </w:r>
+      <w:r>
+        <w:rPr>
+          <w:rFonts w:ascii="Nirmala UI" w:hAnsi="Nirmala UI" w:cs="Nirmala UI"/>
+        </w:rPr>
+        <w:t>সহজ</w:t>
+      </w:r>
+      <w:r>
+        <w:t xml:space="preserve"> </w:t>
+      </w:r>
+      <w:r>
+        <w:rPr>
+          <w:rFonts w:ascii="Nirmala UI" w:hAnsi="Nirmala UI" w:cs="Nirmala UI"/>
+        </w:rPr>
+        <w:t>এবং</w:t>
+      </w:r>
+      <w:r>
+        <w:t xml:space="preserve"> </w:t>
+      </w:r>
+      <w:r>
+        <w:rPr>
+          <w:rFonts w:ascii="Nirmala UI" w:hAnsi="Nirmala UI" w:cs="Nirmala UI"/>
+        </w:rPr>
+        <w:t>দ্রুত।</w:t>
+      </w:r>
+      <w:r>
+        <w:t xml:space="preserve"> </w:t>
+      </w:r>
+      <w:r>
+        <w:rPr>
+          <w:rFonts w:ascii="Nirmala UI" w:hAnsi="Nirmala UI" w:cs="Nirmala UI"/>
+        </w:rPr>
+        <w:t>অন্যটি</w:t>
+      </w:r>
+      <w:r>
+        <w:t xml:space="preserve"> </w:t>
+      </w:r>
+      <w:r>
+        <w:rPr>
+          <w:rFonts w:ascii="Nirmala UI" w:hAnsi="Nirmala UI" w:cs="Nirmala UI"/>
+        </w:rPr>
+        <w:t>হলো</w:t>
+      </w:r>
+      <w:r>
+        <w:t xml:space="preserve"> </w:t>
+      </w:r>
+      <w:r>
+        <w:rPr>
+          <w:b/>
+          <w:bCs/>
+        </w:rPr>
+        <w:t>Manually</w:t>
+      </w:r>
+      <w:r>
+        <w:t xml:space="preserve">, </w:t>
+      </w:r>
+      <w:r>
+        <w:rPr>
+          <w:rFonts w:ascii="Nirmala UI" w:hAnsi="Nirmala UI" w:cs="Nirmala UI"/>
+        </w:rPr>
+        <w:t>যা</w:t>
+      </w:r>
+      <w:r>
+        <w:t xml:space="preserve"> </w:t>
+      </w:r>
+      <w:r>
+        <w:rPr>
+          <w:rFonts w:ascii="Nirmala UI" w:hAnsi="Nirmala UI" w:cs="Nirmala UI"/>
+        </w:rPr>
+        <w:t>আপনাকে</w:t>
+      </w:r>
+      <w:r>
+        <w:t xml:space="preserve"> </w:t>
+      </w:r>
+      <w:r>
+        <w:rPr>
+          <w:rFonts w:ascii="Nirmala UI" w:hAnsi="Nirmala UI" w:cs="Nirmala UI"/>
+        </w:rPr>
+        <w:t>ফ্রেমওয়ার্কের</w:t>
+      </w:r>
+      <w:r>
+        <w:t xml:space="preserve"> </w:t>
+      </w:r>
+      <w:r>
+        <w:rPr>
+          <w:rFonts w:ascii="Nirmala UI" w:hAnsi="Nirmala UI" w:cs="Nirmala UI"/>
+        </w:rPr>
+        <w:t>ইন্টারনাল</w:t>
+      </w:r>
+      <w:r>
+        <w:t xml:space="preserve"> </w:t>
+      </w:r>
+      <w:r>
+        <w:rPr>
+          <w:rFonts w:ascii="Nirmala UI" w:hAnsi="Nirmala UI" w:cs="Nirmala UI"/>
+        </w:rPr>
+        <w:t>স্ট্রাকচার</w:t>
+      </w:r>
+      <w:r>
+        <w:t xml:space="preserve"> </w:t>
+      </w:r>
+      <w:r>
+        <w:rPr>
+          <w:rFonts w:ascii="Nirmala UI" w:hAnsi="Nirmala UI" w:cs="Nirmala UI"/>
+        </w:rPr>
+        <w:t>বুঝতে</w:t>
+      </w:r>
+      <w:r>
+        <w:t xml:space="preserve"> </w:t>
+      </w:r>
+      <w:r>
+        <w:rPr>
+          <w:rFonts w:ascii="Nirmala UI" w:hAnsi="Nirmala UI" w:cs="Nirmala UI"/>
+        </w:rPr>
+        <w:t>সাহায্য</w:t>
+      </w:r>
+      <w:r>
+        <w:t xml:space="preserve"> </w:t>
+      </w:r>
+      <w:r>
+        <w:rPr>
+          <w:rFonts w:ascii="Nirmala UI" w:hAnsi="Nirmala UI" w:cs="Nirmala UI"/>
+        </w:rPr>
+        <w:t>করবে।</w:t>
+      </w:r>
+    </w:p>
+    <w:p>
+      <w:r>
+        <w:rPr>
+          <w:rFonts w:ascii="Nirmala UI" w:hAnsi="Nirmala UI" w:cs="Nirmala UI"/>
+        </w:rPr>
+        <w:t>নিচে</w:t>
+      </w:r>
+      <w:r>
+        <w:t xml:space="preserve"> </w:t>
+      </w:r>
+      <w:r>
+        <w:rPr>
+          <w:rFonts w:ascii="Nirmala UI" w:hAnsi="Nirmala UI" w:cs="Nirmala UI"/>
+        </w:rPr>
+        <w:t>বিস্তারিত</w:t>
+      </w:r>
+      <w:r>
+        <w:t xml:space="preserve"> </w:t>
+      </w:r>
+      <w:r>
+        <w:rPr>
+          <w:rFonts w:ascii="Nirmala UI" w:hAnsi="Nirmala UI" w:cs="Nirmala UI"/>
+        </w:rPr>
+        <w:t>আলোচনা</w:t>
+      </w:r>
+      <w:r>
+        <w:t xml:space="preserve"> </w:t>
+      </w:r>
+      <w:r>
+        <w:rPr>
+          <w:rFonts w:ascii="Nirmala UI" w:hAnsi="Nirmala UI" w:cs="Nirmala UI"/>
+        </w:rPr>
+        <w:t>করা</w:t>
+      </w:r>
+      <w:r>
+        <w:t xml:space="preserve"> </w:t>
+      </w:r>
+      <w:r>
+        <w:rPr>
+          <w:rFonts w:ascii="Nirmala UI" w:hAnsi="Nirmala UI" w:cs="Nirmala UI"/>
+        </w:rPr>
+        <w:t>হলো</w:t>
+      </w:r>
+      <w:r>
+        <w:t>:</w:t>
+      </w:r>
+    </w:p>
+    <w:p>
+      <w:r>
+        <w:pict w14:anchorId="3EE5A851">
+          <v:rect id="_x0000_i1030" style="width:468pt;height:1.2pt" o:hralign="center" o:hrstd="t" o:hrnoshade="t" o:hr="t" fillcolor="gray" stroked="f"/>
+        </w:pict>
+      </w:r>
+    </w:p>
+    <w:p>
+      <w:pPr>
+        <w:rPr>
+          <w:b/>
+          <w:bCs/>
+        </w:rPr>
+      </w:pPr>
+      <w:r>
+        <w:rPr>
+          <w:rFonts w:ascii="Nirmala UI" w:hAnsi="Nirmala UI" w:cs="Nirmala UI"/>
+          <w:b/>
+          <w:bCs/>
+        </w:rPr>
+        <w:t>১</w:t>
+      </w:r>
+      <w:r>
+        <w:rPr>
+          <w:b/>
+          <w:bCs/>
+        </w:rPr>
+        <w:t xml:space="preserve">. CLI </w:t>
+      </w:r>
+      <w:r>
+        <w:rPr>
+          <w:rFonts w:ascii="Nirmala UI" w:hAnsi="Nirmala UI" w:cs="Nirmala UI"/>
+          <w:b/>
+          <w:bCs/>
+        </w:rPr>
+        <w:t>বা</w:t>
+      </w:r>
+      <w:r>
+        <w:rPr>
+          <w:b/>
+          <w:bCs/>
+        </w:rPr>
+        <w:t xml:space="preserve"> CMD </w:t>
+      </w:r>
+      <w:r>
+        <w:rPr>
+          <w:rFonts w:ascii="Nirmala UI" w:hAnsi="Nirmala UI" w:cs="Nirmala UI"/>
+          <w:b/>
+          <w:bCs/>
+        </w:rPr>
+        <w:t>ব্যবহার</w:t>
+      </w:r>
+      <w:r>
+        <w:rPr>
+          <w:b/>
+          <w:bCs/>
+        </w:rPr>
+        <w:t xml:space="preserve"> </w:t>
+      </w:r>
+      <w:r>
+        <w:rPr>
+          <w:rFonts w:ascii="Nirmala UI" w:hAnsi="Nirmala UI" w:cs="Nirmala UI"/>
+          <w:b/>
+          <w:bCs/>
+        </w:rPr>
+        <w:t>করে</w:t>
+      </w:r>
+      <w:r>
+        <w:rPr>
+          <w:b/>
+          <w:bCs/>
+        </w:rPr>
+        <w:t xml:space="preserve"> (</w:t>
+      </w:r>
+      <w:r>
+        <w:rPr>
+          <w:rFonts w:ascii="Nirmala UI" w:hAnsi="Nirmala UI" w:cs="Nirmala UI"/>
+          <w:b/>
+          <w:bCs/>
+        </w:rPr>
+        <w:t>সবচেয়ে</w:t>
+      </w:r>
+      <w:r>
+        <w:rPr>
+          <w:b/>
+          <w:bCs/>
+        </w:rPr>
+        <w:t xml:space="preserve"> </w:t>
+      </w:r>
+      <w:r>
+        <w:rPr>
+          <w:rFonts w:ascii="Nirmala UI" w:hAnsi="Nirmala UI" w:cs="Nirmala UI"/>
+          <w:b/>
+          <w:bCs/>
+        </w:rPr>
+        <w:t>সহজ</w:t>
+      </w:r>
+      <w:r>
+        <w:rPr>
+          <w:b/>
+          <w:bCs/>
+        </w:rPr>
+        <w:t xml:space="preserve"> </w:t>
+      </w:r>
+      <w:r>
+        <w:rPr>
+          <w:rFonts w:ascii="Nirmala UI" w:hAnsi="Nirmala UI" w:cs="Nirmala UI"/>
+          <w:b/>
+          <w:bCs/>
+        </w:rPr>
+        <w:t>উপায়</w:t>
+      </w:r>
+      <w:r>
+        <w:rPr>
+          <w:b/>
+          <w:bCs/>
+        </w:rPr>
+        <w:t>)</w:t>
+      </w:r>
+    </w:p>
+    <w:p>
+      <w:r>
+        <w:t>NestJS-</w:t>
+      </w:r>
+      <w:r>
+        <w:rPr>
+          <w:rFonts w:ascii="Nirmala UI" w:hAnsi="Nirmala UI" w:cs="Nirmala UI"/>
+        </w:rPr>
+        <w:t>এর</w:t>
+      </w:r>
+      <w:r>
+        <w:t xml:space="preserve"> </w:t>
+      </w:r>
+      <w:r>
+        <w:rPr>
+          <w:rFonts w:ascii="Nirmala UI" w:hAnsi="Nirmala UI" w:cs="Nirmala UI"/>
+        </w:rPr>
+        <w:t>নিজস্ব</w:t>
+      </w:r>
+      <w:r>
+        <w:t xml:space="preserve"> </w:t>
+      </w:r>
+      <w:r>
+        <w:rPr>
+          <w:rFonts w:ascii="Nirmala UI" w:hAnsi="Nirmala UI" w:cs="Nirmala UI"/>
+        </w:rPr>
+        <w:t>কমান্ড</w:t>
+      </w:r>
+      <w:r>
+        <w:t xml:space="preserve"> </w:t>
+      </w:r>
+      <w:r>
+        <w:rPr>
+          <w:rFonts w:ascii="Nirmala UI" w:hAnsi="Nirmala UI" w:cs="Nirmala UI"/>
+        </w:rPr>
+        <w:t>ব্যবহার</w:t>
+      </w:r>
+      <w:r>
+        <w:t xml:space="preserve"> </w:t>
+      </w:r>
+      <w:r>
+        <w:rPr>
+          <w:rFonts w:ascii="Nirmala UI" w:hAnsi="Nirmala UI" w:cs="Nirmala UI"/>
+        </w:rPr>
+        <w:t>করে</w:t>
+      </w:r>
+      <w:r>
+        <w:t xml:space="preserve"> </w:t>
+      </w:r>
+      <w:r>
+        <w:rPr>
+          <w:rFonts w:ascii="Nirmala UI" w:hAnsi="Nirmala UI" w:cs="Nirmala UI"/>
+        </w:rPr>
+        <w:t>কয়েক</w:t>
+      </w:r>
+      <w:r>
+        <w:t xml:space="preserve"> </w:t>
+      </w:r>
+      <w:r>
+        <w:rPr>
+          <w:rFonts w:ascii="Nirmala UI" w:hAnsi="Nirmala UI" w:cs="Nirmala UI"/>
+        </w:rPr>
+        <w:t>সেকেন্ডেই</w:t>
+      </w:r>
+      <w:r>
+        <w:t xml:space="preserve"> </w:t>
+      </w:r>
+      <w:r>
+        <w:rPr>
+          <w:rFonts w:ascii="Nirmala UI" w:hAnsi="Nirmala UI" w:cs="Nirmala UI"/>
+        </w:rPr>
+        <w:t>কন্ট্রোলার</w:t>
+      </w:r>
+      <w:r>
+        <w:t xml:space="preserve"> </w:t>
+      </w:r>
+      <w:r>
+        <w:rPr>
+          <w:rFonts w:ascii="Nirmala UI" w:hAnsi="Nirmala UI" w:cs="Nirmala UI"/>
+        </w:rPr>
+        <w:t>তৈরি</w:t>
+      </w:r>
+      <w:r>
+        <w:t xml:space="preserve"> </w:t>
+      </w:r>
+      <w:r>
+        <w:rPr>
+          <w:rFonts w:ascii="Nirmala UI" w:hAnsi="Nirmala UI" w:cs="Nirmala UI"/>
+        </w:rPr>
+        <w:t>করা</w:t>
+      </w:r>
+      <w:r>
+        <w:t xml:space="preserve"> </w:t>
+      </w:r>
+      <w:r>
+        <w:rPr>
+          <w:rFonts w:ascii="Nirmala UI" w:hAnsi="Nirmala UI" w:cs="Nirmala UI"/>
+        </w:rPr>
+        <w:t>যায়।</w:t>
+      </w:r>
+      <w:r>
+        <w:t xml:space="preserve"> </w:t>
+      </w:r>
+      <w:r>
+        <w:rPr>
+          <w:rFonts w:ascii="Nirmala UI" w:hAnsi="Nirmala UI" w:cs="Nirmala UI"/>
+        </w:rPr>
+        <w:t>এতে</w:t>
+      </w:r>
+      <w:r>
+        <w:t xml:space="preserve"> </w:t>
+      </w:r>
+      <w:r>
+        <w:rPr>
+          <w:rFonts w:ascii="Nirmala UI" w:hAnsi="Nirmala UI" w:cs="Nirmala UI"/>
+        </w:rPr>
+        <w:t>স্বয়ংক্রিয়ভাবে</w:t>
+      </w:r>
+      <w:r>
+        <w:t xml:space="preserve"> </w:t>
+      </w:r>
+      <w:r>
+        <w:rPr>
+          <w:rFonts w:ascii="Nirmala UI" w:hAnsi="Nirmala UI" w:cs="Nirmala UI"/>
+        </w:rPr>
+        <w:t>ফাইল</w:t>
+      </w:r>
+      <w:r>
+        <w:t xml:space="preserve"> </w:t>
+      </w:r>
+      <w:r>
+        <w:rPr>
+          <w:rFonts w:ascii="Nirmala UI" w:hAnsi="Nirmala UI" w:cs="Nirmala UI"/>
+        </w:rPr>
+        <w:t>তৈরি</w:t>
       </w:r>
       <w:r>
         <w:t xml:space="preserve"> </w:t>
@@ -3873,137 +5752,23 @@
         </w:rPr>
         <w:t>হয়</w:t>
       </w:r>
-    </w:p>
-    <w:p>
-      <w:r>
-        <w:t xml:space="preserve">  controllers: [OrderController], // </w:t>
-      </w:r>
-      <w:r>
-        <w:rPr>
-          <w:rFonts w:ascii="Nirmala UI" w:hAnsi="Nirmala UI" w:cs="Nirmala UI"/>
-        </w:rPr>
-        <w:t>এই</w:t>
-      </w:r>
-      <w:r>
-        <w:t xml:space="preserve"> </w:t>
-      </w:r>
-      <w:r>
-        <w:rPr>
-          <w:rFonts w:ascii="Nirmala UI" w:hAnsi="Nirmala UI" w:cs="Nirmala UI"/>
-        </w:rPr>
-        <w:t>মডিউলের</w:t>
-      </w:r>
-      <w:r>
-        <w:t xml:space="preserve"> </w:t>
-      </w:r>
-      <w:r>
-        <w:rPr>
-          <w:rFonts w:ascii="Nirmala UI" w:hAnsi="Nirmala UI" w:cs="Nirmala UI"/>
-        </w:rPr>
-        <w:t>কন্ট্রোলারগুলো</w:t>
-      </w:r>
-      <w:r>
-        <w:t xml:space="preserve"> </w:t>
-      </w:r>
-      <w:r>
-        <w:rPr>
-          <w:rFonts w:ascii="Nirmala UI" w:hAnsi="Nirmala UI" w:cs="Nirmala UI"/>
-        </w:rPr>
-        <w:t>এখানে</w:t>
-      </w:r>
-      <w:r>
-        <w:t xml:space="preserve"> </w:t>
-      </w:r>
-      <w:r>
-        <w:rPr>
-          <w:rFonts w:ascii="Nirmala UI" w:hAnsi="Nirmala UI" w:cs="Nirmala UI"/>
-        </w:rPr>
-        <w:t>থাকে</w:t>
-      </w:r>
-    </w:p>
-    <w:p>
-      <w:r>
-        <w:t xml:space="preserve">  providers: [OrderService],     // </w:t>
-      </w:r>
-      <w:r>
-        <w:rPr>
-          <w:rFonts w:ascii="Nirmala UI" w:hAnsi="Nirmala UI" w:cs="Nirmala UI"/>
-        </w:rPr>
-        <w:t>এই</w:t>
-      </w:r>
-      <w:r>
-        <w:t xml:space="preserve"> </w:t>
-      </w:r>
-      <w:r>
-        <w:rPr>
-          <w:rFonts w:ascii="Nirmala UI" w:hAnsi="Nirmala UI" w:cs="Nirmala UI"/>
-        </w:rPr>
-        <w:t>মডিউলের</w:t>
-      </w:r>
-      <w:r>
-        <w:t xml:space="preserve"> </w:t>
-      </w:r>
-      <w:r>
-        <w:rPr>
-          <w:rFonts w:ascii="Nirmala UI" w:hAnsi="Nirmala UI" w:cs="Nirmala UI"/>
-        </w:rPr>
-        <w:t>সার্ভিসগুলো</w:t>
-      </w:r>
-      <w:r>
-        <w:t xml:space="preserve"> </w:t>
-      </w:r>
-      <w:r>
-        <w:rPr>
-          <w:rFonts w:ascii="Nirmala UI" w:hAnsi="Nirmala UI" w:cs="Nirmala UI"/>
-        </w:rPr>
-        <w:t>এখানে</w:t>
-      </w:r>
-      <w:r>
-        <w:t xml:space="preserve"> </w:t>
-      </w:r>
-      <w:r>
-        <w:rPr>
-          <w:rFonts w:ascii="Nirmala UI" w:hAnsi="Nirmala UI" w:cs="Nirmala UI"/>
-        </w:rPr>
-        <w:t>থাকে</w:t>
-      </w:r>
-    </w:p>
-    <w:p>
-      <w:r>
-        <w:t xml:space="preserve">  exports: [OrderService]        // </w:t>
-      </w:r>
-      <w:r>
-        <w:rPr>
-          <w:rFonts w:ascii="Nirmala UI" w:hAnsi="Nirmala UI" w:cs="Nirmala UI"/>
-        </w:rPr>
-        <w:t>যদি</w:t>
-      </w:r>
-      <w:r>
-        <w:t xml:space="preserve"> </w:t>
-      </w:r>
-      <w:r>
-        <w:rPr>
-          <w:rFonts w:ascii="Nirmala UI" w:hAnsi="Nirmala UI" w:cs="Nirmala UI"/>
-        </w:rPr>
-        <w:t>এই</w:t>
-      </w:r>
-      <w:r>
-        <w:t xml:space="preserve"> </w:t>
-      </w:r>
-      <w:r>
-        <w:rPr>
-          <w:rFonts w:ascii="Nirmala UI" w:hAnsi="Nirmala UI" w:cs="Nirmala UI"/>
-        </w:rPr>
-        <w:t>সার্ভিস</w:t>
-      </w:r>
-      <w:r>
-        <w:t xml:space="preserve"> </w:t>
-      </w:r>
-      <w:r>
-        <w:rPr>
-          <w:rFonts w:ascii="Nirmala UI" w:hAnsi="Nirmala UI" w:cs="Nirmala UI"/>
-        </w:rPr>
-        <w:t>অন্য</w:t>
+      <w:r>
+        <w:t xml:space="preserve"> </w:t>
+      </w:r>
+      <w:r>
+        <w:rPr>
+          <w:rFonts w:ascii="Nirmala UI" w:hAnsi="Nirmala UI" w:cs="Nirmala UI"/>
+        </w:rPr>
+        <w:t>এবং</w:t>
+      </w:r>
+      <w:r>
+        <w:t xml:space="preserve"> </w:t>
+      </w:r>
+      <w:r>
+        <w:rPr>
+          <w:rFonts w:ascii="Nirmala UI" w:hAnsi="Nirmala UI" w:cs="Nirmala UI"/>
+        </w:rPr>
+        <w:t>আপনার</w:t>
       </w:r>
       <w:r>
         <w:t xml:space="preserve"> </w:t>
@@ -4021,126 +5786,51 @@
         <w:rPr>
           <w:rFonts w:ascii="Nirmala UI" w:hAnsi="Nirmala UI" w:cs="Nirmala UI"/>
         </w:rPr>
-        <w:t>ব্যবহার</w:t>
-      </w:r>
-      <w:r>
-        <w:t xml:space="preserve"> </w:t>
-      </w:r>
-      <w:r>
-        <w:rPr>
-          <w:rFonts w:ascii="Nirmala UI" w:hAnsi="Nirmala UI" w:cs="Nirmala UI"/>
-        </w:rPr>
-        <w:t>করতে</w:t>
-      </w:r>
-      <w:r>
-        <w:t xml:space="preserve"> </w:t>
-      </w:r>
-      <w:r>
-        <w:rPr>
-          <w:rFonts w:ascii="Nirmala UI" w:hAnsi="Nirmala UI" w:cs="Nirmala UI"/>
-        </w:rPr>
-        <w:t>চান</w:t>
-      </w:r>
-    </w:p>
-    <w:p>
-      <w:r>
-        <w:t>})</w:t>
-      </w:r>
-    </w:p>
-    <w:p>
-      <w:r>
-        <w:t>export class OrderModule {}</w:t>
-      </w:r>
-    </w:p>
-    <w:p>
-      <w:pPr>
-        <w:rPr>
-          <w:b/>
-          <w:bCs/>
-        </w:rPr>
-      </w:pPr>
-      <w:r>
-        <w:rPr>
-          <w:rFonts w:ascii="Nirmala UI" w:hAnsi="Nirmala UI" w:cs="Nirmala UI"/>
-          <w:b/>
-          <w:bCs/>
-        </w:rPr>
-        <w:t>ধাপ</w:t>
-      </w:r>
-      <w:r>
-        <w:rPr>
-          <w:b/>
-          <w:bCs/>
-        </w:rPr>
-        <w:t xml:space="preserve"> </w:t>
-      </w:r>
-      <w:r>
-        <w:rPr>
-          <w:rFonts w:ascii="Nirmala UI" w:hAnsi="Nirmala UI" w:cs="Nirmala UI"/>
-          <w:b/>
-          <w:bCs/>
-        </w:rPr>
-        <w:t>৩</w:t>
-      </w:r>
-      <w:r>
-        <w:rPr>
-          <w:b/>
-          <w:bCs/>
-        </w:rPr>
-        <w:t xml:space="preserve">: </w:t>
-      </w:r>
-      <w:r>
-        <w:rPr>
-          <w:rFonts w:ascii="Nirmala UI" w:hAnsi="Nirmala UI" w:cs="Nirmala UI"/>
-          <w:b/>
-          <w:bCs/>
-        </w:rPr>
-        <w:t>রুট</w:t>
-      </w:r>
-      <w:r>
-        <w:rPr>
-          <w:b/>
-          <w:bCs/>
-        </w:rPr>
-        <w:t xml:space="preserve"> </w:t>
-      </w:r>
-      <w:r>
-        <w:rPr>
-          <w:rFonts w:ascii="Nirmala UI" w:hAnsi="Nirmala UI" w:cs="Nirmala UI"/>
-          <w:b/>
-          <w:bCs/>
-        </w:rPr>
-        <w:t>মডিউলে</w:t>
-      </w:r>
-      <w:r>
-        <w:rPr>
-          <w:b/>
-          <w:bCs/>
-        </w:rPr>
-        <w:t xml:space="preserve"> (Root Module) </w:t>
-      </w:r>
-      <w:r>
-        <w:rPr>
-          <w:rFonts w:ascii="Nirmala UI" w:hAnsi="Nirmala UI" w:cs="Nirmala UI"/>
-          <w:b/>
-          <w:bCs/>
-        </w:rPr>
-        <w:t>রেজিস্টার</w:t>
-      </w:r>
-      <w:r>
-        <w:rPr>
-          <w:b/>
-          <w:bCs/>
-        </w:rPr>
-        <w:t xml:space="preserve"> </w:t>
-      </w:r>
-      <w:r>
-        <w:rPr>
-          <w:rFonts w:ascii="Nirmala UI" w:hAnsi="Nirmala UI" w:cs="Nirmala UI"/>
-          <w:b/>
-          <w:bCs/>
-        </w:rPr>
-        <w:t>করা</w:t>
+        <w:t>সেটি</w:t>
+      </w:r>
+      <w:r>
+        <w:t xml:space="preserve"> </w:t>
+      </w:r>
+      <w:r>
+        <w:rPr>
+          <w:rFonts w:ascii="Nirmala UI" w:hAnsi="Nirmala UI" w:cs="Nirmala UI"/>
+        </w:rPr>
+        <w:t>আপডেট</w:t>
+      </w:r>
+      <w:r>
+        <w:t xml:space="preserve"> </w:t>
+      </w:r>
+      <w:r>
+        <w:rPr>
+          <w:rFonts w:ascii="Nirmala UI" w:hAnsi="Nirmala UI" w:cs="Nirmala UI"/>
+        </w:rPr>
+        <w:t>হয়ে</w:t>
+      </w:r>
+      <w:r>
+        <w:t xml:space="preserve"> </w:t>
+      </w:r>
+      <w:r>
+        <w:rPr>
+          <w:rFonts w:ascii="Nirmala UI" w:hAnsi="Nirmala UI" w:cs="Nirmala UI"/>
+        </w:rPr>
+        <w:t>যায়।</w:t>
+      </w:r>
+    </w:p>
+    <w:p>
+      <w:r>
+        <w:rPr>
+          <w:rFonts w:ascii="Nirmala UI" w:hAnsi="Nirmala UI" w:cs="Nirmala UI"/>
+          <w:b/>
+          <w:bCs/>
+        </w:rPr>
+        <w:t>কমান্ড</w:t>
+      </w:r>
+      <w:r>
+        <w:rPr>
+          <w:b/>
+          <w:bCs/>
+        </w:rPr>
+        <w:t>:</w:t>
       </w:r>
     </w:p>
     <w:p>
@@ -4157,180 +5847,34 @@
         <w:rPr>
           <w:rFonts w:ascii="Nirmala UI" w:hAnsi="Nirmala UI" w:cs="Nirmala UI"/>
         </w:rPr>
-        <w:t>তৈরি</w:t>
-      </w:r>
-      <w:r>
-        <w:t xml:space="preserve"> </w:t>
-      </w:r>
-      <w:r>
-        <w:rPr>
-          <w:rFonts w:ascii="Nirmala UI" w:hAnsi="Nirmala UI" w:cs="Nirmala UI"/>
-        </w:rPr>
-        <w:t>করা</w:t>
-      </w:r>
-      <w:r>
-        <w:t xml:space="preserve"> </w:t>
-      </w:r>
-      <w:r>
-        <w:rPr>
-          <w:rFonts w:ascii="Nirmala UI" w:hAnsi="Nirmala UI" w:cs="Nirmala UI"/>
-        </w:rPr>
-        <w:t>নতুন</w:t>
-      </w:r>
-      <w:r>
-        <w:t xml:space="preserve"> </w:t>
-      </w:r>
-      <w:r>
-        <w:rPr>
-          <w:rFonts w:ascii="Nirmala UI" w:hAnsi="Nirmala UI" w:cs="Nirmala UI"/>
-        </w:rPr>
-        <w:t>মডিউলটি</w:t>
-      </w:r>
-      <w:r>
-        <w:t xml:space="preserve"> </w:t>
-      </w:r>
-      <w:r>
-        <w:rPr>
-          <w:rFonts w:ascii="Nirmala UI" w:hAnsi="Nirmala UI" w:cs="Nirmala UI"/>
-        </w:rPr>
-        <w:t>কাজ</w:t>
-      </w:r>
-      <w:r>
-        <w:t xml:space="preserve"> </w:t>
-      </w:r>
-      <w:r>
-        <w:rPr>
-          <w:rFonts w:ascii="Nirmala UI" w:hAnsi="Nirmala UI" w:cs="Nirmala UI"/>
-        </w:rPr>
-        <w:t>করানোর</w:t>
-      </w:r>
-      <w:r>
-        <w:t xml:space="preserve"> </w:t>
-      </w:r>
-      <w:r>
-        <w:rPr>
-          <w:rFonts w:ascii="Nirmala UI" w:hAnsi="Nirmala UI" w:cs="Nirmala UI"/>
-        </w:rPr>
-        <w:t>জন্য</w:t>
-      </w:r>
-      <w:r>
-        <w:t xml:space="preserve"> </w:t>
-      </w:r>
-      <w:r>
-        <w:rPr>
-          <w:rFonts w:ascii="Nirmala UI" w:hAnsi="Nirmala UI" w:cs="Nirmala UI"/>
-        </w:rPr>
-        <w:t>অবশ্যই</w:t>
-      </w:r>
-      <w:r>
-        <w:t xml:space="preserve"> </w:t>
-      </w:r>
-      <w:r>
-        <w:rPr>
-          <w:rFonts w:ascii="Nirmala UI" w:hAnsi="Nirmala UI" w:cs="Nirmala UI"/>
-        </w:rPr>
-        <w:t>সেটিকে</w:t>
-      </w:r>
-      <w:r>
-        <w:t xml:space="preserve"> app.module.ts-</w:t>
-      </w:r>
-      <w:r>
-        <w:rPr>
-          <w:rFonts w:ascii="Nirmala UI" w:hAnsi="Nirmala UI" w:cs="Nirmala UI"/>
-        </w:rPr>
-        <w:t>এ</w:t>
-      </w:r>
-      <w:r>
-        <w:t xml:space="preserve"> </w:t>
-      </w:r>
-      <w:r>
-        <w:rPr>
-          <w:rFonts w:ascii="Nirmala UI" w:hAnsi="Nirmala UI" w:cs="Nirmala UI"/>
-        </w:rPr>
-        <w:t>যুক্ত</w:t>
-      </w:r>
-      <w:r>
-        <w:t xml:space="preserve"> </w:t>
-      </w:r>
-      <w:r>
-        <w:rPr>
-          <w:rFonts w:ascii="Nirmala UI" w:hAnsi="Nirmala UI" w:cs="Nirmala UI"/>
-        </w:rPr>
-        <w:t>করতে</w:t>
-      </w:r>
-      <w:r>
-        <w:t xml:space="preserve"> </w:t>
-      </w:r>
-      <w:r>
-        <w:rPr>
-          <w:rFonts w:ascii="Nirmala UI" w:hAnsi="Nirmala UI" w:cs="Nirmala UI"/>
-        </w:rPr>
-        <w:t>হবে।</w:t>
-      </w:r>
-    </w:p>
-    <w:p>
-      <w:r>
-        <w:t>TypeScript</w:t>
-      </w:r>
-    </w:p>
-    <w:p>
-      <w:r>
-        <w:t>import { Module } from '@nestjs/common';</w:t>
-      </w:r>
-    </w:p>
-    <w:p>
-      <w:r>
-        <w:t xml:space="preserve">import { OrderModule } from './order/order.module'; // </w:t>
-      </w:r>
-      <w:r>
-        <w:rPr>
-          <w:rFonts w:ascii="Nirmala UI" w:hAnsi="Nirmala UI" w:cs="Nirmala UI"/>
-        </w:rPr>
-        <w:t>ইমপোর্ট</w:t>
-      </w:r>
-      <w:r>
-        <w:t xml:space="preserve"> </w:t>
-      </w:r>
-      <w:r>
-        <w:rPr>
-          <w:rFonts w:ascii="Nirmala UI" w:hAnsi="Nirmala UI" w:cs="Nirmala UI"/>
-        </w:rPr>
-        <w:t>করুন</w:t>
-      </w:r>
-    </w:p>
-    <w:p/>
-    <w:p>
-      <w:r>
-        <w:t>@Module({</w:t>
-      </w:r>
-    </w:p>
-    <w:p>
-      <w:r>
-        <w:t xml:space="preserve">  imports: [OrderModule], // </w:t>
-      </w:r>
-      <w:r>
-        <w:rPr>
-          <w:rFonts w:ascii="Nirmala UI" w:hAnsi="Nirmala UI" w:cs="Nirmala UI"/>
-        </w:rPr>
-        <w:t>এখানে</w:t>
-      </w:r>
-      <w:r>
-        <w:t xml:space="preserve"> </w:t>
-      </w:r>
-      <w:r>
-        <w:rPr>
-          <w:rFonts w:ascii="Nirmala UI" w:hAnsi="Nirmala UI" w:cs="Nirmala UI"/>
-        </w:rPr>
-        <w:t>মডিউলটি</w:t>
-      </w:r>
-      <w:r>
-        <w:t xml:space="preserve"> </w:t>
-      </w:r>
-      <w:r>
-        <w:rPr>
-          <w:rFonts w:ascii="Nirmala UI" w:hAnsi="Nirmala UI" w:cs="Nirmala UI"/>
-        </w:rPr>
-        <w:t>যুক্ত</w:t>
+        <w:t>প্রজেক্ট</w:t>
+      </w:r>
+      <w:r>
+        <w:t xml:space="preserve"> </w:t>
+      </w:r>
+      <w:r>
+        <w:rPr>
+          <w:rFonts w:ascii="Nirmala UI" w:hAnsi="Nirmala UI" w:cs="Nirmala UI"/>
+        </w:rPr>
+        <w:t>ফোল্ডারে</w:t>
+      </w:r>
+      <w:r>
+        <w:t xml:space="preserve"> </w:t>
+      </w:r>
+      <w:r>
+        <w:rPr>
+          <w:rFonts w:ascii="Nirmala UI" w:hAnsi="Nirmala UI" w:cs="Nirmala UI"/>
+        </w:rPr>
+        <w:t>টার্মিনাল</w:t>
+      </w:r>
+      <w:r>
+        <w:t xml:space="preserve"> </w:t>
+      </w:r>
+      <w:r>
+        <w:rPr>
+          <w:rFonts w:ascii="Nirmala UI" w:hAnsi="Nirmala UI" w:cs="Nirmala UI"/>
+        </w:rPr>
+        <w:t>ওপেন</w:t>
       </w:r>
       <w:r>
         <w:t xml:space="preserve"> </w:t>
@@ -4348,241 +5892,25 @@
         <w:rPr>
           <w:rFonts w:ascii="Nirmala UI" w:hAnsi="Nirmala UI" w:cs="Nirmala UI"/>
         </w:rPr>
-        <w:t>দিন</w:t>
-      </w:r>
-    </w:p>
-    <w:p>
-      <w:r>
-        <w:t>})</w:t>
-      </w:r>
-    </w:p>
-    <w:p>
-      <w:r>
-        <w:t>export class AppModule {}</w:t>
-      </w:r>
-    </w:p>
-    <w:p>
-      <w:r>
-        <w:pict w14:anchorId="181A2AB9">
-          <v:rect id="_x0000_i1095" style="width:468pt;height:1.2pt" o:hralign="center" o:hrstd="t" o:hrnoshade="t" o:hr="t" fillcolor="gray" stroked="f"/>
-        </w:pict>
-      </w:r>
-    </w:p>
-    <w:p>
-      <w:pPr>
-        <w:rPr>
-          <w:b/>
-          <w:bCs/>
-        </w:rPr>
-      </w:pPr>
-      <w:r>
-        <w:rPr>
-          <w:rFonts w:ascii="Nirmala UI" w:hAnsi="Nirmala UI" w:cs="Nirmala UI"/>
-          <w:b/>
-          <w:bCs/>
-        </w:rPr>
-        <w:t>প্রো</w:t>
-      </w:r>
-      <w:r>
-        <w:rPr>
-          <w:b/>
-          <w:bCs/>
-        </w:rPr>
-        <w:t>-</w:t>
-      </w:r>
-      <w:r>
-        <w:rPr>
-          <w:rFonts w:ascii="Nirmala UI" w:hAnsi="Nirmala UI" w:cs="Nirmala UI"/>
-          <w:b/>
-          <w:bCs/>
-        </w:rPr>
-        <w:t>টিপ</w:t>
-      </w:r>
-      <w:r>
-        <w:rPr>
-          <w:b/>
-          <w:bCs/>
-        </w:rPr>
-        <w:t xml:space="preserve"> (Pro-Tip)</w:t>
-      </w:r>
-    </w:p>
-    <w:p>
-      <w:r>
-        <w:rPr>
-          <w:rFonts w:ascii="Nirmala UI" w:hAnsi="Nirmala UI" w:cs="Nirmala UI"/>
-        </w:rPr>
-        <w:t>আপনি</w:t>
-      </w:r>
-      <w:r>
-        <w:t xml:space="preserve"> </w:t>
-      </w:r>
-      <w:r>
-        <w:rPr>
-          <w:rFonts w:ascii="Nirmala UI" w:hAnsi="Nirmala UI" w:cs="Nirmala UI"/>
-        </w:rPr>
-        <w:t>যদি</w:t>
-      </w:r>
-      <w:r>
-        <w:t xml:space="preserve"> </w:t>
-      </w:r>
-      <w:r>
-        <w:rPr>
-          <w:rFonts w:ascii="Nirmala UI" w:hAnsi="Nirmala UI" w:cs="Nirmala UI"/>
-        </w:rPr>
-        <w:t>একটি</w:t>
-      </w:r>
-      <w:r>
-        <w:t xml:space="preserve"> </w:t>
-      </w:r>
-      <w:r>
-        <w:rPr>
-          <w:rFonts w:ascii="Nirmala UI" w:hAnsi="Nirmala UI" w:cs="Nirmala UI"/>
-        </w:rPr>
-        <w:t>নতুন</w:t>
-      </w:r>
-      <w:r>
-        <w:t xml:space="preserve"> </w:t>
-      </w:r>
-      <w:r>
-        <w:rPr>
-          <w:rFonts w:ascii="Nirmala UI" w:hAnsi="Nirmala UI" w:cs="Nirmala UI"/>
-        </w:rPr>
-        <w:t>ফিচার</w:t>
-      </w:r>
-      <w:r>
-        <w:t xml:space="preserve"> (</w:t>
-      </w:r>
-      <w:r>
-        <w:rPr>
-          <w:rFonts w:ascii="Nirmala UI" w:hAnsi="Nirmala UI" w:cs="Nirmala UI"/>
-        </w:rPr>
-        <w:t>যেমন</w:t>
-      </w:r>
-      <w:r>
-        <w:t xml:space="preserve">: 'Admin') </w:t>
-      </w:r>
-      <w:r>
-        <w:rPr>
-          <w:rFonts w:ascii="Nirmala UI" w:hAnsi="Nirmala UI" w:cs="Nirmala UI"/>
-        </w:rPr>
-        <w:t>শুরু</w:t>
-      </w:r>
-      <w:r>
-        <w:t xml:space="preserve"> </w:t>
-      </w:r>
-      <w:r>
-        <w:rPr>
-          <w:rFonts w:ascii="Nirmala UI" w:hAnsi="Nirmala UI" w:cs="Nirmala UI"/>
-        </w:rPr>
-        <w:t>করেন</w:t>
-      </w:r>
-      <w:r>
-        <w:t xml:space="preserve">, </w:t>
-      </w:r>
-      <w:r>
-        <w:rPr>
-          <w:rFonts w:ascii="Nirmala UI" w:hAnsi="Nirmala UI" w:cs="Nirmala UI"/>
-        </w:rPr>
-        <w:t>তবে</w:t>
-      </w:r>
-      <w:r>
-        <w:t xml:space="preserve"> </w:t>
-      </w:r>
-      <w:r>
-        <w:rPr>
-          <w:rFonts w:ascii="Nirmala UI" w:hAnsi="Nirmala UI" w:cs="Nirmala UI"/>
-        </w:rPr>
-        <w:t>আপনি</w:t>
-      </w:r>
-      <w:r>
-        <w:t xml:space="preserve"> </w:t>
-      </w:r>
-      <w:r>
-        <w:rPr>
-          <w:rFonts w:ascii="Nirmala UI" w:hAnsi="Nirmala UI" w:cs="Nirmala UI"/>
-        </w:rPr>
-        <w:t>এক</w:t>
-      </w:r>
-      <w:r>
-        <w:t xml:space="preserve"> </w:t>
-      </w:r>
-      <w:r>
-        <w:rPr>
-          <w:rFonts w:ascii="Nirmala UI" w:hAnsi="Nirmala UI" w:cs="Nirmala UI"/>
-        </w:rPr>
-        <w:t>কমান্ডেই</w:t>
-      </w:r>
-      <w:r>
-        <w:t xml:space="preserve"> </w:t>
-      </w:r>
-      <w:r>
-        <w:rPr>
-          <w:rFonts w:ascii="Nirmala UI" w:hAnsi="Nirmala UI" w:cs="Nirmala UI"/>
-        </w:rPr>
-        <w:t>মডিউল</w:t>
-      </w:r>
-      <w:r>
-        <w:t xml:space="preserve">, </w:t>
-      </w:r>
-      <w:r>
-        <w:rPr>
-          <w:rFonts w:ascii="Nirmala UI" w:hAnsi="Nirmala UI" w:cs="Nirmala UI"/>
-        </w:rPr>
-        <w:t>কন্ট্রোলার</w:t>
-      </w:r>
-      <w:r>
-        <w:t xml:space="preserve"> </w:t>
-      </w:r>
-      <w:r>
-        <w:rPr>
-          <w:rFonts w:ascii="Nirmala UI" w:hAnsi="Nirmala UI" w:cs="Nirmala UI"/>
-        </w:rPr>
-        <w:t>এবং</w:t>
-      </w:r>
-      <w:r>
-        <w:t xml:space="preserve"> </w:t>
-      </w:r>
-      <w:r>
-        <w:rPr>
-          <w:rFonts w:ascii="Nirmala UI" w:hAnsi="Nirmala UI" w:cs="Nirmala UI"/>
-        </w:rPr>
-        <w:t>সার্ভিস</w:t>
-      </w:r>
-      <w:r>
-        <w:t xml:space="preserve"> </w:t>
-      </w:r>
-      <w:r>
-        <w:rPr>
-          <w:rFonts w:ascii="Nirmala UI" w:hAnsi="Nirmala UI" w:cs="Nirmala UI"/>
-        </w:rPr>
-        <w:t>তৈরি</w:t>
-      </w:r>
-      <w:r>
-        <w:t xml:space="preserve"> </w:t>
-      </w:r>
-      <w:r>
-        <w:rPr>
-          <w:rFonts w:ascii="Nirmala UI" w:hAnsi="Nirmala UI" w:cs="Nirmala UI"/>
-        </w:rPr>
-        <w:t>করে</w:t>
-      </w:r>
-      <w:r>
-        <w:t xml:space="preserve"> </w:t>
-      </w:r>
-      <w:r>
-        <w:rPr>
-          <w:rFonts w:ascii="Nirmala UI" w:hAnsi="Nirmala UI" w:cs="Nirmala UI"/>
-        </w:rPr>
-        <w:t>ফেলতে</w:t>
-      </w:r>
-      <w:r>
-        <w:t xml:space="preserve"> </w:t>
-      </w:r>
-      <w:r>
-        <w:rPr>
-          <w:rFonts w:ascii="Nirmala UI" w:hAnsi="Nirmala UI" w:cs="Nirmala UI"/>
-        </w:rPr>
-        <w:t>পারেন</w:t>
+        <w:t>নিচের</w:t>
+      </w:r>
+      <w:r>
+        <w:t xml:space="preserve"> </w:t>
+      </w:r>
+      <w:r>
+        <w:rPr>
+          <w:rFonts w:ascii="Nirmala UI" w:hAnsi="Nirmala UI" w:cs="Nirmala UI"/>
+        </w:rPr>
+        <w:t>কমান্ডটি</w:t>
+      </w:r>
+      <w:r>
+        <w:t xml:space="preserve"> </w:t>
+      </w:r>
+      <w:r>
+        <w:rPr>
+          <w:rFonts w:ascii="Nirmala UI" w:hAnsi="Nirmala UI" w:cs="Nirmala UI"/>
+        </w:rPr>
+        <w:t>লিখুন</w:t>
       </w:r>
       <w:r>
         <w:t>:</w:t>
@@ -4594,902 +5922,13 @@
       </w:r>
     </w:p>
     <w:p>
-      <w:r>
-        <w:t>nest generate resource admin</w:t>
-      </w:r>
-    </w:p>
-    <w:p>
-      <w:r>
-        <w:rPr>
-          <w:rFonts w:ascii="Nirmala UI" w:hAnsi="Nirmala UI" w:cs="Nirmala UI"/>
-        </w:rPr>
-        <w:t>এই</w:t>
-      </w:r>
-      <w:r>
-        <w:t xml:space="preserve"> </w:t>
-      </w:r>
-      <w:r>
-        <w:rPr>
-          <w:rFonts w:ascii="Nirmala UI" w:hAnsi="Nirmala UI" w:cs="Nirmala UI"/>
-        </w:rPr>
-        <w:t>কমান্ডটি</w:t>
-      </w:r>
-      <w:r>
-        <w:t xml:space="preserve"> </w:t>
-      </w:r>
-      <w:r>
-        <w:rPr>
-          <w:rFonts w:ascii="Nirmala UI" w:hAnsi="Nirmala UI" w:cs="Nirmala UI"/>
-        </w:rPr>
-        <w:t>দিলে</w:t>
-      </w:r>
-      <w:r>
-        <w:t xml:space="preserve"> NestJS </w:t>
-      </w:r>
-      <w:r>
-        <w:rPr>
-          <w:rFonts w:ascii="Nirmala UI" w:hAnsi="Nirmala UI" w:cs="Nirmala UI"/>
-        </w:rPr>
-        <w:t>আপনার</w:t>
-      </w:r>
-      <w:r>
-        <w:t xml:space="preserve"> </w:t>
-      </w:r>
-      <w:r>
-        <w:rPr>
-          <w:rFonts w:ascii="Nirmala UI" w:hAnsi="Nirmala UI" w:cs="Nirmala UI"/>
-        </w:rPr>
-        <w:t>জন্য</w:t>
-      </w:r>
-      <w:r>
-        <w:t xml:space="preserve"> </w:t>
-      </w:r>
-      <w:r>
-        <w:rPr>
-          <w:rFonts w:ascii="Nirmala UI" w:hAnsi="Nirmala UI" w:cs="Nirmala UI"/>
-        </w:rPr>
-        <w:t>পুরো</w:t>
-      </w:r>
-      <w:r>
-        <w:t xml:space="preserve"> </w:t>
-      </w:r>
-      <w:r>
-        <w:rPr>
-          <w:rFonts w:ascii="Nirmala UI" w:hAnsi="Nirmala UI" w:cs="Nirmala UI"/>
-        </w:rPr>
-        <w:t>একটি</w:t>
-      </w:r>
-      <w:r>
-        <w:t xml:space="preserve"> </w:t>
-      </w:r>
-      <w:r>
-        <w:rPr>
-          <w:b/>
-          <w:bCs/>
-        </w:rPr>
-        <w:t>CRUD (Create, Read, Update, Delete)</w:t>
-      </w:r>
-      <w:r>
-        <w:t xml:space="preserve"> </w:t>
-      </w:r>
-      <w:r>
-        <w:rPr>
-          <w:rFonts w:ascii="Nirmala UI" w:hAnsi="Nirmala UI" w:cs="Nirmala UI"/>
-        </w:rPr>
-        <w:t>স্ট্রাকচার</w:t>
-      </w:r>
-      <w:r>
-        <w:t xml:space="preserve"> </w:t>
-      </w:r>
-      <w:r>
-        <w:rPr>
-          <w:rFonts w:ascii="Nirmala UI" w:hAnsi="Nirmala UI" w:cs="Nirmala UI"/>
-        </w:rPr>
-        <w:t>তৈরি</w:t>
-      </w:r>
-      <w:r>
-        <w:t xml:space="preserve"> </w:t>
-      </w:r>
-      <w:r>
-        <w:rPr>
-          <w:rFonts w:ascii="Nirmala UI" w:hAnsi="Nirmala UI" w:cs="Nirmala UI"/>
-        </w:rPr>
-        <w:t>করে</w:t>
-      </w:r>
-      <w:r>
-        <w:t xml:space="preserve"> </w:t>
-      </w:r>
-      <w:r>
-        <w:rPr>
-          <w:rFonts w:ascii="Nirmala UI" w:hAnsi="Nirmala UI" w:cs="Nirmala UI"/>
-        </w:rPr>
-        <w:t>দেবে।</w:t>
-      </w:r>
-    </w:p>
-    <w:p/>
-    <w:p/>
-    <w:p/>
-    <w:p/>
-    <w:p>
-      <w:pPr>
-        <w:rPr>
-          <w:b/>
-          <w:bCs/>
-        </w:rPr>
-      </w:pPr>
-    </w:p>
-    <w:p>
-      <w:pPr>
-        <w:rPr>
-          <w:b/>
-          <w:bCs/>
-        </w:rPr>
-      </w:pPr>
-    </w:p>
-    <w:p>
-      <w:pPr>
-        <w:rPr>
-          <w:b/>
-          <w:bCs/>
-        </w:rPr>
-      </w:pPr>
-      <w:r>
-        <w:rPr>
-          <w:b/>
-          <w:bCs/>
-        </w:rPr>
-        <w:t>How To Create Controller?</w:t>
-      </w:r>
-    </w:p>
-    <w:p>
-      <w:r>
-        <w:t>NestJS-</w:t>
-      </w:r>
-      <w:r>
-        <w:rPr>
-          <w:rFonts w:ascii="Nirmala UI" w:hAnsi="Nirmala UI" w:cs="Nirmala UI"/>
-        </w:rPr>
-        <w:t>এ</w:t>
-      </w:r>
-      <w:r>
-        <w:t xml:space="preserve"> </w:t>
-      </w:r>
-      <w:r>
-        <w:rPr>
-          <w:rFonts w:ascii="Nirmala UI" w:hAnsi="Nirmala UI" w:cs="Nirmala UI"/>
-        </w:rPr>
-        <w:t>কন্ট্রোলার</w:t>
-      </w:r>
-      <w:r>
-        <w:t xml:space="preserve"> </w:t>
-      </w:r>
-      <w:r>
-        <w:rPr>
-          <w:rFonts w:ascii="Nirmala UI" w:hAnsi="Nirmala UI" w:cs="Nirmala UI"/>
-        </w:rPr>
-        <w:t>তৈরি</w:t>
-      </w:r>
-      <w:r>
-        <w:t xml:space="preserve"> </w:t>
-      </w:r>
-      <w:r>
-        <w:rPr>
-          <w:rFonts w:ascii="Nirmala UI" w:hAnsi="Nirmala UI" w:cs="Nirmala UI"/>
-        </w:rPr>
-        <w:t>করার</w:t>
-      </w:r>
-      <w:r>
-        <w:t xml:space="preserve"> </w:t>
-      </w:r>
-      <w:r>
-        <w:rPr>
-          <w:rFonts w:ascii="Nirmala UI" w:hAnsi="Nirmala UI" w:cs="Nirmala UI"/>
-        </w:rPr>
-        <w:t>দুটি</w:t>
-      </w:r>
-      <w:r>
-        <w:t xml:space="preserve"> </w:t>
-      </w:r>
-      <w:r>
-        <w:rPr>
-          <w:rFonts w:ascii="Nirmala UI" w:hAnsi="Nirmala UI" w:cs="Nirmala UI"/>
-        </w:rPr>
-        <w:t>জনপ্রিয়</w:t>
-      </w:r>
-      <w:r>
-        <w:t xml:space="preserve"> </w:t>
-      </w:r>
-      <w:r>
-        <w:rPr>
-          <w:rFonts w:ascii="Nirmala UI" w:hAnsi="Nirmala UI" w:cs="Nirmala UI"/>
-        </w:rPr>
-        <w:t>উপায়</w:t>
-      </w:r>
-      <w:r>
-        <w:t xml:space="preserve"> </w:t>
-      </w:r>
-      <w:r>
-        <w:rPr>
-          <w:rFonts w:ascii="Nirmala UI" w:hAnsi="Nirmala UI" w:cs="Nirmala UI"/>
-        </w:rPr>
-        <w:t>আছে।</w:t>
-      </w:r>
-      <w:r>
-        <w:t xml:space="preserve"> </w:t>
-      </w:r>
-      <w:r>
-        <w:rPr>
-          <w:rFonts w:ascii="Nirmala UI" w:hAnsi="Nirmala UI" w:cs="Nirmala UI"/>
-        </w:rPr>
-        <w:t>একটি</w:t>
-      </w:r>
-      <w:r>
-        <w:t xml:space="preserve"> </w:t>
-      </w:r>
-      <w:r>
-        <w:rPr>
-          <w:rFonts w:ascii="Nirmala UI" w:hAnsi="Nirmala UI" w:cs="Nirmala UI"/>
-        </w:rPr>
-        <w:t>হলো</w:t>
-      </w:r>
-      <w:r>
-        <w:t xml:space="preserve"> </w:t>
-      </w:r>
-      <w:r>
-        <w:rPr>
-          <w:b/>
-          <w:bCs/>
-        </w:rPr>
-        <w:t>CLI (Command Line Interface)</w:t>
-      </w:r>
-      <w:r>
-        <w:t xml:space="preserve"> </w:t>
-      </w:r>
-      <w:r>
-        <w:rPr>
-          <w:rFonts w:ascii="Nirmala UI" w:hAnsi="Nirmala UI" w:cs="Nirmala UI"/>
-        </w:rPr>
-        <w:t>ব্যবহার</w:t>
-      </w:r>
-      <w:r>
-        <w:t xml:space="preserve"> </w:t>
-      </w:r>
-      <w:r>
-        <w:rPr>
-          <w:rFonts w:ascii="Nirmala UI" w:hAnsi="Nirmala UI" w:cs="Nirmala UI"/>
-        </w:rPr>
-        <w:t>করে</w:t>
-      </w:r>
-      <w:r>
-        <w:t xml:space="preserve">, </w:t>
-      </w:r>
-      <w:r>
-        <w:rPr>
-          <w:rFonts w:ascii="Nirmala UI" w:hAnsi="Nirmala UI" w:cs="Nirmala UI"/>
-        </w:rPr>
-        <w:t>যা</w:t>
-      </w:r>
-      <w:r>
-        <w:t xml:space="preserve"> </w:t>
-      </w:r>
-      <w:r>
-        <w:rPr>
-          <w:rFonts w:ascii="Nirmala UI" w:hAnsi="Nirmala UI" w:cs="Nirmala UI"/>
-        </w:rPr>
-        <w:t>সবচেয়ে</w:t>
-      </w:r>
-      <w:r>
-        <w:t xml:space="preserve"> </w:t>
-      </w:r>
-      <w:r>
-        <w:rPr>
-          <w:rFonts w:ascii="Nirmala UI" w:hAnsi="Nirmala UI" w:cs="Nirmala UI"/>
-        </w:rPr>
-        <w:t>সহজ</w:t>
-      </w:r>
-      <w:r>
-        <w:t xml:space="preserve"> </w:t>
-      </w:r>
-      <w:r>
-        <w:rPr>
-          <w:rFonts w:ascii="Nirmala UI" w:hAnsi="Nirmala UI" w:cs="Nirmala UI"/>
-        </w:rPr>
-        <w:t>এবং</w:t>
-      </w:r>
-      <w:r>
-        <w:t xml:space="preserve"> </w:t>
-      </w:r>
-      <w:r>
-        <w:rPr>
-          <w:rFonts w:ascii="Nirmala UI" w:hAnsi="Nirmala UI" w:cs="Nirmala UI"/>
-        </w:rPr>
-        <w:t>দ্রুত।</w:t>
-      </w:r>
-      <w:r>
-        <w:t xml:space="preserve"> </w:t>
-      </w:r>
-      <w:r>
-        <w:rPr>
-          <w:rFonts w:ascii="Nirmala UI" w:hAnsi="Nirmala UI" w:cs="Nirmala UI"/>
-        </w:rPr>
-        <w:t>অন্যটি</w:t>
-      </w:r>
-      <w:r>
-        <w:t xml:space="preserve"> </w:t>
-      </w:r>
-      <w:r>
-        <w:rPr>
-          <w:rFonts w:ascii="Nirmala UI" w:hAnsi="Nirmala UI" w:cs="Nirmala UI"/>
-        </w:rPr>
-        <w:t>হলো</w:t>
-      </w:r>
-      <w:r>
-        <w:t xml:space="preserve"> </w:t>
-      </w:r>
-      <w:r>
-        <w:rPr>
-          <w:b/>
-          <w:bCs/>
-        </w:rPr>
-        <w:t>Manually</w:t>
-      </w:r>
-      <w:r>
-        <w:t xml:space="preserve">, </w:t>
-      </w:r>
-      <w:r>
-        <w:rPr>
-          <w:rFonts w:ascii="Nirmala UI" w:hAnsi="Nirmala UI" w:cs="Nirmala UI"/>
-        </w:rPr>
-        <w:t>যা</w:t>
-      </w:r>
-      <w:r>
-        <w:t xml:space="preserve"> </w:t>
-      </w:r>
-      <w:r>
-        <w:rPr>
-          <w:rFonts w:ascii="Nirmala UI" w:hAnsi="Nirmala UI" w:cs="Nirmala UI"/>
-        </w:rPr>
-        <w:t>আপনাকে</w:t>
-      </w:r>
-      <w:r>
-        <w:t xml:space="preserve"> </w:t>
-      </w:r>
-      <w:r>
-        <w:rPr>
-          <w:rFonts w:ascii="Nirmala UI" w:hAnsi="Nirmala UI" w:cs="Nirmala UI"/>
-        </w:rPr>
-        <w:t>ফ্রেমওয়ার্কের</w:t>
-      </w:r>
-      <w:r>
-        <w:t xml:space="preserve"> </w:t>
-      </w:r>
-      <w:r>
-        <w:rPr>
-          <w:rFonts w:ascii="Nirmala UI" w:hAnsi="Nirmala UI" w:cs="Nirmala UI"/>
-        </w:rPr>
-        <w:t>ইন্টারনাল</w:t>
-      </w:r>
-      <w:r>
-        <w:t xml:space="preserve"> </w:t>
-      </w:r>
-      <w:r>
-        <w:rPr>
-          <w:rFonts w:ascii="Nirmala UI" w:hAnsi="Nirmala UI" w:cs="Nirmala UI"/>
-        </w:rPr>
-        <w:t>স্ট্রাকচার</w:t>
-      </w:r>
-      <w:r>
-        <w:t xml:space="preserve"> </w:t>
-      </w:r>
-      <w:r>
-        <w:rPr>
-          <w:rFonts w:ascii="Nirmala UI" w:hAnsi="Nirmala UI" w:cs="Nirmala UI"/>
-        </w:rPr>
-        <w:t>বুঝতে</w:t>
-      </w:r>
-      <w:r>
-        <w:t xml:space="preserve"> </w:t>
-      </w:r>
-      <w:r>
-        <w:rPr>
-          <w:rFonts w:ascii="Nirmala UI" w:hAnsi="Nirmala UI" w:cs="Nirmala UI"/>
-        </w:rPr>
-        <w:t>সাহায্য</w:t>
-      </w:r>
-      <w:r>
-        <w:t xml:space="preserve"> </w:t>
-      </w:r>
-      <w:r>
-        <w:rPr>
-          <w:rFonts w:ascii="Nirmala UI" w:hAnsi="Nirmala UI" w:cs="Nirmala UI"/>
-        </w:rPr>
-        <w:t>করবে।</w:t>
-      </w:r>
-    </w:p>
-    <w:p>
-      <w:r>
-        <w:rPr>
-          <w:rFonts w:ascii="Nirmala UI" w:hAnsi="Nirmala UI" w:cs="Nirmala UI"/>
-        </w:rPr>
-        <w:t>নিচে</w:t>
-      </w:r>
-      <w:r>
-        <w:t xml:space="preserve"> </w:t>
-      </w:r>
-      <w:r>
-        <w:rPr>
-          <w:rFonts w:ascii="Nirmala UI" w:hAnsi="Nirmala UI" w:cs="Nirmala UI"/>
-        </w:rPr>
-        <w:t>বিস্তারিত</w:t>
-      </w:r>
-      <w:r>
-        <w:t xml:space="preserve"> </w:t>
-      </w:r>
-      <w:r>
-        <w:rPr>
-          <w:rFonts w:ascii="Nirmala UI" w:hAnsi="Nirmala UI" w:cs="Nirmala UI"/>
-        </w:rPr>
-        <w:t>আলোচনা</w:t>
-      </w:r>
-      <w:r>
-        <w:t xml:space="preserve"> </w:t>
-      </w:r>
-      <w:r>
-        <w:rPr>
-          <w:rFonts w:ascii="Nirmala UI" w:hAnsi="Nirmala UI" w:cs="Nirmala UI"/>
-        </w:rPr>
-        <w:t>করা</w:t>
-      </w:r>
-      <w:r>
-        <w:t xml:space="preserve"> </w:t>
-      </w:r>
-      <w:r>
-        <w:rPr>
-          <w:rFonts w:ascii="Nirmala UI" w:hAnsi="Nirmala UI" w:cs="Nirmala UI"/>
-        </w:rPr>
-        <w:t>হলো</w:t>
-      </w:r>
-      <w:r>
-        <w:t>:</w:t>
-      </w:r>
-    </w:p>
-    <w:p>
-      <w:r>
-        <w:pict w14:anchorId="3EE5A851">
-          <v:rect id="_x0000_i1096" style="width:468pt;height:1.2pt" o:hralign="center" o:hrstd="t" o:hrnoshade="t" o:hr="t" fillcolor="gray" stroked="f"/>
-        </w:pict>
-      </w:r>
-    </w:p>
-    <w:p>
-      <w:pPr>
-        <w:rPr>
-          <w:b/>
-          <w:bCs/>
-        </w:rPr>
-      </w:pPr>
-      <w:r>
-        <w:rPr>
-          <w:rFonts w:ascii="Nirmala UI" w:hAnsi="Nirmala UI" w:cs="Nirmala UI"/>
-          <w:b/>
-          <w:bCs/>
-        </w:rPr>
-        <w:t>১</w:t>
-      </w:r>
-      <w:r>
-        <w:rPr>
-          <w:b/>
-          <w:bCs/>
-        </w:rPr>
-        <w:t xml:space="preserve">. CLI </w:t>
-      </w:r>
-      <w:r>
-        <w:rPr>
-          <w:rFonts w:ascii="Nirmala UI" w:hAnsi="Nirmala UI" w:cs="Nirmala UI"/>
-          <w:b/>
-          <w:bCs/>
-        </w:rPr>
-        <w:t>বা</w:t>
-      </w:r>
-      <w:r>
-        <w:rPr>
-          <w:b/>
-          <w:bCs/>
-        </w:rPr>
-        <w:t xml:space="preserve"> CMD </w:t>
-      </w:r>
-      <w:r>
-        <w:rPr>
-          <w:rFonts w:ascii="Nirmala UI" w:hAnsi="Nirmala UI" w:cs="Nirmala UI"/>
-          <w:b/>
-          <w:bCs/>
-        </w:rPr>
-        <w:t>ব্যবহার</w:t>
-      </w:r>
-      <w:r>
-        <w:rPr>
-          <w:b/>
-          <w:bCs/>
-        </w:rPr>
-        <w:t xml:space="preserve"> </w:t>
-      </w:r>
-      <w:r>
-        <w:rPr>
-          <w:rFonts w:ascii="Nirmala UI" w:hAnsi="Nirmala UI" w:cs="Nirmala UI"/>
-          <w:b/>
-          <w:bCs/>
-        </w:rPr>
-        <w:t>করে</w:t>
-      </w:r>
-      <w:r>
-        <w:rPr>
-          <w:b/>
-          <w:bCs/>
-        </w:rPr>
-        <w:t xml:space="preserve"> (</w:t>
-      </w:r>
-      <w:r>
-        <w:rPr>
-          <w:rFonts w:ascii="Nirmala UI" w:hAnsi="Nirmala UI" w:cs="Nirmala UI"/>
-          <w:b/>
-          <w:bCs/>
-        </w:rPr>
-        <w:t>সবচেয়ে</w:t>
-      </w:r>
-      <w:r>
-        <w:rPr>
-          <w:b/>
-          <w:bCs/>
-        </w:rPr>
-        <w:t xml:space="preserve"> </w:t>
-      </w:r>
-      <w:r>
-        <w:rPr>
-          <w:rFonts w:ascii="Nirmala UI" w:hAnsi="Nirmala UI" w:cs="Nirmala UI"/>
-          <w:b/>
-          <w:bCs/>
-        </w:rPr>
-        <w:t>সহজ</w:t>
-      </w:r>
-      <w:r>
-        <w:rPr>
-          <w:b/>
-          <w:bCs/>
-        </w:rPr>
-        <w:t xml:space="preserve"> </w:t>
-      </w:r>
-      <w:r>
-        <w:rPr>
-          <w:rFonts w:ascii="Nirmala UI" w:hAnsi="Nirmala UI" w:cs="Nirmala UI"/>
-          <w:b/>
-          <w:bCs/>
-        </w:rPr>
-        <w:t>উপায়</w:t>
-      </w:r>
-      <w:r>
-        <w:rPr>
-          <w:b/>
-          <w:bCs/>
-        </w:rPr>
-        <w:t>)</w:t>
-      </w:r>
-    </w:p>
-    <w:p>
-      <w:r>
-        <w:t>NestJS-</w:t>
-      </w:r>
-      <w:r>
-        <w:rPr>
-          <w:rFonts w:ascii="Nirmala UI" w:hAnsi="Nirmala UI" w:cs="Nirmala UI"/>
-        </w:rPr>
-        <w:t>এর</w:t>
-      </w:r>
-      <w:r>
-        <w:t xml:space="preserve"> </w:t>
-      </w:r>
-      <w:r>
-        <w:rPr>
-          <w:rFonts w:ascii="Nirmala UI" w:hAnsi="Nirmala UI" w:cs="Nirmala UI"/>
-        </w:rPr>
-        <w:t>নিজস্ব</w:t>
-      </w:r>
-      <w:r>
-        <w:t xml:space="preserve"> </w:t>
-      </w:r>
-      <w:r>
-        <w:rPr>
-          <w:rFonts w:ascii="Nirmala UI" w:hAnsi="Nirmala UI" w:cs="Nirmala UI"/>
-        </w:rPr>
-        <w:t>কমান্ড</w:t>
-      </w:r>
-      <w:r>
-        <w:t xml:space="preserve"> </w:t>
-      </w:r>
-      <w:r>
-        <w:rPr>
-          <w:rFonts w:ascii="Nirmala UI" w:hAnsi="Nirmala UI" w:cs="Nirmala UI"/>
-        </w:rPr>
-        <w:t>ব্যবহার</w:t>
-      </w:r>
-      <w:r>
-        <w:t xml:space="preserve"> </w:t>
-      </w:r>
-      <w:r>
-        <w:rPr>
-          <w:rFonts w:ascii="Nirmala UI" w:hAnsi="Nirmala UI" w:cs="Nirmala UI"/>
-        </w:rPr>
-        <w:t>করে</w:t>
-      </w:r>
-      <w:r>
-        <w:t xml:space="preserve"> </w:t>
-      </w:r>
-      <w:r>
-        <w:rPr>
-          <w:rFonts w:ascii="Nirmala UI" w:hAnsi="Nirmala UI" w:cs="Nirmala UI"/>
-        </w:rPr>
-        <w:t>কয়েক</w:t>
-      </w:r>
-      <w:r>
-        <w:t xml:space="preserve"> </w:t>
-      </w:r>
-      <w:r>
-        <w:rPr>
-          <w:rFonts w:ascii="Nirmala UI" w:hAnsi="Nirmala UI" w:cs="Nirmala UI"/>
-        </w:rPr>
-        <w:t>সেকেন্ডেই</w:t>
-      </w:r>
-      <w:r>
-        <w:t xml:space="preserve"> </w:t>
-      </w:r>
-      <w:r>
-        <w:rPr>
-          <w:rFonts w:ascii="Nirmala UI" w:hAnsi="Nirmala UI" w:cs="Nirmala UI"/>
-        </w:rPr>
-        <w:t>কন্ট্রোলার</w:t>
-      </w:r>
-      <w:r>
-        <w:t xml:space="preserve"> </w:t>
-      </w:r>
-      <w:r>
-        <w:rPr>
-          <w:rFonts w:ascii="Nirmala UI" w:hAnsi="Nirmala UI" w:cs="Nirmala UI"/>
-        </w:rPr>
-        <w:t>তৈরি</w:t>
-      </w:r>
-      <w:r>
-        <w:t xml:space="preserve"> </w:t>
-      </w:r>
-      <w:r>
-        <w:rPr>
-          <w:rFonts w:ascii="Nirmala UI" w:hAnsi="Nirmala UI" w:cs="Nirmala UI"/>
-        </w:rPr>
-        <w:t>করা</w:t>
-      </w:r>
-      <w:r>
-        <w:t xml:space="preserve"> </w:t>
-      </w:r>
-      <w:r>
-        <w:rPr>
-          <w:rFonts w:ascii="Nirmala UI" w:hAnsi="Nirmala UI" w:cs="Nirmala UI"/>
-        </w:rPr>
-        <w:t>যায়।</w:t>
-      </w:r>
-      <w:r>
-        <w:t xml:space="preserve"> </w:t>
-      </w:r>
-      <w:r>
-        <w:rPr>
-          <w:rFonts w:ascii="Nirmala UI" w:hAnsi="Nirmala UI" w:cs="Nirmala UI"/>
-        </w:rPr>
-        <w:t>এতে</w:t>
-      </w:r>
-      <w:r>
-        <w:t xml:space="preserve"> </w:t>
-      </w:r>
-      <w:r>
-        <w:rPr>
-          <w:rFonts w:ascii="Nirmala UI" w:hAnsi="Nirmala UI" w:cs="Nirmala UI"/>
-        </w:rPr>
-        <w:t>স্বয়ংক্রিয়ভাবে</w:t>
-      </w:r>
-      <w:r>
-        <w:t xml:space="preserve"> </w:t>
-      </w:r>
-      <w:r>
-        <w:rPr>
-          <w:rFonts w:ascii="Nirmala UI" w:hAnsi="Nirmala UI" w:cs="Nirmala UI"/>
-        </w:rPr>
-        <w:t>ফাইল</w:t>
-      </w:r>
-      <w:r>
-        <w:t xml:space="preserve"> </w:t>
-      </w:r>
-      <w:r>
-        <w:rPr>
-          <w:rFonts w:ascii="Nirmala UI" w:hAnsi="Nirmala UI" w:cs="Nirmala UI"/>
-        </w:rPr>
-        <w:t>তৈরি</w:t>
-      </w:r>
-      <w:r>
-        <w:t xml:space="preserve"> </w:t>
-      </w:r>
-      <w:r>
-        <w:rPr>
-          <w:rFonts w:ascii="Nirmala UI" w:hAnsi="Nirmala UI" w:cs="Nirmala UI"/>
-        </w:rPr>
-        <w:t>হয়</w:t>
-      </w:r>
-      <w:r>
-        <w:t xml:space="preserve"> </w:t>
-      </w:r>
-      <w:r>
-        <w:rPr>
-          <w:rFonts w:ascii="Nirmala UI" w:hAnsi="Nirmala UI" w:cs="Nirmala UI"/>
-        </w:rPr>
-        <w:t>এবং</w:t>
-      </w:r>
-      <w:r>
-        <w:t xml:space="preserve"> </w:t>
-      </w:r>
-      <w:r>
-        <w:rPr>
-          <w:rFonts w:ascii="Nirmala UI" w:hAnsi="Nirmala UI" w:cs="Nirmala UI"/>
-        </w:rPr>
-        <w:t>আপনার</w:t>
-      </w:r>
-      <w:r>
-        <w:t xml:space="preserve"> </w:t>
-      </w:r>
-      <w:r>
-        <w:rPr>
-          <w:rFonts w:ascii="Nirmala UI" w:hAnsi="Nirmala UI" w:cs="Nirmala UI"/>
-        </w:rPr>
-        <w:t>মডিউলে</w:t>
-      </w:r>
-      <w:r>
-        <w:t xml:space="preserve"> </w:t>
-      </w:r>
-      <w:r>
-        <w:rPr>
-          <w:rFonts w:ascii="Nirmala UI" w:hAnsi="Nirmala UI" w:cs="Nirmala UI"/>
-        </w:rPr>
-        <w:t>সেটি</w:t>
-      </w:r>
-      <w:r>
-        <w:t xml:space="preserve"> </w:t>
-      </w:r>
-      <w:r>
-        <w:rPr>
-          <w:rFonts w:ascii="Nirmala UI" w:hAnsi="Nirmala UI" w:cs="Nirmala UI"/>
-        </w:rPr>
-        <w:t>আপডেট</w:t>
-      </w:r>
-      <w:r>
-        <w:t xml:space="preserve"> </w:t>
-      </w:r>
-      <w:r>
-        <w:rPr>
-          <w:rFonts w:ascii="Nirmala UI" w:hAnsi="Nirmala UI" w:cs="Nirmala UI"/>
-        </w:rPr>
-        <w:t>হয়ে</w:t>
-      </w:r>
-      <w:r>
-        <w:t xml:space="preserve"> </w:t>
-      </w:r>
-      <w:r>
-        <w:rPr>
-          <w:rFonts w:ascii="Nirmala UI" w:hAnsi="Nirmala UI" w:cs="Nirmala UI"/>
-        </w:rPr>
-        <w:t>যায়।</w:t>
-      </w:r>
-    </w:p>
-    <w:p>
-      <w:r>
-        <w:rPr>
-          <w:rFonts w:ascii="Nirmala UI" w:hAnsi="Nirmala UI" w:cs="Nirmala UI"/>
-          <w:b/>
-          <w:bCs/>
-        </w:rPr>
-        <w:t>কমান্ড</w:t>
-      </w:r>
-      <w:r>
-        <w:rPr>
-          <w:b/>
-          <w:bCs/>
-        </w:rPr>
-        <w:t>:</w:t>
-      </w:r>
-    </w:p>
-    <w:p>
-      <w:r>
-        <w:rPr>
-          <w:rFonts w:ascii="Nirmala UI" w:hAnsi="Nirmala UI" w:cs="Nirmala UI"/>
-        </w:rPr>
-        <w:t>আপনার</w:t>
-      </w:r>
-      <w:r>
-        <w:t xml:space="preserve"> </w:t>
-      </w:r>
-      <w:r>
-        <w:rPr>
-          <w:rFonts w:ascii="Nirmala UI" w:hAnsi="Nirmala UI" w:cs="Nirmala UI"/>
-        </w:rPr>
-        <w:t>প্রজেক্ট</w:t>
-      </w:r>
-      <w:r>
-        <w:t xml:space="preserve"> </w:t>
-      </w:r>
-      <w:r>
-        <w:rPr>
-          <w:rFonts w:ascii="Nirmala UI" w:hAnsi="Nirmala UI" w:cs="Nirmala UI"/>
-        </w:rPr>
-        <w:t>ফোল্ডারে</w:t>
-      </w:r>
-      <w:r>
-        <w:t xml:space="preserve"> </w:t>
-      </w:r>
-      <w:r>
-        <w:rPr>
-          <w:rFonts w:ascii="Nirmala UI" w:hAnsi="Nirmala UI" w:cs="Nirmala UI"/>
-        </w:rPr>
-        <w:t>টার্মিনাল</w:t>
-      </w:r>
-      <w:r>
-        <w:t xml:space="preserve"> </w:t>
-      </w:r>
-      <w:r>
-        <w:rPr>
-          <w:rFonts w:ascii="Nirmala UI" w:hAnsi="Nirmala UI" w:cs="Nirmala UI"/>
-        </w:rPr>
-        <w:t>ওপেন</w:t>
-      </w:r>
-      <w:r>
-        <w:t xml:space="preserve"> </w:t>
-      </w:r>
-      <w:r>
-        <w:rPr>
-          <w:rFonts w:ascii="Nirmala UI" w:hAnsi="Nirmala UI" w:cs="Nirmala UI"/>
-        </w:rPr>
-        <w:t>করে</w:t>
-      </w:r>
-      <w:r>
-        <w:t xml:space="preserve"> </w:t>
-      </w:r>
-      <w:r>
-        <w:rPr>
-          <w:rFonts w:ascii="Nirmala UI" w:hAnsi="Nirmala UI" w:cs="Nirmala UI"/>
-        </w:rPr>
-        <w:t>নিচের</w:t>
-      </w:r>
-      <w:r>
-        <w:t xml:space="preserve"> </w:t>
-      </w:r>
-      <w:r>
-        <w:rPr>
-          <w:rFonts w:ascii="Nirmala UI" w:hAnsi="Nirmala UI" w:cs="Nirmala UI"/>
-        </w:rPr>
-        <w:t>কমান্ডটি</w:t>
-      </w:r>
-      <w:r>
-        <w:t xml:space="preserve"> </w:t>
-      </w:r>
-      <w:r>
-        <w:rPr>
-          <w:rFonts w:ascii="Nirmala UI" w:hAnsi="Nirmala UI" w:cs="Nirmala UI"/>
-        </w:rPr>
-        <w:t>লিখুন</w:t>
-      </w:r>
-      <w:r>
-        <w:t>:</w:t>
-      </w:r>
-    </w:p>
-    <w:p>
-      <w:r>
-        <w:t>Bash</w:t>
-      </w:r>
-    </w:p>
-    <w:p>
-      <w:r>
-        <w:t>nest generate controller user</w:t>
+      <w:proofErr w:type="gramStart"/>
+      <w:r>
+        <w:t>nest</w:t>
+      </w:r>
+      <w:proofErr w:type="gramEnd"/>
+      <w:r>
+        <w:t xml:space="preserve"> generate controller user</w:t>
       </w:r>
     </w:p>
     <w:p>
@@ -5741,7 +6180,15 @@
         <w:t>ভেতর</w:t>
       </w:r>
       <w:r>
-        <w:t xml:space="preserve"> user.controller.ts </w:t>
+        <w:t xml:space="preserve"> </w:t>
+      </w:r>
+      <w:proofErr w:type="gramStart"/>
+      <w:r>
+        <w:t>user.controller</w:t>
+      </w:r>
+      <w:proofErr w:type="gramEnd"/>
+      <w:r>
+        <w:t xml:space="preserve">.ts </w:t>
       </w:r>
       <w:r>
         <w:rPr>
@@ -5845,7 +6292,15 @@
         <w:t>আপনার</w:t>
       </w:r>
       <w:r>
-        <w:t xml:space="preserve"> app.module.ts </w:t>
+        <w:t xml:space="preserve"> </w:t>
+      </w:r>
+      <w:proofErr w:type="gramStart"/>
+      <w:r>
+        <w:t>app.module</w:t>
+      </w:r>
+      <w:proofErr w:type="gramEnd"/>
+      <w:r>
+        <w:t xml:space="preserve">.ts </w:t>
       </w:r>
       <w:r>
         <w:rPr>
@@ -5930,7 +6385,7 @@
     <w:p>
       <w:r>
         <w:pict w14:anchorId="0B76F7BE">
-          <v:rect id="_x0000_i1097" style="width:468pt;height:1.2pt" o:hralign="center" o:hrstd="t" o:hrnoshade="t" o:hr="t" fillcolor="gray" stroked="f"/>
+          <v:rect id="_x0000_i1031" style="width:468pt;height:1.2pt" o:hralign="center" o:hrstd="t" o:hrnoshade="t" o:hr="t" fillcolor="gray" stroked="f"/>
         </w:pict>
       </w:r>
     </w:p>
@@ -5947,86 +6402,870 @@
           <w:b/>
           <w:bCs/>
         </w:rPr>
+        <w:t>২</w:t>
+      </w:r>
+      <w:r>
+        <w:rPr>
+          <w:b/>
+          <w:bCs/>
+        </w:rPr>
+        <w:t xml:space="preserve">. </w:t>
+      </w:r>
+      <w:r>
+        <w:rPr>
+          <w:rFonts w:ascii="Nirmala UI" w:hAnsi="Nirmala UI" w:cs="Nirmala UI"/>
+          <w:b/>
+          <w:bCs/>
+        </w:rPr>
+        <w:t>ম্যানুয়ালি</w:t>
+      </w:r>
+      <w:r>
+        <w:rPr>
+          <w:b/>
+          <w:bCs/>
+        </w:rPr>
+        <w:t xml:space="preserve"> </w:t>
+      </w:r>
+      <w:r>
+        <w:rPr>
+          <w:rFonts w:ascii="Nirmala UI" w:hAnsi="Nirmala UI" w:cs="Nirmala UI"/>
+          <w:b/>
+          <w:bCs/>
+        </w:rPr>
+        <w:t>তৈরি</w:t>
+      </w:r>
+      <w:r>
+        <w:rPr>
+          <w:b/>
+          <w:bCs/>
+        </w:rPr>
+        <w:t xml:space="preserve"> </w:t>
+      </w:r>
+      <w:r>
+        <w:rPr>
+          <w:rFonts w:ascii="Nirmala UI" w:hAnsi="Nirmala UI" w:cs="Nirmala UI"/>
+          <w:b/>
+          <w:bCs/>
+        </w:rPr>
+        <w:t>করা</w:t>
+      </w:r>
+      <w:r>
+        <w:rPr>
+          <w:b/>
+          <w:bCs/>
+        </w:rPr>
+        <w:t xml:space="preserve"> (Manual Method)</w:t>
+      </w:r>
+    </w:p>
+    <w:p>
+      <w:r>
+        <w:rPr>
+          <w:rFonts w:ascii="Nirmala UI" w:hAnsi="Nirmala UI" w:cs="Nirmala UI"/>
+        </w:rPr>
+        <w:t>ম্যানুয়ালি</w:t>
+      </w:r>
+      <w:r>
+        <w:t xml:space="preserve"> </w:t>
+      </w:r>
+      <w:r>
+        <w:rPr>
+          <w:rFonts w:ascii="Nirmala UI" w:hAnsi="Nirmala UI" w:cs="Nirmala UI"/>
+        </w:rPr>
+        <w:t>কন্ট্রোলার</w:t>
+      </w:r>
+      <w:r>
+        <w:t xml:space="preserve"> </w:t>
+      </w:r>
+      <w:r>
+        <w:rPr>
+          <w:rFonts w:ascii="Nirmala UI" w:hAnsi="Nirmala UI" w:cs="Nirmala UI"/>
+        </w:rPr>
+        <w:t>তৈরি</w:t>
+      </w:r>
+      <w:r>
+        <w:t xml:space="preserve"> </w:t>
+      </w:r>
+      <w:r>
+        <w:rPr>
+          <w:rFonts w:ascii="Nirmala UI" w:hAnsi="Nirmala UI" w:cs="Nirmala UI"/>
+        </w:rPr>
+        <w:t>করতে</w:t>
+      </w:r>
+      <w:r>
+        <w:t xml:space="preserve"> </w:t>
+      </w:r>
+      <w:r>
+        <w:rPr>
+          <w:rFonts w:ascii="Nirmala UI" w:hAnsi="Nirmala UI" w:cs="Nirmala UI"/>
+        </w:rPr>
+        <w:t>হলে</w:t>
+      </w:r>
+      <w:r>
+        <w:t xml:space="preserve"> </w:t>
+      </w:r>
+      <w:r>
+        <w:rPr>
+          <w:rFonts w:ascii="Nirmala UI" w:hAnsi="Nirmala UI" w:cs="Nirmala UI"/>
+        </w:rPr>
+        <w:t>আপনাকে</w:t>
+      </w:r>
+      <w:r>
+        <w:t xml:space="preserve"> </w:t>
+      </w:r>
+      <w:r>
+        <w:rPr>
+          <w:rFonts w:ascii="Nirmala UI" w:hAnsi="Nirmala UI" w:cs="Nirmala UI"/>
+        </w:rPr>
+        <w:t>৩টি</w:t>
+      </w:r>
+      <w:r>
+        <w:t xml:space="preserve"> </w:t>
+      </w:r>
+      <w:r>
+        <w:rPr>
+          <w:rFonts w:ascii="Nirmala UI" w:hAnsi="Nirmala UI" w:cs="Nirmala UI"/>
+        </w:rPr>
+        <w:t>ধাপ</w:t>
+      </w:r>
+      <w:r>
+        <w:t xml:space="preserve"> </w:t>
+      </w:r>
+      <w:r>
+        <w:rPr>
+          <w:rFonts w:ascii="Nirmala UI" w:hAnsi="Nirmala UI" w:cs="Nirmala UI"/>
+        </w:rPr>
+        <w:t>অনুসরণ</w:t>
+      </w:r>
+      <w:r>
+        <w:t xml:space="preserve"> </w:t>
+      </w:r>
+      <w:r>
+        <w:rPr>
+          <w:rFonts w:ascii="Nirmala UI" w:hAnsi="Nirmala UI" w:cs="Nirmala UI"/>
+        </w:rPr>
+        <w:t>করতে</w:t>
+      </w:r>
+      <w:r>
+        <w:t xml:space="preserve"> </w:t>
+      </w:r>
+      <w:r>
+        <w:rPr>
+          <w:rFonts w:ascii="Nirmala UI" w:hAnsi="Nirmala UI" w:cs="Nirmala UI"/>
+        </w:rPr>
+        <w:t>হবে</w:t>
+      </w:r>
+      <w:r>
+        <w:t>:</w:t>
+      </w:r>
+    </w:p>
+    <w:p>
+      <w:pPr>
+        <w:rPr>
+          <w:b/>
+          <w:bCs/>
+        </w:rPr>
+      </w:pPr>
+      <w:r>
+        <w:rPr>
+          <w:rFonts w:ascii="Nirmala UI" w:hAnsi="Nirmala UI" w:cs="Nirmala UI"/>
+          <w:b/>
+          <w:bCs/>
+        </w:rPr>
+        <w:t>ধাপ</w:t>
+      </w:r>
+      <w:r>
+        <w:rPr>
+          <w:b/>
+          <w:bCs/>
+        </w:rPr>
+        <w:t xml:space="preserve"> </w:t>
+      </w:r>
+      <w:r>
+        <w:rPr>
+          <w:rFonts w:ascii="Nirmala UI" w:hAnsi="Nirmala UI" w:cs="Nirmala UI"/>
+          <w:b/>
+          <w:bCs/>
+        </w:rPr>
+        <w:t>১</w:t>
+      </w:r>
+      <w:r>
+        <w:rPr>
+          <w:b/>
+          <w:bCs/>
+        </w:rPr>
+        <w:t xml:space="preserve">: </w:t>
+      </w:r>
+      <w:r>
+        <w:rPr>
+          <w:rFonts w:ascii="Nirmala UI" w:hAnsi="Nirmala UI" w:cs="Nirmala UI"/>
+          <w:b/>
+          <w:bCs/>
+        </w:rPr>
+        <w:t>ফাইল</w:t>
+      </w:r>
+      <w:r>
+        <w:rPr>
+          <w:b/>
+          <w:bCs/>
+        </w:rPr>
+        <w:t xml:space="preserve"> </w:t>
+      </w:r>
+      <w:r>
+        <w:rPr>
+          <w:rFonts w:ascii="Nirmala UI" w:hAnsi="Nirmala UI" w:cs="Nirmala UI"/>
+          <w:b/>
+          <w:bCs/>
+        </w:rPr>
+        <w:t>তৈরি</w:t>
+      </w:r>
+      <w:r>
+        <w:rPr>
+          <w:b/>
+          <w:bCs/>
+        </w:rPr>
+        <w:t xml:space="preserve"> </w:t>
+      </w:r>
+      <w:r>
+        <w:rPr>
+          <w:rFonts w:ascii="Nirmala UI" w:hAnsi="Nirmala UI" w:cs="Nirmala UI"/>
+          <w:b/>
+          <w:bCs/>
+        </w:rPr>
+        <w:t>করা</w:t>
+      </w:r>
+    </w:p>
+    <w:p>
+      <w:r>
+        <w:rPr>
+          <w:rFonts w:ascii="Nirmala UI" w:hAnsi="Nirmala UI" w:cs="Nirmala UI"/>
+        </w:rPr>
+        <w:t>প্রথমে</w:t>
+      </w:r>
+      <w:r>
+        <w:t xml:space="preserve"> </w:t>
+      </w:r>
+      <w:r>
+        <w:rPr>
+          <w:rFonts w:ascii="Nirmala UI" w:hAnsi="Nirmala UI" w:cs="Nirmala UI"/>
+        </w:rPr>
+        <w:t>আপনার</w:t>
+      </w:r>
+      <w:r>
+        <w:t xml:space="preserve"> </w:t>
+      </w:r>
+      <w:r>
+        <w:rPr>
+          <w:rFonts w:ascii="Nirmala UI" w:hAnsi="Nirmala UI" w:cs="Nirmala UI"/>
+        </w:rPr>
+        <w:t>প্রয়োজনীয়</w:t>
+      </w:r>
+      <w:r>
+        <w:t xml:space="preserve"> </w:t>
+      </w:r>
+      <w:r>
+        <w:rPr>
+          <w:rFonts w:ascii="Nirmala UI" w:hAnsi="Nirmala UI" w:cs="Nirmala UI"/>
+        </w:rPr>
+        <w:t>ফোল্ডারে</w:t>
+      </w:r>
+      <w:r>
+        <w:t xml:space="preserve"> </w:t>
+      </w:r>
+      <w:r>
+        <w:rPr>
+          <w:rFonts w:ascii="Nirmala UI" w:hAnsi="Nirmala UI" w:cs="Nirmala UI"/>
+        </w:rPr>
+        <w:t>একটি</w:t>
+      </w:r>
+      <w:r>
+        <w:t xml:space="preserve"> </w:t>
+      </w:r>
+      <w:r>
+        <w:rPr>
+          <w:rFonts w:ascii="Nirmala UI" w:hAnsi="Nirmala UI" w:cs="Nirmala UI"/>
+        </w:rPr>
+        <w:t>ফাইল</w:t>
+      </w:r>
+      <w:r>
+        <w:t xml:space="preserve"> </w:t>
+      </w:r>
+      <w:r>
+        <w:rPr>
+          <w:rFonts w:ascii="Nirmala UI" w:hAnsi="Nirmala UI" w:cs="Nirmala UI"/>
+        </w:rPr>
+        <w:t>তৈরি</w:t>
+      </w:r>
+      <w:r>
+        <w:t xml:space="preserve"> </w:t>
+      </w:r>
+      <w:r>
+        <w:rPr>
+          <w:rFonts w:ascii="Nirmala UI" w:hAnsi="Nirmala UI" w:cs="Nirmala UI"/>
+        </w:rPr>
+        <w:t>করুন</w:t>
+      </w:r>
+      <w:r>
+        <w:t xml:space="preserve">, </w:t>
+      </w:r>
+      <w:r>
+        <w:rPr>
+          <w:rFonts w:ascii="Nirmala UI" w:hAnsi="Nirmala UI" w:cs="Nirmala UI"/>
+        </w:rPr>
+        <w:t>যেমন</w:t>
+      </w:r>
+      <w:r>
+        <w:t xml:space="preserve">: </w:t>
+      </w:r>
+      <w:proofErr w:type="gramStart"/>
+      <w:r>
+        <w:t>product.controller</w:t>
+      </w:r>
+      <w:proofErr w:type="gramEnd"/>
+      <w:r>
+        <w:t>.ts</w:t>
+      </w:r>
+      <w:r>
+        <w:rPr>
+          <w:rFonts w:ascii="Nirmala UI" w:hAnsi="Nirmala UI" w:cs="Nirmala UI"/>
+        </w:rPr>
+        <w:t>।</w:t>
+      </w:r>
+    </w:p>
+    <w:p>
+      <w:pPr>
+        <w:rPr>
+          <w:b/>
+          <w:bCs/>
+        </w:rPr>
+      </w:pPr>
+      <w:r>
+        <w:rPr>
+          <w:rFonts w:ascii="Nirmala UI" w:hAnsi="Nirmala UI" w:cs="Nirmala UI"/>
+          <w:b/>
+          <w:bCs/>
+        </w:rPr>
+        <w:t>ধাপ</w:t>
+      </w:r>
+      <w:r>
+        <w:rPr>
+          <w:b/>
+          <w:bCs/>
+        </w:rPr>
+        <w:t xml:space="preserve"> </w:t>
+      </w:r>
+      <w:r>
+        <w:rPr>
+          <w:rFonts w:ascii="Nirmala UI" w:hAnsi="Nirmala UI" w:cs="Nirmala UI"/>
+          <w:b/>
+          <w:bCs/>
+        </w:rPr>
+        <w:t>২</w:t>
+      </w:r>
+      <w:r>
+        <w:rPr>
+          <w:b/>
+          <w:bCs/>
+        </w:rPr>
+        <w:t xml:space="preserve">: </w:t>
+      </w:r>
+      <w:r>
+        <w:rPr>
+          <w:rFonts w:ascii="Nirmala UI" w:hAnsi="Nirmala UI" w:cs="Nirmala UI"/>
+          <w:b/>
+          <w:bCs/>
+        </w:rPr>
+        <w:t>কোড</w:t>
+      </w:r>
+      <w:r>
+        <w:rPr>
+          <w:b/>
+          <w:bCs/>
+        </w:rPr>
+        <w:t xml:space="preserve"> </w:t>
+      </w:r>
+      <w:r>
+        <w:rPr>
+          <w:rFonts w:ascii="Nirmala UI" w:hAnsi="Nirmala UI" w:cs="Nirmala UI"/>
+          <w:b/>
+          <w:bCs/>
+        </w:rPr>
+        <w:t>লেখা</w:t>
+      </w:r>
+    </w:p>
+    <w:p>
+      <w:r>
+        <w:rPr>
+          <w:rFonts w:ascii="Nirmala UI" w:hAnsi="Nirmala UI" w:cs="Nirmala UI"/>
+        </w:rPr>
         <w:lastRenderedPageBreak/>
-        <w:t>২</w:t>
-      </w:r>
-      <w:r>
-        <w:rPr>
-          <w:b/>
-          <w:bCs/>
-        </w:rPr>
-        <w:t xml:space="preserve">. </w:t>
-      </w:r>
-      <w:r>
-        <w:rPr>
-          <w:rFonts w:ascii="Nirmala UI" w:hAnsi="Nirmala UI" w:cs="Nirmala UI"/>
-          <w:b/>
-          <w:bCs/>
+        <w:t>ফাইলের</w:t>
+      </w:r>
+      <w:r>
+        <w:t xml:space="preserve"> </w:t>
+      </w:r>
+      <w:r>
+        <w:rPr>
+          <w:rFonts w:ascii="Nirmala UI" w:hAnsi="Nirmala UI" w:cs="Nirmala UI"/>
+        </w:rPr>
+        <w:t>ভেতর</w:t>
+      </w:r>
+      <w:r>
+        <w:t xml:space="preserve"> </w:t>
+      </w:r>
+      <w:r>
+        <w:rPr>
+          <w:rFonts w:ascii="Nirmala UI" w:hAnsi="Nirmala UI" w:cs="Nirmala UI"/>
+        </w:rPr>
+        <w:t>নিচের</w:t>
+      </w:r>
+      <w:r>
+        <w:t xml:space="preserve"> </w:t>
+      </w:r>
+      <w:r>
+        <w:rPr>
+          <w:rFonts w:ascii="Nirmala UI" w:hAnsi="Nirmala UI" w:cs="Nirmala UI"/>
+        </w:rPr>
+        <w:t>কোডটি</w:t>
+      </w:r>
+      <w:r>
+        <w:t xml:space="preserve"> </w:t>
+      </w:r>
+      <w:r>
+        <w:rPr>
+          <w:rFonts w:ascii="Nirmala UI" w:hAnsi="Nirmala UI" w:cs="Nirmala UI"/>
+        </w:rPr>
+        <w:t>লিখুন</w:t>
+      </w:r>
+      <w:r>
+        <w:t>:</w:t>
+      </w:r>
+    </w:p>
+    <w:p>
+      <w:r>
+        <w:t>TypeScript</w:t>
+      </w:r>
+    </w:p>
+    <w:p>
+      <w:r>
+        <w:t xml:space="preserve">import </w:t>
+      </w:r>
+      <w:proofErr w:type="gramStart"/>
+      <w:r>
+        <w:t>{ Controller</w:t>
+      </w:r>
+      <w:proofErr w:type="gramEnd"/>
+      <w:r>
+        <w:t xml:space="preserve">, </w:t>
+      </w:r>
+      <w:proofErr w:type="gramStart"/>
+      <w:r>
+        <w:t>Get }</w:t>
+      </w:r>
+      <w:proofErr w:type="gramEnd"/>
+      <w:r>
+        <w:t xml:space="preserve"> from '@nestjs/common';</w:t>
+      </w:r>
+    </w:p>
+    <w:p/>
+    <w:p>
+      <w:r>
+        <w:t xml:space="preserve">@Controller('product') // </w:t>
+      </w:r>
+      <w:r>
+        <w:rPr>
+          <w:rFonts w:ascii="Nirmala UI" w:hAnsi="Nirmala UI" w:cs="Nirmala UI"/>
+        </w:rPr>
+        <w:t>এটি</w:t>
+      </w:r>
+      <w:r>
+        <w:t xml:space="preserve"> </w:t>
+      </w:r>
+      <w:r>
+        <w:rPr>
+          <w:rFonts w:ascii="Nirmala UI" w:hAnsi="Nirmala UI" w:cs="Nirmala UI"/>
+        </w:rPr>
+        <w:t>হলো</w:t>
+      </w:r>
+      <w:r>
+        <w:t xml:space="preserve"> </w:t>
+      </w:r>
+      <w:r>
+        <w:rPr>
+          <w:rFonts w:ascii="Nirmala UI" w:hAnsi="Nirmala UI" w:cs="Nirmala UI"/>
+        </w:rPr>
+        <w:t>রাউট</w:t>
+      </w:r>
+      <w:r>
+        <w:t xml:space="preserve"> </w:t>
+      </w:r>
+      <w:r>
+        <w:rPr>
+          <w:rFonts w:ascii="Nirmala UI" w:hAnsi="Nirmala UI" w:cs="Nirmala UI"/>
+        </w:rPr>
+        <w:t>পাথ</w:t>
+      </w:r>
+      <w:r>
+        <w:t xml:space="preserve"> (e.g., /product)</w:t>
+      </w:r>
+    </w:p>
+    <w:p>
+      <w:r>
+        <w:t>export class ProductController {</w:t>
+      </w:r>
+    </w:p>
+    <w:p>
+      <w:r>
+        <w:t xml:space="preserve">  </w:t>
+      </w:r>
+    </w:p>
+    <w:p>
+      <w:r>
+        <w:t xml:space="preserve">  @</w:t>
+      </w:r>
+      <w:proofErr w:type="gramStart"/>
+      <w:r>
+        <w:t>Get(</w:t>
+      </w:r>
+      <w:proofErr w:type="gramEnd"/>
+      <w:r>
+        <w:t>)</w:t>
+      </w:r>
+    </w:p>
+    <w:p>
+      <w:r>
+        <w:t xml:space="preserve">  </w:t>
+      </w:r>
+      <w:proofErr w:type="gramStart"/>
+      <w:r>
+        <w:t>getProducts(</w:t>
+      </w:r>
+      <w:proofErr w:type="gramEnd"/>
+      <w:r>
+        <w:t>): string {</w:t>
+      </w:r>
+    </w:p>
+    <w:p>
+      <w:r>
+        <w:t xml:space="preserve">    return '</w:t>
+      </w:r>
+      <w:r>
+        <w:rPr>
+          <w:rFonts w:ascii="Nirmala UI" w:hAnsi="Nirmala UI" w:cs="Nirmala UI"/>
+        </w:rPr>
+        <w:t>সব</w:t>
+      </w:r>
+      <w:r>
+        <w:t xml:space="preserve"> </w:t>
+      </w:r>
+      <w:r>
+        <w:rPr>
+          <w:rFonts w:ascii="Nirmala UI" w:hAnsi="Nirmala UI" w:cs="Nirmala UI"/>
+        </w:rPr>
+        <w:t>প্রোডাক্টের</w:t>
+      </w:r>
+      <w:r>
+        <w:t xml:space="preserve"> </w:t>
+      </w:r>
+      <w:r>
+        <w:rPr>
+          <w:rFonts w:ascii="Nirmala UI" w:hAnsi="Nirmala UI" w:cs="Nirmala UI"/>
+        </w:rPr>
+        <w:t>লিস্ট</w:t>
+      </w:r>
+      <w:r>
+        <w:t xml:space="preserve"> </w:t>
+      </w:r>
+      <w:r>
+        <w:rPr>
+          <w:rFonts w:ascii="Nirmala UI" w:hAnsi="Nirmala UI" w:cs="Nirmala UI"/>
+        </w:rPr>
+        <w:t>এখানে</w:t>
+      </w:r>
+      <w:r>
+        <w:t xml:space="preserve"> </w:t>
+      </w:r>
+      <w:r>
+        <w:rPr>
+          <w:rFonts w:ascii="Nirmala UI" w:hAnsi="Nirmala UI" w:cs="Nirmala UI"/>
+        </w:rPr>
+        <w:t>দেখাবে</w:t>
+      </w:r>
+      <w:r>
+        <w:t>';</w:t>
+      </w:r>
+    </w:p>
+    <w:p>
+      <w:r>
+        <w:t xml:space="preserve">  }</w:t>
+      </w:r>
+    </w:p>
+    <w:p>
+      <w:r>
+        <w:t>}</w:t>
+      </w:r>
+    </w:p>
+    <w:p>
+      <w:pPr>
+        <w:rPr>
+          <w:b/>
+          <w:bCs/>
+        </w:rPr>
+      </w:pPr>
+      <w:r>
+        <w:rPr>
+          <w:rFonts w:ascii="Nirmala UI" w:hAnsi="Nirmala UI" w:cs="Nirmala UI"/>
+          <w:b/>
+          <w:bCs/>
+        </w:rPr>
+        <w:t>ধাপ</w:t>
+      </w:r>
+      <w:r>
+        <w:rPr>
+          <w:b/>
+          <w:bCs/>
+        </w:rPr>
+        <w:t xml:space="preserve"> </w:t>
+      </w:r>
+      <w:r>
+        <w:rPr>
+          <w:rFonts w:ascii="Nirmala UI" w:hAnsi="Nirmala UI" w:cs="Nirmala UI"/>
+          <w:b/>
+          <w:bCs/>
+        </w:rPr>
+        <w:t>৩</w:t>
+      </w:r>
+      <w:r>
+        <w:rPr>
+          <w:b/>
+          <w:bCs/>
+        </w:rPr>
+        <w:t xml:space="preserve">: </w:t>
+      </w:r>
+      <w:r>
+        <w:rPr>
+          <w:rFonts w:ascii="Nirmala UI" w:hAnsi="Nirmala UI" w:cs="Nirmala UI"/>
+          <w:b/>
+          <w:bCs/>
+        </w:rPr>
+        <w:t>মডিউলে</w:t>
+      </w:r>
+      <w:r>
+        <w:rPr>
+          <w:b/>
+          <w:bCs/>
+        </w:rPr>
+        <w:t xml:space="preserve"> </w:t>
+      </w:r>
+      <w:r>
+        <w:rPr>
+          <w:rFonts w:ascii="Nirmala UI" w:hAnsi="Nirmala UI" w:cs="Nirmala UI"/>
+          <w:b/>
+          <w:bCs/>
+        </w:rPr>
+        <w:t>রেজিস্টার</w:t>
+      </w:r>
+      <w:r>
+        <w:rPr>
+          <w:b/>
+          <w:bCs/>
+        </w:rPr>
+        <w:t xml:space="preserve"> </w:t>
+      </w:r>
+      <w:r>
+        <w:rPr>
+          <w:rFonts w:ascii="Nirmala UI" w:hAnsi="Nirmala UI" w:cs="Nirmala UI"/>
+          <w:b/>
+          <w:bCs/>
+        </w:rPr>
+        <w:t>করা</w:t>
+      </w:r>
+      <w:r>
+        <w:rPr>
+          <w:b/>
+          <w:bCs/>
+        </w:rPr>
+        <w:t xml:space="preserve"> (</w:t>
+      </w:r>
+      <w:r>
+        <w:rPr>
+          <w:rFonts w:ascii="Nirmala UI" w:hAnsi="Nirmala UI" w:cs="Nirmala UI"/>
+          <w:b/>
+          <w:bCs/>
+        </w:rPr>
+        <w:t>সবচেয়ে</w:t>
+      </w:r>
+      <w:r>
+        <w:rPr>
+          <w:b/>
+          <w:bCs/>
+        </w:rPr>
+        <w:t xml:space="preserve"> </w:t>
+      </w:r>
+      <w:r>
+        <w:rPr>
+          <w:rFonts w:ascii="Nirmala UI" w:hAnsi="Nirmala UI" w:cs="Nirmala UI"/>
+          <w:b/>
+          <w:bCs/>
+        </w:rPr>
+        <w:t>গুরুত্বপূর্ণ</w:t>
+      </w:r>
+      <w:r>
+        <w:rPr>
+          <w:b/>
+          <w:bCs/>
+        </w:rPr>
+        <w:t>)</w:t>
+      </w:r>
+    </w:p>
+    <w:p>
+      <w:r>
+        <w:rPr>
+          <w:rFonts w:ascii="Nirmala UI" w:hAnsi="Nirmala UI" w:cs="Nirmala UI"/>
         </w:rPr>
         <w:t>ম্যানুয়ালি</w:t>
       </w:r>
       <w:r>
-        <w:rPr>
-          <w:b/>
-          <w:bCs/>
-        </w:rPr>
-        <w:t xml:space="preserve"> </w:t>
-      </w:r>
-      <w:r>
-        <w:rPr>
-          <w:rFonts w:ascii="Nirmala UI" w:hAnsi="Nirmala UI" w:cs="Nirmala UI"/>
-          <w:b/>
-          <w:bCs/>
+        <w:t xml:space="preserve"> </w:t>
+      </w:r>
+      <w:r>
+        <w:rPr>
+          <w:rFonts w:ascii="Nirmala UI" w:hAnsi="Nirmala UI" w:cs="Nirmala UI"/>
         </w:rPr>
         <w:t>তৈরি</w:t>
       </w:r>
       <w:r>
-        <w:rPr>
-          <w:b/>
-          <w:bCs/>
-        </w:rPr>
-        <w:t xml:space="preserve"> </w:t>
-      </w:r>
-      <w:r>
-        <w:rPr>
-          <w:rFonts w:ascii="Nirmala UI" w:hAnsi="Nirmala UI" w:cs="Nirmala UI"/>
-          <w:b/>
-          <w:bCs/>
-        </w:rPr>
-        <w:t>করা</w:t>
-      </w:r>
-      <w:r>
-        <w:rPr>
-          <w:b/>
-          <w:bCs/>
-        </w:rPr>
-        <w:t xml:space="preserve"> (Manual Method)</w:t>
-      </w:r>
-    </w:p>
-    <w:p>
-      <w:r>
-        <w:rPr>
-          <w:rFonts w:ascii="Nirmala UI" w:hAnsi="Nirmala UI" w:cs="Nirmala UI"/>
-        </w:rPr>
-        <w:t>ম্যানুয়ালি</w:t>
-      </w:r>
-      <w:r>
-        <w:t xml:space="preserve"> </w:t>
-      </w:r>
-      <w:r>
-        <w:rPr>
-          <w:rFonts w:ascii="Nirmala UI" w:hAnsi="Nirmala UI" w:cs="Nirmala UI"/>
-        </w:rPr>
-        <w:t>কন্ট্রোলার</w:t>
-      </w:r>
-      <w:r>
-        <w:t xml:space="preserve"> </w:t>
-      </w:r>
-      <w:r>
-        <w:rPr>
-          <w:rFonts w:ascii="Nirmala UI" w:hAnsi="Nirmala UI" w:cs="Nirmala UI"/>
-        </w:rPr>
-        <w:t>তৈরি</w:t>
+        <w:t xml:space="preserve"> </w:t>
+      </w:r>
+      <w:r>
+        <w:rPr>
+          <w:rFonts w:ascii="Nirmala UI" w:hAnsi="Nirmala UI" w:cs="Nirmala UI"/>
+        </w:rPr>
+        <w:t>করলে</w:t>
+      </w:r>
+      <w:r>
+        <w:t xml:space="preserve"> NestJS </w:t>
+      </w:r>
+      <w:r>
+        <w:rPr>
+          <w:rFonts w:ascii="Nirmala UI" w:hAnsi="Nirmala UI" w:cs="Nirmala UI"/>
+        </w:rPr>
+        <w:t>নিজে</w:t>
+      </w:r>
+      <w:r>
+        <w:t xml:space="preserve"> </w:t>
+      </w:r>
+      <w:r>
+        <w:rPr>
+          <w:rFonts w:ascii="Nirmala UI" w:hAnsi="Nirmala UI" w:cs="Nirmala UI"/>
+        </w:rPr>
+        <w:t>থেকে</w:t>
+      </w:r>
+      <w:r>
+        <w:t xml:space="preserve"> </w:t>
+      </w:r>
+      <w:r>
+        <w:rPr>
+          <w:rFonts w:ascii="Nirmala UI" w:hAnsi="Nirmala UI" w:cs="Nirmala UI"/>
+        </w:rPr>
+        <w:t>এই</w:t>
+      </w:r>
+      <w:r>
+        <w:t xml:space="preserve"> </w:t>
+      </w:r>
+      <w:r>
+        <w:rPr>
+          <w:rFonts w:ascii="Nirmala UI" w:hAnsi="Nirmala UI" w:cs="Nirmala UI"/>
+        </w:rPr>
+        <w:t>কন্ট্রোলারটিকে</w:t>
+      </w:r>
+      <w:r>
+        <w:t xml:space="preserve"> </w:t>
+      </w:r>
+      <w:r>
+        <w:rPr>
+          <w:rFonts w:ascii="Nirmala UI" w:hAnsi="Nirmala UI" w:cs="Nirmala UI"/>
+        </w:rPr>
+        <w:t>চিনবে</w:t>
+      </w:r>
+      <w:r>
+        <w:t xml:space="preserve"> </w:t>
+      </w:r>
+      <w:r>
+        <w:rPr>
+          <w:rFonts w:ascii="Nirmala UI" w:hAnsi="Nirmala UI" w:cs="Nirmala UI"/>
+        </w:rPr>
+        <w:t>না।</w:t>
+      </w:r>
+      <w:r>
+        <w:t xml:space="preserve"> </w:t>
+      </w:r>
+      <w:r>
+        <w:rPr>
+          <w:rFonts w:ascii="Nirmala UI" w:hAnsi="Nirmala UI" w:cs="Nirmala UI"/>
+        </w:rPr>
+        <w:t>আপনাকে</w:t>
+      </w:r>
+      <w:r>
+        <w:t xml:space="preserve"> </w:t>
+      </w:r>
+      <w:r>
+        <w:rPr>
+          <w:rFonts w:ascii="Nirmala UI" w:hAnsi="Nirmala UI" w:cs="Nirmala UI"/>
+        </w:rPr>
+        <w:t>আপনার</w:t>
+      </w:r>
+      <w:r>
+        <w:t xml:space="preserve"> </w:t>
+      </w:r>
+      <w:r>
+        <w:rPr>
+          <w:rFonts w:ascii="Nirmala UI" w:hAnsi="Nirmala UI" w:cs="Nirmala UI"/>
+        </w:rPr>
+        <w:t>মডিউল</w:t>
+      </w:r>
+      <w:r>
+        <w:t xml:space="preserve"> </w:t>
+      </w:r>
+      <w:r>
+        <w:rPr>
+          <w:rFonts w:ascii="Nirmala UI" w:hAnsi="Nirmala UI" w:cs="Nirmala UI"/>
+        </w:rPr>
+        <w:t>ফাইলে</w:t>
+      </w:r>
+      <w:r>
+        <w:t xml:space="preserve"> (</w:t>
+      </w:r>
+      <w:r>
+        <w:rPr>
+          <w:rFonts w:ascii="Nirmala UI" w:hAnsi="Nirmala UI" w:cs="Nirmala UI"/>
+        </w:rPr>
+        <w:t>যেমন</w:t>
+      </w:r>
+      <w:r>
+        <w:t xml:space="preserve">: </w:t>
+      </w:r>
+      <w:proofErr w:type="gramStart"/>
+      <w:r>
+        <w:t>app.module</w:t>
+      </w:r>
+      <w:proofErr w:type="gramEnd"/>
+      <w:r>
+        <w:t xml:space="preserve">.ts) </w:t>
+      </w:r>
+      <w:r>
+        <w:rPr>
+          <w:rFonts w:ascii="Nirmala UI" w:hAnsi="Nirmala UI" w:cs="Nirmala UI"/>
+        </w:rPr>
+        <w:t>এটি</w:t>
+      </w:r>
+      <w:r>
+        <w:t xml:space="preserve"> </w:t>
+      </w:r>
+      <w:r>
+        <w:rPr>
+          <w:rFonts w:ascii="Nirmala UI" w:hAnsi="Nirmala UI" w:cs="Nirmala UI"/>
+        </w:rPr>
+        <w:t>যুক্ত</w:t>
       </w:r>
       <w:r>
         <w:t xml:space="preserve"> </w:t>
@@ -6044,64 +7283,132 @@
         <w:rPr>
           <w:rFonts w:ascii="Nirmala UI" w:hAnsi="Nirmala UI" w:cs="Nirmala UI"/>
         </w:rPr>
-        <w:t>হলে</w:t>
-      </w:r>
-      <w:r>
-        <w:t xml:space="preserve"> </w:t>
-      </w:r>
-      <w:r>
-        <w:rPr>
-          <w:rFonts w:ascii="Nirmala UI" w:hAnsi="Nirmala UI" w:cs="Nirmala UI"/>
-        </w:rPr>
-        <w:t>আপনাকে</w:t>
-      </w:r>
-      <w:r>
-        <w:t xml:space="preserve"> </w:t>
-      </w:r>
-      <w:r>
-        <w:rPr>
-          <w:rFonts w:ascii="Nirmala UI" w:hAnsi="Nirmala UI" w:cs="Nirmala UI"/>
-        </w:rPr>
-        <w:t>৩টি</w:t>
-      </w:r>
-      <w:r>
-        <w:t xml:space="preserve"> </w:t>
-      </w:r>
-      <w:r>
-        <w:rPr>
-          <w:rFonts w:ascii="Nirmala UI" w:hAnsi="Nirmala UI" w:cs="Nirmala UI"/>
-        </w:rPr>
-        <w:t>ধাপ</w:t>
-      </w:r>
-      <w:r>
-        <w:t xml:space="preserve"> </w:t>
-      </w:r>
-      <w:r>
-        <w:rPr>
-          <w:rFonts w:ascii="Nirmala UI" w:hAnsi="Nirmala UI" w:cs="Nirmala UI"/>
-        </w:rPr>
-        <w:t>অনুসরণ</w:t>
-      </w:r>
-      <w:r>
-        <w:t xml:space="preserve"> </w:t>
-      </w:r>
-      <w:r>
-        <w:rPr>
-          <w:rFonts w:ascii="Nirmala UI" w:hAnsi="Nirmala UI" w:cs="Nirmala UI"/>
-        </w:rPr>
-        <w:t>করতে</w:t>
-      </w:r>
-      <w:r>
-        <w:t xml:space="preserve"> </w:t>
-      </w:r>
-      <w:r>
-        <w:rPr>
-          <w:rFonts w:ascii="Nirmala UI" w:hAnsi="Nirmala UI" w:cs="Nirmala UI"/>
-        </w:rPr>
-        <w:t>হবে</w:t>
-      </w:r>
-      <w:r>
-        <w:t>:</w:t>
+        <w:t>হবে।</w:t>
+      </w:r>
+    </w:p>
+    <w:p>
+      <w:r>
+        <w:t>TypeScript</w:t>
+      </w:r>
+    </w:p>
+    <w:p>
+      <w:r>
+        <w:t xml:space="preserve">import </w:t>
+      </w:r>
+      <w:proofErr w:type="gramStart"/>
+      <w:r>
+        <w:t>{ Module</w:t>
+      </w:r>
+      <w:proofErr w:type="gramEnd"/>
+      <w:r>
+        <w:t xml:space="preserve"> } from '@nestjs/common';</w:t>
+      </w:r>
+    </w:p>
+    <w:p>
+      <w:r>
+        <w:t xml:space="preserve">import </w:t>
+      </w:r>
+      <w:proofErr w:type="gramStart"/>
+      <w:r>
+        <w:t>{ ProductController</w:t>
+      </w:r>
+      <w:proofErr w:type="gramEnd"/>
+      <w:r>
+        <w:t xml:space="preserve"> } from './product.controller'; // </w:t>
+      </w:r>
+      <w:r>
+        <w:rPr>
+          <w:rFonts w:ascii="Nirmala UI" w:hAnsi="Nirmala UI" w:cs="Nirmala UI"/>
+        </w:rPr>
+        <w:t>ইমপোর্ট</w:t>
+      </w:r>
+      <w:r>
+        <w:t xml:space="preserve"> </w:t>
+      </w:r>
+      <w:r>
+        <w:rPr>
+          <w:rFonts w:ascii="Nirmala UI" w:hAnsi="Nirmala UI" w:cs="Nirmala UI"/>
+        </w:rPr>
+        <w:t>করুন</w:t>
+      </w:r>
+    </w:p>
+    <w:p/>
+    <w:p>
+      <w:r>
+        <w:t>@</w:t>
+      </w:r>
+      <w:proofErr w:type="gramStart"/>
+      <w:r>
+        <w:t>Module(</w:t>
+      </w:r>
+      <w:proofErr w:type="gramEnd"/>
+      <w:r>
+        <w:t>{</w:t>
+      </w:r>
+    </w:p>
+    <w:p>
+      <w:r>
+        <w:t xml:space="preserve">  imports: [],</w:t>
+      </w:r>
+    </w:p>
+    <w:p>
+      <w:r>
+        <w:t xml:space="preserve">  controllers: [ProductController], // </w:t>
+      </w:r>
+      <w:r>
+        <w:rPr>
+          <w:rFonts w:ascii="Nirmala UI" w:hAnsi="Nirmala UI" w:cs="Nirmala UI"/>
+        </w:rPr>
+        <w:t>এখানে</w:t>
+      </w:r>
+      <w:r>
+        <w:t xml:space="preserve"> </w:t>
+      </w:r>
+      <w:r>
+        <w:rPr>
+          <w:rFonts w:ascii="Nirmala UI" w:hAnsi="Nirmala UI" w:cs="Nirmala UI"/>
+        </w:rPr>
+        <w:t>কন্ট্রোলারটি</w:t>
+      </w:r>
+      <w:r>
+        <w:t xml:space="preserve"> </w:t>
+      </w:r>
+      <w:r>
+        <w:rPr>
+          <w:rFonts w:ascii="Nirmala UI" w:hAnsi="Nirmala UI" w:cs="Nirmala UI"/>
+        </w:rPr>
+        <w:t>বসিয়ে</w:t>
+      </w:r>
+      <w:r>
+        <w:t xml:space="preserve"> </w:t>
+      </w:r>
+      <w:r>
+        <w:rPr>
+          <w:rFonts w:ascii="Nirmala UI" w:hAnsi="Nirmala UI" w:cs="Nirmala UI"/>
+        </w:rPr>
+        <w:t>দিন</w:t>
+      </w:r>
+    </w:p>
+    <w:p>
+      <w:r>
+        <w:t xml:space="preserve">  providers: [],</w:t>
+      </w:r>
+    </w:p>
+    <w:p>
+      <w:r>
+        <w:t>})</w:t>
+      </w:r>
+    </w:p>
+    <w:p>
+      <w:r>
+        <w:t>export class AppModule {}</w:t>
+      </w:r>
+    </w:p>
+    <w:p>
+      <w:r>
+        <w:pict w14:anchorId="6E0AFAC1">
+          <v:rect id="_x0000_i1032" style="width:468pt;height:1.2pt" o:hralign="center" o:hrstd="t" o:hrnoshade="t" o:hr="t" fillcolor="gray" stroked="f"/>
+        </w:pict>
       </w:r>
     </w:p>
     <w:p>
@@ -6117,787 +7424,7 @@
           <w:b/>
           <w:bCs/>
         </w:rPr>
-        <w:t>ধাপ</w:t>
-      </w:r>
-      <w:r>
-        <w:rPr>
-          <w:b/>
-          <w:bCs/>
-        </w:rPr>
-        <w:t xml:space="preserve"> </w:t>
-      </w:r>
-      <w:r>
-        <w:rPr>
-          <w:rFonts w:ascii="Nirmala UI" w:hAnsi="Nirmala UI" w:cs="Nirmala UI"/>
-          <w:b/>
-          <w:bCs/>
-        </w:rPr>
-        <w:t>১</w:t>
-      </w:r>
-      <w:r>
-        <w:rPr>
-          <w:b/>
-          <w:bCs/>
-        </w:rPr>
-        <w:t xml:space="preserve">: </w:t>
-      </w:r>
-      <w:r>
-        <w:rPr>
-          <w:rFonts w:ascii="Nirmala UI" w:hAnsi="Nirmala UI" w:cs="Nirmala UI"/>
-          <w:b/>
-          <w:bCs/>
-        </w:rPr>
-        <w:t>ফাইল</w:t>
-      </w:r>
-      <w:r>
-        <w:rPr>
-          <w:b/>
-          <w:bCs/>
-        </w:rPr>
-        <w:t xml:space="preserve"> </w:t>
-      </w:r>
-      <w:r>
-        <w:rPr>
-          <w:rFonts w:ascii="Nirmala UI" w:hAnsi="Nirmala UI" w:cs="Nirmala UI"/>
-          <w:b/>
-          <w:bCs/>
-        </w:rPr>
-        <w:t>তৈরি</w:t>
-      </w:r>
-      <w:r>
-        <w:rPr>
-          <w:b/>
-          <w:bCs/>
-        </w:rPr>
-        <w:t xml:space="preserve"> </w:t>
-      </w:r>
-      <w:r>
-        <w:rPr>
-          <w:rFonts w:ascii="Nirmala UI" w:hAnsi="Nirmala UI" w:cs="Nirmala UI"/>
-          <w:b/>
-          <w:bCs/>
-        </w:rPr>
-        <w:t>করা</w:t>
-      </w:r>
-    </w:p>
-    <w:p>
-      <w:r>
-        <w:rPr>
-          <w:rFonts w:ascii="Nirmala UI" w:hAnsi="Nirmala UI" w:cs="Nirmala UI"/>
-        </w:rPr>
-        <w:t>প্রথমে</w:t>
-      </w:r>
-      <w:r>
-        <w:t xml:space="preserve"> </w:t>
-      </w:r>
-      <w:r>
-        <w:rPr>
-          <w:rFonts w:ascii="Nirmala UI" w:hAnsi="Nirmala UI" w:cs="Nirmala UI"/>
-        </w:rPr>
-        <w:t>আপনার</w:t>
-      </w:r>
-      <w:r>
-        <w:t xml:space="preserve"> </w:t>
-      </w:r>
-      <w:r>
-        <w:rPr>
-          <w:rFonts w:ascii="Nirmala UI" w:hAnsi="Nirmala UI" w:cs="Nirmala UI"/>
-        </w:rPr>
-        <w:t>প্রয়োজনীয়</w:t>
-      </w:r>
-      <w:r>
-        <w:t xml:space="preserve"> </w:t>
-      </w:r>
-      <w:r>
-        <w:rPr>
-          <w:rFonts w:ascii="Nirmala UI" w:hAnsi="Nirmala UI" w:cs="Nirmala UI"/>
-        </w:rPr>
-        <w:t>ফোল্ডারে</w:t>
-      </w:r>
-      <w:r>
-        <w:t xml:space="preserve"> </w:t>
-      </w:r>
-      <w:r>
-        <w:rPr>
-          <w:rFonts w:ascii="Nirmala UI" w:hAnsi="Nirmala UI" w:cs="Nirmala UI"/>
-        </w:rPr>
-        <w:t>একটি</w:t>
-      </w:r>
-      <w:r>
-        <w:t xml:space="preserve"> </w:t>
-      </w:r>
-      <w:r>
-        <w:rPr>
-          <w:rFonts w:ascii="Nirmala UI" w:hAnsi="Nirmala UI" w:cs="Nirmala UI"/>
-        </w:rPr>
-        <w:t>ফাইল</w:t>
-      </w:r>
-      <w:r>
-        <w:t xml:space="preserve"> </w:t>
-      </w:r>
-      <w:r>
-        <w:rPr>
-          <w:rFonts w:ascii="Nirmala UI" w:hAnsi="Nirmala UI" w:cs="Nirmala UI"/>
-        </w:rPr>
-        <w:t>তৈরি</w:t>
-      </w:r>
-      <w:r>
-        <w:t xml:space="preserve"> </w:t>
-      </w:r>
-      <w:r>
-        <w:rPr>
-          <w:rFonts w:ascii="Nirmala UI" w:hAnsi="Nirmala UI" w:cs="Nirmala UI"/>
-        </w:rPr>
-        <w:t>করুন</w:t>
-      </w:r>
-      <w:r>
-        <w:t xml:space="preserve">, </w:t>
-      </w:r>
-      <w:r>
-        <w:rPr>
-          <w:rFonts w:ascii="Nirmala UI" w:hAnsi="Nirmala UI" w:cs="Nirmala UI"/>
-        </w:rPr>
-        <w:t>যেমন</w:t>
-      </w:r>
-      <w:r>
-        <w:t>: product.controller.ts</w:t>
-      </w:r>
-      <w:r>
-        <w:rPr>
-          <w:rFonts w:ascii="Nirmala UI" w:hAnsi="Nirmala UI" w:cs="Nirmala UI"/>
-        </w:rPr>
-        <w:t>।</w:t>
-      </w:r>
-    </w:p>
-    <w:p>
-      <w:pPr>
-        <w:rPr>
-          <w:b/>
-          <w:bCs/>
-        </w:rPr>
-      </w:pPr>
-      <w:r>
-        <w:rPr>
-          <w:rFonts w:ascii="Nirmala UI" w:hAnsi="Nirmala UI" w:cs="Nirmala UI"/>
-          <w:b/>
-          <w:bCs/>
-        </w:rPr>
-        <w:t>ধাপ</w:t>
-      </w:r>
-      <w:r>
-        <w:rPr>
-          <w:b/>
-          <w:bCs/>
-        </w:rPr>
-        <w:t xml:space="preserve"> </w:t>
-      </w:r>
-      <w:r>
-        <w:rPr>
-          <w:rFonts w:ascii="Nirmala UI" w:hAnsi="Nirmala UI" w:cs="Nirmala UI"/>
-          <w:b/>
-          <w:bCs/>
-        </w:rPr>
-        <w:t>২</w:t>
-      </w:r>
-      <w:r>
-        <w:rPr>
-          <w:b/>
-          <w:bCs/>
-        </w:rPr>
-        <w:t xml:space="preserve">: </w:t>
-      </w:r>
-      <w:r>
-        <w:rPr>
-          <w:rFonts w:ascii="Nirmala UI" w:hAnsi="Nirmala UI" w:cs="Nirmala UI"/>
-          <w:b/>
-          <w:bCs/>
-        </w:rPr>
-        <w:t>কোড</w:t>
-      </w:r>
-      <w:r>
-        <w:rPr>
-          <w:b/>
-          <w:bCs/>
-        </w:rPr>
-        <w:t xml:space="preserve"> </w:t>
-      </w:r>
-      <w:r>
-        <w:rPr>
-          <w:rFonts w:ascii="Nirmala UI" w:hAnsi="Nirmala UI" w:cs="Nirmala UI"/>
-          <w:b/>
-          <w:bCs/>
-        </w:rPr>
-        <w:t>লেখা</w:t>
-      </w:r>
-    </w:p>
-    <w:p>
-      <w:r>
-        <w:rPr>
-          <w:rFonts w:ascii="Nirmala UI" w:hAnsi="Nirmala UI" w:cs="Nirmala UI"/>
-        </w:rPr>
-        <w:t>ফাইলের</w:t>
-      </w:r>
-      <w:r>
-        <w:t xml:space="preserve"> </w:t>
-      </w:r>
-      <w:r>
-        <w:rPr>
-          <w:rFonts w:ascii="Nirmala UI" w:hAnsi="Nirmala UI" w:cs="Nirmala UI"/>
-        </w:rPr>
-        <w:t>ভেতর</w:t>
-      </w:r>
-      <w:r>
-        <w:t xml:space="preserve"> </w:t>
-      </w:r>
-      <w:r>
-        <w:rPr>
-          <w:rFonts w:ascii="Nirmala UI" w:hAnsi="Nirmala UI" w:cs="Nirmala UI"/>
-        </w:rPr>
-        <w:t>নিচের</w:t>
-      </w:r>
-      <w:r>
-        <w:t xml:space="preserve"> </w:t>
-      </w:r>
-      <w:r>
-        <w:rPr>
-          <w:rFonts w:ascii="Nirmala UI" w:hAnsi="Nirmala UI" w:cs="Nirmala UI"/>
-        </w:rPr>
-        <w:t>কোডটি</w:t>
-      </w:r>
-      <w:r>
-        <w:t xml:space="preserve"> </w:t>
-      </w:r>
-      <w:r>
-        <w:rPr>
-          <w:rFonts w:ascii="Nirmala UI" w:hAnsi="Nirmala UI" w:cs="Nirmala UI"/>
-        </w:rPr>
-        <w:t>লিখুন</w:t>
-      </w:r>
-      <w:r>
-        <w:t>:</w:t>
-      </w:r>
-    </w:p>
-    <w:p>
-      <w:r>
-        <w:t>TypeScript</w:t>
-      </w:r>
-    </w:p>
-    <w:p>
-      <w:r>
-        <w:t>import { Controller, Get } from '@nestjs/common';</w:t>
-      </w:r>
-    </w:p>
-    <w:p/>
-    <w:p>
-      <w:r>
-        <w:t xml:space="preserve">@Controller('product') // </w:t>
-      </w:r>
-      <w:r>
-        <w:rPr>
-          <w:rFonts w:ascii="Nirmala UI" w:hAnsi="Nirmala UI" w:cs="Nirmala UI"/>
-        </w:rPr>
-        <w:t>এটি</w:t>
-      </w:r>
-      <w:r>
-        <w:t xml:space="preserve"> </w:t>
-      </w:r>
-      <w:r>
-        <w:rPr>
-          <w:rFonts w:ascii="Nirmala UI" w:hAnsi="Nirmala UI" w:cs="Nirmala UI"/>
-        </w:rPr>
-        <w:t>হলো</w:t>
-      </w:r>
-      <w:r>
-        <w:t xml:space="preserve"> </w:t>
-      </w:r>
-      <w:r>
-        <w:rPr>
-          <w:rFonts w:ascii="Nirmala UI" w:hAnsi="Nirmala UI" w:cs="Nirmala UI"/>
-        </w:rPr>
-        <w:t>রাউট</w:t>
-      </w:r>
-      <w:r>
-        <w:t xml:space="preserve"> </w:t>
-      </w:r>
-      <w:r>
-        <w:rPr>
-          <w:rFonts w:ascii="Nirmala UI" w:hAnsi="Nirmala UI" w:cs="Nirmala UI"/>
-        </w:rPr>
-        <w:t>পাথ</w:t>
-      </w:r>
-      <w:r>
-        <w:t xml:space="preserve"> (e.g., /product)</w:t>
-      </w:r>
-    </w:p>
-    <w:p>
-      <w:r>
-        <w:t>export class ProductController {</w:t>
-      </w:r>
-    </w:p>
-    <w:p>
-      <w:r>
-        <w:t xml:space="preserve">  </w:t>
-      </w:r>
-    </w:p>
-    <w:p>
-      <w:r>
-        <w:t xml:space="preserve">  @Get()</w:t>
-      </w:r>
-    </w:p>
-    <w:p>
-      <w:r>
-        <w:t xml:space="preserve">  getProducts(): string {</w:t>
-      </w:r>
-    </w:p>
-    <w:p>
-      <w:r>
-        <w:t xml:space="preserve">    return '</w:t>
-      </w:r>
-      <w:r>
-        <w:rPr>
-          <w:rFonts w:ascii="Nirmala UI" w:hAnsi="Nirmala UI" w:cs="Nirmala UI"/>
-        </w:rPr>
-        <w:t>সব</w:t>
-      </w:r>
-      <w:r>
-        <w:t xml:space="preserve"> </w:t>
-      </w:r>
-      <w:r>
-        <w:rPr>
-          <w:rFonts w:ascii="Nirmala UI" w:hAnsi="Nirmala UI" w:cs="Nirmala UI"/>
-        </w:rPr>
-        <w:t>প্রোডাক্টের</w:t>
-      </w:r>
-      <w:r>
-        <w:t xml:space="preserve"> </w:t>
-      </w:r>
-      <w:r>
-        <w:rPr>
-          <w:rFonts w:ascii="Nirmala UI" w:hAnsi="Nirmala UI" w:cs="Nirmala UI"/>
-        </w:rPr>
-        <w:t>লিস্ট</w:t>
-      </w:r>
-      <w:r>
-        <w:t xml:space="preserve"> </w:t>
-      </w:r>
-      <w:r>
-        <w:rPr>
-          <w:rFonts w:ascii="Nirmala UI" w:hAnsi="Nirmala UI" w:cs="Nirmala UI"/>
-        </w:rPr>
-        <w:t>এখানে</w:t>
-      </w:r>
-      <w:r>
-        <w:t xml:space="preserve"> </w:t>
-      </w:r>
-      <w:r>
-        <w:rPr>
-          <w:rFonts w:ascii="Nirmala UI" w:hAnsi="Nirmala UI" w:cs="Nirmala UI"/>
-        </w:rPr>
-        <w:t>দেখাবে</w:t>
-      </w:r>
-      <w:r>
-        <w:t>';</w:t>
-      </w:r>
-    </w:p>
-    <w:p>
-      <w:r>
-        <w:t xml:space="preserve">  }</w:t>
-      </w:r>
-    </w:p>
-    <w:p>
-      <w:r>
-        <w:t>}</w:t>
-      </w:r>
-    </w:p>
-    <w:p>
-      <w:pPr>
-        <w:rPr>
-          <w:b/>
-          <w:bCs/>
-        </w:rPr>
-      </w:pPr>
-      <w:r>
-        <w:rPr>
-          <w:rFonts w:ascii="Nirmala UI" w:hAnsi="Nirmala UI" w:cs="Nirmala UI"/>
-          <w:b/>
-          <w:bCs/>
-        </w:rPr>
-        <w:t>ধাপ</w:t>
-      </w:r>
-      <w:r>
-        <w:rPr>
-          <w:b/>
-          <w:bCs/>
-        </w:rPr>
-        <w:t xml:space="preserve"> </w:t>
-      </w:r>
-      <w:r>
-        <w:rPr>
-          <w:rFonts w:ascii="Nirmala UI" w:hAnsi="Nirmala UI" w:cs="Nirmala UI"/>
-          <w:b/>
-          <w:bCs/>
-        </w:rPr>
-        <w:t>৩</w:t>
-      </w:r>
-      <w:r>
-        <w:rPr>
-          <w:b/>
-          <w:bCs/>
-        </w:rPr>
-        <w:t xml:space="preserve">: </w:t>
-      </w:r>
-      <w:r>
-        <w:rPr>
-          <w:rFonts w:ascii="Nirmala UI" w:hAnsi="Nirmala UI" w:cs="Nirmala UI"/>
-          <w:b/>
-          <w:bCs/>
-        </w:rPr>
-        <w:t>মডিউলে</w:t>
-      </w:r>
-      <w:r>
-        <w:rPr>
-          <w:b/>
-          <w:bCs/>
-        </w:rPr>
-        <w:t xml:space="preserve"> </w:t>
-      </w:r>
-      <w:r>
-        <w:rPr>
-          <w:rFonts w:ascii="Nirmala UI" w:hAnsi="Nirmala UI" w:cs="Nirmala UI"/>
-          <w:b/>
-          <w:bCs/>
-        </w:rPr>
-        <w:t>রেজিস্টার</w:t>
-      </w:r>
-      <w:r>
-        <w:rPr>
-          <w:b/>
-          <w:bCs/>
-        </w:rPr>
-        <w:t xml:space="preserve"> </w:t>
-      </w:r>
-      <w:r>
-        <w:rPr>
-          <w:rFonts w:ascii="Nirmala UI" w:hAnsi="Nirmala UI" w:cs="Nirmala UI"/>
-          <w:b/>
-          <w:bCs/>
-        </w:rPr>
-        <w:t>করা</w:t>
-      </w:r>
-      <w:r>
-        <w:rPr>
-          <w:b/>
-          <w:bCs/>
-        </w:rPr>
-        <w:t xml:space="preserve"> (</w:t>
-      </w:r>
-      <w:r>
-        <w:rPr>
-          <w:rFonts w:ascii="Nirmala UI" w:hAnsi="Nirmala UI" w:cs="Nirmala UI"/>
-          <w:b/>
-          <w:bCs/>
-        </w:rPr>
-        <w:t>সবচেয়ে</w:t>
-      </w:r>
-      <w:r>
-        <w:rPr>
-          <w:b/>
-          <w:bCs/>
-        </w:rPr>
-        <w:t xml:space="preserve"> </w:t>
-      </w:r>
-      <w:r>
-        <w:rPr>
-          <w:rFonts w:ascii="Nirmala UI" w:hAnsi="Nirmala UI" w:cs="Nirmala UI"/>
-          <w:b/>
-          <w:bCs/>
-        </w:rPr>
-        <w:t>গুরুত্বপূর্ণ</w:t>
-      </w:r>
-      <w:r>
-        <w:rPr>
-          <w:b/>
-          <w:bCs/>
-        </w:rPr>
-        <w:t>)</w:t>
-      </w:r>
-    </w:p>
-    <w:p>
-      <w:r>
-        <w:rPr>
-          <w:rFonts w:ascii="Nirmala UI" w:hAnsi="Nirmala UI" w:cs="Nirmala UI"/>
-        </w:rPr>
-        <w:t>ম্যানুয়ালি</w:t>
-      </w:r>
-      <w:r>
-        <w:t xml:space="preserve"> </w:t>
-      </w:r>
-      <w:r>
-        <w:rPr>
-          <w:rFonts w:ascii="Nirmala UI" w:hAnsi="Nirmala UI" w:cs="Nirmala UI"/>
-        </w:rPr>
-        <w:t>তৈরি</w:t>
-      </w:r>
-      <w:r>
-        <w:t xml:space="preserve"> </w:t>
-      </w:r>
-      <w:r>
-        <w:rPr>
-          <w:rFonts w:ascii="Nirmala UI" w:hAnsi="Nirmala UI" w:cs="Nirmala UI"/>
-        </w:rPr>
-        <w:t>করলে</w:t>
-      </w:r>
-      <w:r>
-        <w:t xml:space="preserve"> NestJS </w:t>
-      </w:r>
-      <w:r>
-        <w:rPr>
-          <w:rFonts w:ascii="Nirmala UI" w:hAnsi="Nirmala UI" w:cs="Nirmala UI"/>
-        </w:rPr>
-        <w:t>নিজে</w:t>
-      </w:r>
-      <w:r>
-        <w:t xml:space="preserve"> </w:t>
-      </w:r>
-      <w:r>
-        <w:rPr>
-          <w:rFonts w:ascii="Nirmala UI" w:hAnsi="Nirmala UI" w:cs="Nirmala UI"/>
-        </w:rPr>
-        <w:t>থেকে</w:t>
-      </w:r>
-      <w:r>
-        <w:t xml:space="preserve"> </w:t>
-      </w:r>
-      <w:r>
-        <w:rPr>
-          <w:rFonts w:ascii="Nirmala UI" w:hAnsi="Nirmala UI" w:cs="Nirmala UI"/>
-        </w:rPr>
-        <w:t>এই</w:t>
-      </w:r>
-      <w:r>
-        <w:t xml:space="preserve"> </w:t>
-      </w:r>
-      <w:r>
-        <w:rPr>
-          <w:rFonts w:ascii="Nirmala UI" w:hAnsi="Nirmala UI" w:cs="Nirmala UI"/>
-        </w:rPr>
-        <w:t>কন্ট্রোলারটিকে</w:t>
-      </w:r>
-      <w:r>
-        <w:t xml:space="preserve"> </w:t>
-      </w:r>
-      <w:r>
-        <w:rPr>
-          <w:rFonts w:ascii="Nirmala UI" w:hAnsi="Nirmala UI" w:cs="Nirmala UI"/>
-        </w:rPr>
-        <w:t>চিনবে</w:t>
-      </w:r>
-      <w:r>
-        <w:t xml:space="preserve"> </w:t>
-      </w:r>
-      <w:r>
-        <w:rPr>
-          <w:rFonts w:ascii="Nirmala UI" w:hAnsi="Nirmala UI" w:cs="Nirmala UI"/>
-        </w:rPr>
-        <w:t>না।</w:t>
-      </w:r>
-      <w:r>
-        <w:t xml:space="preserve"> </w:t>
-      </w:r>
-      <w:r>
-        <w:rPr>
-          <w:rFonts w:ascii="Nirmala UI" w:hAnsi="Nirmala UI" w:cs="Nirmala UI"/>
-        </w:rPr>
-        <w:t>আপনাকে</w:t>
-      </w:r>
-      <w:r>
-        <w:t xml:space="preserve"> </w:t>
-      </w:r>
-      <w:r>
-        <w:rPr>
-          <w:rFonts w:ascii="Nirmala UI" w:hAnsi="Nirmala UI" w:cs="Nirmala UI"/>
-        </w:rPr>
-        <w:t>আপনার</w:t>
-      </w:r>
-      <w:r>
-        <w:t xml:space="preserve"> </w:t>
-      </w:r>
-      <w:r>
-        <w:rPr>
-          <w:rFonts w:ascii="Nirmala UI" w:hAnsi="Nirmala UI" w:cs="Nirmala UI"/>
-        </w:rPr>
-        <w:t>মডিউল</w:t>
-      </w:r>
-      <w:r>
-        <w:t xml:space="preserve"> </w:t>
-      </w:r>
-      <w:r>
-        <w:rPr>
-          <w:rFonts w:ascii="Nirmala UI" w:hAnsi="Nirmala UI" w:cs="Nirmala UI"/>
-        </w:rPr>
-        <w:t>ফাইলে</w:t>
-      </w:r>
-      <w:r>
-        <w:t xml:space="preserve"> (</w:t>
-      </w:r>
-      <w:r>
-        <w:rPr>
-          <w:rFonts w:ascii="Nirmala UI" w:hAnsi="Nirmala UI" w:cs="Nirmala UI"/>
-        </w:rPr>
-        <w:t>যেমন</w:t>
-      </w:r>
-      <w:r>
-        <w:t xml:space="preserve">: app.module.ts) </w:t>
-      </w:r>
-      <w:r>
-        <w:rPr>
-          <w:rFonts w:ascii="Nirmala UI" w:hAnsi="Nirmala UI" w:cs="Nirmala UI"/>
-        </w:rPr>
-        <w:t>এটি</w:t>
-      </w:r>
-      <w:r>
-        <w:t xml:space="preserve"> </w:t>
-      </w:r>
-      <w:r>
-        <w:rPr>
-          <w:rFonts w:ascii="Nirmala UI" w:hAnsi="Nirmala UI" w:cs="Nirmala UI"/>
-        </w:rPr>
-        <w:t>যুক্ত</w:t>
-      </w:r>
-      <w:r>
-        <w:t xml:space="preserve"> </w:t>
-      </w:r>
-      <w:r>
-        <w:rPr>
-          <w:rFonts w:ascii="Nirmala UI" w:hAnsi="Nirmala UI" w:cs="Nirmala UI"/>
-        </w:rPr>
-        <w:t>করতে</w:t>
-      </w:r>
-      <w:r>
-        <w:t xml:space="preserve"> </w:t>
-      </w:r>
-      <w:r>
-        <w:rPr>
-          <w:rFonts w:ascii="Nirmala UI" w:hAnsi="Nirmala UI" w:cs="Nirmala UI"/>
-        </w:rPr>
-        <w:t>হবে।</w:t>
-      </w:r>
-    </w:p>
-    <w:p>
-      <w:r>
-        <w:t>TypeScript</w:t>
-      </w:r>
-    </w:p>
-    <w:p>
-      <w:r>
-        <w:t>import { Module } from '@nestjs/common';</w:t>
-      </w:r>
-    </w:p>
-    <w:p>
-      <w:r>
-        <w:t xml:space="preserve">import { ProductController } from './product.controller'; // </w:t>
-      </w:r>
-      <w:r>
-        <w:rPr>
-          <w:rFonts w:ascii="Nirmala UI" w:hAnsi="Nirmala UI" w:cs="Nirmala UI"/>
-        </w:rPr>
-        <w:t>ইমপোর্ট</w:t>
-      </w:r>
-      <w:r>
-        <w:t xml:space="preserve"> </w:t>
-      </w:r>
-      <w:r>
-        <w:rPr>
-          <w:rFonts w:ascii="Nirmala UI" w:hAnsi="Nirmala UI" w:cs="Nirmala UI"/>
-        </w:rPr>
-        <w:t>করুন</w:t>
-      </w:r>
-    </w:p>
-    <w:p/>
-    <w:p>
-      <w:r>
-        <w:t>@Module({</w:t>
-      </w:r>
-    </w:p>
-    <w:p>
-      <w:r>
         <w:lastRenderedPageBreak/>
-        <w:t xml:space="preserve">  imports: [],</w:t>
-      </w:r>
-    </w:p>
-    <w:p>
-      <w:r>
-        <w:t xml:space="preserve">  controllers: [ProductController], // </w:t>
-      </w:r>
-      <w:r>
-        <w:rPr>
-          <w:rFonts w:ascii="Nirmala UI" w:hAnsi="Nirmala UI" w:cs="Nirmala UI"/>
-        </w:rPr>
-        <w:t>এখানে</w:t>
-      </w:r>
-      <w:r>
-        <w:t xml:space="preserve"> </w:t>
-      </w:r>
-      <w:r>
-        <w:rPr>
-          <w:rFonts w:ascii="Nirmala UI" w:hAnsi="Nirmala UI" w:cs="Nirmala UI"/>
-        </w:rPr>
-        <w:t>কন্ট্রোলারটি</w:t>
-      </w:r>
-      <w:r>
-        <w:t xml:space="preserve"> </w:t>
-      </w:r>
-      <w:r>
-        <w:rPr>
-          <w:rFonts w:ascii="Nirmala UI" w:hAnsi="Nirmala UI" w:cs="Nirmala UI"/>
-        </w:rPr>
-        <w:t>বসিয়ে</w:t>
-      </w:r>
-      <w:r>
-        <w:t xml:space="preserve"> </w:t>
-      </w:r>
-      <w:r>
-        <w:rPr>
-          <w:rFonts w:ascii="Nirmala UI" w:hAnsi="Nirmala UI" w:cs="Nirmala UI"/>
-        </w:rPr>
-        <w:t>দিন</w:t>
-      </w:r>
-    </w:p>
-    <w:p>
-      <w:r>
-        <w:t xml:space="preserve">  providers: [],</w:t>
-      </w:r>
-    </w:p>
-    <w:p>
-      <w:r>
-        <w:t>})</w:t>
-      </w:r>
-    </w:p>
-    <w:p>
-      <w:r>
-        <w:t>export class AppModule {}</w:t>
-      </w:r>
-    </w:p>
-    <w:p>
-      <w:r>
-        <w:pict w14:anchorId="6E0AFAC1">
-          <v:rect id="_x0000_i1098" style="width:468pt;height:1.2pt" o:hralign="center" o:hrstd="t" o:hrnoshade="t" o:hr="t" fillcolor="gray" stroked="f"/>
-        </w:pict>
-      </w:r>
-    </w:p>
-    <w:p>
-      <w:pPr>
-        <w:rPr>
-          <w:b/>
-          <w:bCs/>
-        </w:rPr>
-      </w:pPr>
-      <w:r>
-        <w:rPr>
-          <w:rFonts w:ascii="Nirmala UI" w:hAnsi="Nirmala UI" w:cs="Nirmala UI"/>
-          <w:b/>
-          <w:bCs/>
-        </w:rPr>
         <w:t>পার্থক্য</w:t>
       </w:r>
       <w:r>
@@ -7767,23 +8294,52 @@
     <w:p/>
     <w:p/>
     <w:p/>
-    <w:p/>
-    <w:p/>
-    <w:p/>
-    <w:p/>
-    <w:p/>
     <w:p>
       <w:pPr>
-        <w:rPr>
-          <w:b/>
-          <w:bCs/>
+        <w:jc w:val="center"/>
+        <w:rPr>
+          <w:sz w:val="36"/>
+          <w:szCs w:val="36"/>
         </w:rPr>
       </w:pPr>
-      <w:r>
-        <w:rPr>
-          <w:b/>
-          <w:bCs/>
-        </w:rPr>
+    </w:p>
+    <w:p>
+      <w:pPr>
+        <w:rPr>
+          <w:b/>
+          <w:bCs/>
+          <w:sz w:val="36"/>
+          <w:szCs w:val="36"/>
+        </w:rPr>
+      </w:pPr>
+      <w:r>
+        <w:rPr>
+          <w:b/>
+          <w:bCs/>
+          <w:sz w:val="36"/>
+          <w:szCs w:val="36"/>
+        </w:rPr>
+        <w:br w:type="page"/>
+      </w:r>
+    </w:p>
+    <w:p>
+      <w:pPr>
+        <w:jc w:val="center"/>
+        <w:rPr>
+          <w:b/>
+          <w:bCs/>
+          <w:sz w:val="36"/>
+          <w:szCs w:val="36"/>
+        </w:rPr>
+      </w:pPr>
+      <w:r>
+        <w:rPr>
+          <w:b/>
+          <w:bCs/>
+          <w:sz w:val="36"/>
+          <w:szCs w:val="36"/>
+        </w:rPr>
+        <w:lastRenderedPageBreak/>
         <w:t>How To Create Routing?</w:t>
       </w:r>
     </w:p>
@@ -8142,7 +8698,7 @@
     <w:p>
       <w:r>
         <w:pict w14:anchorId="3642A9F0">
-          <v:rect id="_x0000_i1099" style="width:468pt;height:1.2pt" o:hralign="center" o:hrstd="t" o:hrnoshade="t" o:hr="t" fillcolor="gray" stroked="f"/>
+          <v:rect id="_x0000_i1033" style="width:468pt;height:1.2pt" o:hralign="center" o:hrstd="t" o:hrnoshade="t" o:hr="t" fillcolor="gray" stroked="f"/>
         </w:pict>
       </w:r>
     </w:p>
@@ -8568,7 +9124,7 @@
     <w:p>
       <w:r>
         <w:pict w14:anchorId="367E1E5A">
-          <v:rect id="_x0000_i1100" style="width:468pt;height:1.2pt" o:hralign="center" o:hrstd="t" o:hrnoshade="t" o:hr="t" fillcolor="gray" stroked="f"/>
+          <v:rect id="_x0000_i1034" style="width:468pt;height:1.2pt" o:hralign="center" o:hrstd="t" o:hrnoshade="t" o:hr="t" fillcolor="gray" stroked="f"/>
         </w:pict>
       </w:r>
     </w:p>
@@ -8712,7 +9268,23 @@
     </w:p>
     <w:p>
       <w:r>
-        <w:t>import { Controller, Get, Post, Param } from '@nestjs/common';</w:t>
+        <w:t xml:space="preserve">import </w:t>
+      </w:r>
+      <w:proofErr w:type="gramStart"/>
+      <w:r>
+        <w:t>{ Controller</w:t>
+      </w:r>
+      <w:proofErr w:type="gramEnd"/>
+      <w:r>
+        <w:t xml:space="preserve">, Get, Post, </w:t>
+      </w:r>
+      <w:proofErr w:type="gramStart"/>
+      <w:r>
+        <w:t>Param }</w:t>
+      </w:r>
+      <w:proofErr w:type="gramEnd"/>
+      <w:r>
+        <w:t xml:space="preserve"> from '@nestjs/common';</w:t>
       </w:r>
     </w:p>
     <w:p/>
@@ -8747,14 +9319,128 @@
     <w:p/>
     <w:p>
       <w:r>
+        <w:t xml:space="preserve">  // </w:t>
+      </w:r>
+      <w:r>
+        <w:rPr>
+          <w:rFonts w:ascii="Nirmala UI" w:hAnsi="Nirmala UI" w:cs="Nirmala UI"/>
+        </w:rPr>
+        <w:t>১</w:t>
+      </w:r>
+      <w:r>
+        <w:t xml:space="preserve">. </w:t>
+      </w:r>
+      <w:r>
+        <w:rPr>
+          <w:rFonts w:ascii="Nirmala UI" w:hAnsi="Nirmala UI" w:cs="Nirmala UI"/>
+        </w:rPr>
+        <w:t>সাধারণ</w:t>
+      </w:r>
+      <w:r>
+        <w:t xml:space="preserve"> GET </w:t>
+      </w:r>
+      <w:r>
+        <w:rPr>
+          <w:rFonts w:ascii="Nirmala UI" w:hAnsi="Nirmala UI" w:cs="Nirmala UI"/>
+        </w:rPr>
+        <w:t>রিকোয়েস্ট</w:t>
+      </w:r>
+      <w:r>
+        <w:t xml:space="preserve"> (Path: /items)</w:t>
+      </w:r>
+    </w:p>
+    <w:p>
+      <w:r>
+        <w:t xml:space="preserve">  @</w:t>
+      </w:r>
+      <w:proofErr w:type="gramStart"/>
+      <w:r>
+        <w:t>Get(</w:t>
+      </w:r>
+      <w:proofErr w:type="gramEnd"/>
+      <w:r>
+        <w:t>)</w:t>
+      </w:r>
+    </w:p>
+    <w:p>
+      <w:r>
+        <w:t xml:space="preserve">  </w:t>
+      </w:r>
+      <w:proofErr w:type="gramStart"/>
+      <w:r>
+        <w:t>getAllItems(</w:t>
+      </w:r>
+      <w:proofErr w:type="gramEnd"/>
+      <w:r>
+        <w:t>) {</w:t>
+      </w:r>
+    </w:p>
+    <w:p>
+      <w:r>
+        <w:t xml:space="preserve">    return '</w:t>
+      </w:r>
+      <w:r>
+        <w:rPr>
+          <w:rFonts w:ascii="Nirmala UI" w:hAnsi="Nirmala UI" w:cs="Nirmala UI"/>
+        </w:rPr>
+        <w:t>সব</w:t>
+      </w:r>
+      <w:r>
+        <w:t xml:space="preserve"> </w:t>
+      </w:r>
+      <w:r>
+        <w:rPr>
+          <w:rFonts w:ascii="Nirmala UI" w:hAnsi="Nirmala UI" w:cs="Nirmala UI"/>
+        </w:rPr>
+        <w:t>আইটেম</w:t>
+      </w:r>
+      <w:r>
+        <w:t xml:space="preserve"> </w:t>
+      </w:r>
+      <w:r>
+        <w:rPr>
+          <w:rFonts w:ascii="Nirmala UI" w:hAnsi="Nirmala UI" w:cs="Nirmala UI"/>
+        </w:rPr>
+        <w:t>এখানে</w:t>
+      </w:r>
+      <w:r>
+        <w:t xml:space="preserve"> </w:t>
+      </w:r>
+      <w:r>
+        <w:rPr>
+          <w:rFonts w:ascii="Nirmala UI" w:hAnsi="Nirmala UI" w:cs="Nirmala UI"/>
+        </w:rPr>
+        <w:t>দেখা</w:t>
+      </w:r>
+      <w:r>
+        <w:t xml:space="preserve"> </w:t>
+      </w:r>
+      <w:r>
+        <w:rPr>
+          <w:rFonts w:ascii="Nirmala UI" w:hAnsi="Nirmala UI" w:cs="Nirmala UI"/>
+        </w:rPr>
+        <w:t>যাচ্ছে</w:t>
+      </w:r>
+      <w:r>
+        <w:t>';</w:t>
+      </w:r>
+    </w:p>
+    <w:p>
+      <w:r>
         <w:lastRenderedPageBreak/>
+        <w:t xml:space="preserve">  }</w:t>
+      </w:r>
+    </w:p>
+    <w:p/>
+    <w:p>
+      <w:r>
         <w:t xml:space="preserve">  // </w:t>
       </w:r>
       <w:r>
         <w:rPr>
           <w:rFonts w:ascii="Nirmala UI" w:hAnsi="Nirmala UI" w:cs="Nirmala UI"/>
         </w:rPr>
-        <w:t>১</w:t>
+        <w:t>২</w:t>
       </w:r>
       <w:r>
         <w:t xml:space="preserve">. </w:t>
@@ -8763,10 +9449,275 @@
         <w:rPr>
           <w:rFonts w:ascii="Nirmala UI" w:hAnsi="Nirmala UI" w:cs="Nirmala UI"/>
         </w:rPr>
-        <w:t>সাধারণ</w:t>
-      </w:r>
-      <w:r>
-        <w:t xml:space="preserve"> GET </w:t>
+        <w:t>স্পেসিফিক</w:t>
+      </w:r>
+      <w:r>
+        <w:t xml:space="preserve"> </w:t>
+      </w:r>
+      <w:r>
+        <w:rPr>
+          <w:rFonts w:ascii="Nirmala UI" w:hAnsi="Nirmala UI" w:cs="Nirmala UI"/>
+        </w:rPr>
+        <w:t>সাব</w:t>
+      </w:r>
+      <w:r>
+        <w:t>-</w:t>
+      </w:r>
+      <w:r>
+        <w:rPr>
+          <w:rFonts w:ascii="Nirmala UI" w:hAnsi="Nirmala UI" w:cs="Nirmala UI"/>
+        </w:rPr>
+        <w:t>রাউট</w:t>
+      </w:r>
+      <w:r>
+        <w:t xml:space="preserve"> (Path: /items/info)</w:t>
+      </w:r>
+    </w:p>
+    <w:p>
+      <w:r>
+        <w:t xml:space="preserve">  @Get('info')</w:t>
+      </w:r>
+    </w:p>
+    <w:p>
+      <w:r>
+        <w:t xml:space="preserve">  </w:t>
+      </w:r>
+      <w:proofErr w:type="gramStart"/>
+      <w:r>
+        <w:t>getItemInfo(</w:t>
+      </w:r>
+      <w:proofErr w:type="gramEnd"/>
+      <w:r>
+        <w:t>) {</w:t>
+      </w:r>
+    </w:p>
+    <w:p>
+      <w:r>
+        <w:t xml:space="preserve">    return '</w:t>
+      </w:r>
+      <w:r>
+        <w:rPr>
+          <w:rFonts w:ascii="Nirmala UI" w:hAnsi="Nirmala UI" w:cs="Nirmala UI"/>
+        </w:rPr>
+        <w:t>আইটেম</w:t>
+      </w:r>
+      <w:r>
+        <w:t xml:space="preserve"> </w:t>
+      </w:r>
+      <w:r>
+        <w:rPr>
+          <w:rFonts w:ascii="Nirmala UI" w:hAnsi="Nirmala UI" w:cs="Nirmala UI"/>
+        </w:rPr>
+        <w:t>সম্পর্কে</w:t>
+      </w:r>
+      <w:r>
+        <w:t xml:space="preserve"> </w:t>
+      </w:r>
+      <w:r>
+        <w:rPr>
+          <w:rFonts w:ascii="Nirmala UI" w:hAnsi="Nirmala UI" w:cs="Nirmala UI"/>
+        </w:rPr>
+        <w:t>তথ্য</w:t>
+      </w:r>
+      <w:r>
+        <w:t xml:space="preserve"> </w:t>
+      </w:r>
+      <w:r>
+        <w:rPr>
+          <w:rFonts w:ascii="Nirmala UI" w:hAnsi="Nirmala UI" w:cs="Nirmala UI"/>
+        </w:rPr>
+        <w:t>এখানে</w:t>
+      </w:r>
+      <w:r>
+        <w:t>';</w:t>
+      </w:r>
+    </w:p>
+    <w:p>
+      <w:r>
+        <w:t xml:space="preserve">  }</w:t>
+      </w:r>
+    </w:p>
+    <w:p/>
+    <w:p>
+      <w:r>
+        <w:t xml:space="preserve">  // </w:t>
+      </w:r>
+      <w:r>
+        <w:rPr>
+          <w:rFonts w:ascii="Nirmala UI" w:hAnsi="Nirmala UI" w:cs="Nirmala UI"/>
+        </w:rPr>
+        <w:t>৩</w:t>
+      </w:r>
+      <w:r>
+        <w:t xml:space="preserve">. </w:t>
+      </w:r>
+      <w:r>
+        <w:rPr>
+          <w:rFonts w:ascii="Nirmala UI" w:hAnsi="Nirmala UI" w:cs="Nirmala UI"/>
+        </w:rPr>
+        <w:t>ডাইনামিক</w:t>
+      </w:r>
+      <w:r>
+        <w:t xml:space="preserve"> </w:t>
+      </w:r>
+      <w:r>
+        <w:rPr>
+          <w:rFonts w:ascii="Nirmala UI" w:hAnsi="Nirmala UI" w:cs="Nirmala UI"/>
+        </w:rPr>
+        <w:t>রাউট</w:t>
+      </w:r>
+      <w:r>
+        <w:t xml:space="preserve"> (Path: /items/5)</w:t>
+      </w:r>
+    </w:p>
+    <w:p>
+      <w:r>
+        <w:t xml:space="preserve">  // </w:t>
+      </w:r>
+      <w:proofErr w:type="gramStart"/>
+      <w:r>
+        <w:rPr>
+          <w:rFonts w:ascii="Nirmala UI" w:hAnsi="Nirmala UI" w:cs="Nirmala UI"/>
+        </w:rPr>
+        <w:t>এখানে</w:t>
+      </w:r>
+      <w:r>
+        <w:t xml:space="preserve"> :id</w:t>
+      </w:r>
+      <w:proofErr w:type="gramEnd"/>
+      <w:r>
+        <w:t xml:space="preserve"> </w:t>
+      </w:r>
+      <w:r>
+        <w:rPr>
+          <w:rFonts w:ascii="Nirmala UI" w:hAnsi="Nirmala UI" w:cs="Nirmala UI"/>
+        </w:rPr>
+        <w:t>অংশটি</w:t>
+      </w:r>
+      <w:r>
+        <w:t xml:space="preserve"> </w:t>
+      </w:r>
+      <w:r>
+        <w:rPr>
+          <w:rFonts w:ascii="Nirmala UI" w:hAnsi="Nirmala UI" w:cs="Nirmala UI"/>
+        </w:rPr>
+        <w:t>ইউজার</w:t>
+      </w:r>
+      <w:r>
+        <w:t xml:space="preserve"> </w:t>
+      </w:r>
+      <w:r>
+        <w:rPr>
+          <w:rFonts w:ascii="Nirmala UI" w:hAnsi="Nirmala UI" w:cs="Nirmala UI"/>
+        </w:rPr>
+        <w:t>যা</w:t>
+      </w:r>
+      <w:r>
+        <w:t xml:space="preserve"> </w:t>
+      </w:r>
+      <w:r>
+        <w:rPr>
+          <w:rFonts w:ascii="Nirmala UI" w:hAnsi="Nirmala UI" w:cs="Nirmala UI"/>
+        </w:rPr>
+        <w:t>দিবে</w:t>
+      </w:r>
+      <w:r>
+        <w:t xml:space="preserve"> </w:t>
+      </w:r>
+      <w:r>
+        <w:rPr>
+          <w:rFonts w:ascii="Nirmala UI" w:hAnsi="Nirmala UI" w:cs="Nirmala UI"/>
+        </w:rPr>
+        <w:t>তাই</w:t>
+      </w:r>
+      <w:r>
+        <w:t xml:space="preserve"> </w:t>
+      </w:r>
+      <w:r>
+        <w:rPr>
+          <w:rFonts w:ascii="Nirmala UI" w:hAnsi="Nirmala UI" w:cs="Nirmala UI"/>
+        </w:rPr>
+        <w:t>হবে</w:t>
+      </w:r>
+    </w:p>
+    <w:p>
+      <w:r>
+        <w:t xml:space="preserve">  @Get(':id')</w:t>
+      </w:r>
+    </w:p>
+    <w:p>
+      <w:r>
+        <w:t xml:space="preserve">  getSingleItem(@Param('id') id: string) {</w:t>
+      </w:r>
+    </w:p>
+    <w:p>
+      <w:r>
+        <w:t xml:space="preserve">    return `</w:t>
+      </w:r>
+      <w:r>
+        <w:rPr>
+          <w:rFonts w:ascii="Nirmala UI" w:hAnsi="Nirmala UI" w:cs="Nirmala UI"/>
+        </w:rPr>
+        <w:t>আপনি</w:t>
+      </w:r>
+      <w:r>
+        <w:t xml:space="preserve"> </w:t>
+      </w:r>
+      <w:r>
+        <w:rPr>
+          <w:rFonts w:ascii="Nirmala UI" w:hAnsi="Nirmala UI" w:cs="Nirmala UI"/>
+        </w:rPr>
+        <w:t>এখন</w:t>
+      </w:r>
+      <w:r>
+        <w:t xml:space="preserve"> ${id} </w:t>
+      </w:r>
+      <w:r>
+        <w:rPr>
+          <w:rFonts w:ascii="Nirmala UI" w:hAnsi="Nirmala UI" w:cs="Nirmala UI"/>
+        </w:rPr>
+        <w:t>নম্বর</w:t>
+      </w:r>
+      <w:r>
+        <w:t xml:space="preserve"> </w:t>
+      </w:r>
+      <w:r>
+        <w:rPr>
+          <w:rFonts w:ascii="Nirmala UI" w:hAnsi="Nirmala UI" w:cs="Nirmala UI"/>
+        </w:rPr>
+        <w:t>আইটেমটি</w:t>
+      </w:r>
+      <w:r>
+        <w:t xml:space="preserve"> </w:t>
+      </w:r>
+      <w:r>
+        <w:rPr>
+          <w:rFonts w:ascii="Nirmala UI" w:hAnsi="Nirmala UI" w:cs="Nirmala UI"/>
+        </w:rPr>
+        <w:t>দেখছেন</w:t>
+      </w:r>
+      <w:r>
+        <w:t>`;</w:t>
+      </w:r>
+    </w:p>
+    <w:p>
+      <w:r>
+        <w:t xml:space="preserve">  }</w:t>
+      </w:r>
+    </w:p>
+    <w:p/>
+    <w:p>
+      <w:r>
+        <w:t xml:space="preserve">  // </w:t>
+      </w:r>
+      <w:r>
+        <w:rPr>
+          <w:rFonts w:ascii="Nirmala UI" w:hAnsi="Nirmala UI" w:cs="Nirmala UI"/>
+        </w:rPr>
+        <w:t>৪</w:t>
+      </w:r>
+      <w:r>
+        <w:t xml:space="preserve">. POST </w:t>
       </w:r>
       <w:r>
         <w:rPr>
@@ -8775,17 +9726,66 @@
         <w:t>রিকোয়েস্ট</w:t>
       </w:r>
       <w:r>
-        <w:t xml:space="preserve"> (Path: /items)</w:t>
-      </w:r>
-    </w:p>
-    <w:p>
-      <w:r>
-        <w:t xml:space="preserve">  @Get()</w:t>
-      </w:r>
-    </w:p>
-    <w:p>
-      <w:r>
-        <w:t xml:space="preserve">  getAllItems() {</w:t>
+        <w:t xml:space="preserve"> (Path: /items) - </w:t>
+      </w:r>
+      <w:r>
+        <w:rPr>
+          <w:rFonts w:ascii="Nirmala UI" w:hAnsi="Nirmala UI" w:cs="Nirmala UI"/>
+        </w:rPr>
+        <w:t>ডেটা</w:t>
+      </w:r>
+      <w:r>
+        <w:t xml:space="preserve"> </w:t>
+      </w:r>
+      <w:r>
+        <w:rPr>
+          <w:rFonts w:ascii="Nirmala UI" w:hAnsi="Nirmala UI" w:cs="Nirmala UI"/>
+        </w:rPr>
+        <w:t>সেভ</w:t>
+      </w:r>
+      <w:r>
+        <w:t xml:space="preserve"> </w:t>
+      </w:r>
+      <w:r>
+        <w:rPr>
+          <w:rFonts w:ascii="Nirmala UI" w:hAnsi="Nirmala UI" w:cs="Nirmala UI"/>
+        </w:rPr>
+        <w:t>করার</w:t>
+      </w:r>
+      <w:r>
+        <w:t xml:space="preserve"> </w:t>
+      </w:r>
+      <w:r>
+        <w:rPr>
+          <w:rFonts w:ascii="Nirmala UI" w:hAnsi="Nirmala UI" w:cs="Nirmala UI"/>
+        </w:rPr>
+        <w:t>জন্য</w:t>
+      </w:r>
+    </w:p>
+    <w:p>
+      <w:r>
+        <w:t xml:space="preserve">  @</w:t>
+      </w:r>
+      <w:proofErr w:type="gramStart"/>
+      <w:r>
+        <w:t>Post(</w:t>
+      </w:r>
+      <w:proofErr w:type="gramEnd"/>
+      <w:r>
+        <w:t>)</w:t>
+      </w:r>
+    </w:p>
+    <w:p>
+      <w:r>
+        <w:t xml:space="preserve">  </w:t>
+      </w:r>
+      <w:proofErr w:type="gramStart"/>
+      <w:r>
+        <w:t>createItem(</w:t>
+      </w:r>
+      <w:proofErr w:type="gramEnd"/>
+      <w:r>
+        <w:t>) {</w:t>
       </w:r>
     </w:p>
     <w:p>
@@ -8796,7 +9796,16 @@
         <w:rPr>
           <w:rFonts w:ascii="Nirmala UI" w:hAnsi="Nirmala UI" w:cs="Nirmala UI"/>
         </w:rPr>
-        <w:t>সব</w:t>
+        <w:t>নতুন</w:t>
+      </w:r>
+      <w:r>
+        <w:t xml:space="preserve"> </w:t>
+      </w:r>
+      <w:r>
+        <w:rPr>
+          <w:rFonts w:ascii="Nirmala UI" w:hAnsi="Nirmala UI" w:cs="Nirmala UI"/>
+        </w:rPr>
+        <w:t>একটি</w:t>
       </w:r>
       <w:r>
         <w:t xml:space="preserve"> </w:t>
@@ -8814,25 +9823,25 @@
         <w:rPr>
           <w:rFonts w:ascii="Nirmala UI" w:hAnsi="Nirmala UI" w:cs="Nirmala UI"/>
         </w:rPr>
-        <w:t>এখানে</w:t>
-      </w:r>
-      <w:r>
-        <w:t xml:space="preserve"> </w:t>
-      </w:r>
-      <w:r>
-        <w:rPr>
-          <w:rFonts w:ascii="Nirmala UI" w:hAnsi="Nirmala UI" w:cs="Nirmala UI"/>
-        </w:rPr>
-        <w:t>দেখা</w:t>
-      </w:r>
-      <w:r>
-        <w:t xml:space="preserve"> </w:t>
-      </w:r>
-      <w:r>
-        <w:rPr>
-          <w:rFonts w:ascii="Nirmala UI" w:hAnsi="Nirmala UI" w:cs="Nirmala UI"/>
-        </w:rPr>
-        <w:t>যাচ্ছে</w:t>
+        <w:t>তৈরি</w:t>
+      </w:r>
+      <w:r>
+        <w:t xml:space="preserve"> </w:t>
+      </w:r>
+      <w:r>
+        <w:rPr>
+          <w:rFonts w:ascii="Nirmala UI" w:hAnsi="Nirmala UI" w:cs="Nirmala UI"/>
+        </w:rPr>
+        <w:t>করা</w:t>
+      </w:r>
+      <w:r>
+        <w:t xml:space="preserve"> </w:t>
+      </w:r>
+      <w:r>
+        <w:rPr>
+          <w:rFonts w:ascii="Nirmala UI" w:hAnsi="Nirmala UI" w:cs="Nirmala UI"/>
+        </w:rPr>
+        <w:t>হলো</w:t>
       </w:r>
       <w:r>
         <w:t>';</w:t>
@@ -8843,398 +9852,6 @@
         <w:t xml:space="preserve">  }</w:t>
       </w:r>
     </w:p>
-    <w:p/>
-    <w:p>
-      <w:r>
-        <w:t xml:space="preserve">  // </w:t>
-      </w:r>
-      <w:r>
-        <w:rPr>
-          <w:rFonts w:ascii="Nirmala UI" w:hAnsi="Nirmala UI" w:cs="Nirmala UI"/>
-        </w:rPr>
-        <w:t>২</w:t>
-      </w:r>
-      <w:r>
-        <w:t xml:space="preserve">. </w:t>
-      </w:r>
-      <w:r>
-        <w:rPr>
-          <w:rFonts w:ascii="Nirmala UI" w:hAnsi="Nirmala UI" w:cs="Nirmala UI"/>
-        </w:rPr>
-        <w:t>স্পেসিফিক</w:t>
-      </w:r>
-      <w:r>
-        <w:t xml:space="preserve"> </w:t>
-      </w:r>
-      <w:r>
-        <w:rPr>
-          <w:rFonts w:ascii="Nirmala UI" w:hAnsi="Nirmala UI" w:cs="Nirmala UI"/>
-        </w:rPr>
-        <w:t>সাব</w:t>
-      </w:r>
-      <w:r>
-        <w:t>-</w:t>
-      </w:r>
-      <w:r>
-        <w:rPr>
-          <w:rFonts w:ascii="Nirmala UI" w:hAnsi="Nirmala UI" w:cs="Nirmala UI"/>
-        </w:rPr>
-        <w:t>রাউট</w:t>
-      </w:r>
-      <w:r>
-        <w:t xml:space="preserve"> (Path: /items/info)</w:t>
-      </w:r>
-    </w:p>
-    <w:p>
-      <w:r>
-        <w:t xml:space="preserve">  @Get('info')</w:t>
-      </w:r>
-    </w:p>
-    <w:p>
-      <w:r>
-        <w:t xml:space="preserve">  getItemInfo() {</w:t>
-      </w:r>
-    </w:p>
-    <w:p>
-      <w:r>
-        <w:t xml:space="preserve">    return '</w:t>
-      </w:r>
-      <w:r>
-        <w:rPr>
-          <w:rFonts w:ascii="Nirmala UI" w:hAnsi="Nirmala UI" w:cs="Nirmala UI"/>
-        </w:rPr>
-        <w:t>আইটেম</w:t>
-      </w:r>
-      <w:r>
-        <w:t xml:space="preserve"> </w:t>
-      </w:r>
-      <w:r>
-        <w:rPr>
-          <w:rFonts w:ascii="Nirmala UI" w:hAnsi="Nirmala UI" w:cs="Nirmala UI"/>
-        </w:rPr>
-        <w:t>সম্পর্কে</w:t>
-      </w:r>
-      <w:r>
-        <w:t xml:space="preserve"> </w:t>
-      </w:r>
-      <w:r>
-        <w:rPr>
-          <w:rFonts w:ascii="Nirmala UI" w:hAnsi="Nirmala UI" w:cs="Nirmala UI"/>
-        </w:rPr>
-        <w:t>তথ্য</w:t>
-      </w:r>
-      <w:r>
-        <w:t xml:space="preserve"> </w:t>
-      </w:r>
-      <w:r>
-        <w:rPr>
-          <w:rFonts w:ascii="Nirmala UI" w:hAnsi="Nirmala UI" w:cs="Nirmala UI"/>
-        </w:rPr>
-        <w:t>এখানে</w:t>
-      </w:r>
-      <w:r>
-        <w:t>';</w:t>
-      </w:r>
-    </w:p>
-    <w:p>
-      <w:r>
-        <w:t xml:space="preserve">  }</w:t>
-      </w:r>
-    </w:p>
-    <w:p/>
-    <w:p>
-      <w:r>
-        <w:t xml:space="preserve">  // </w:t>
-      </w:r>
-      <w:r>
-        <w:rPr>
-          <w:rFonts w:ascii="Nirmala UI" w:hAnsi="Nirmala UI" w:cs="Nirmala UI"/>
-        </w:rPr>
-        <w:t>৩</w:t>
-      </w:r>
-      <w:r>
-        <w:t xml:space="preserve">. </w:t>
-      </w:r>
-      <w:r>
-        <w:rPr>
-          <w:rFonts w:ascii="Nirmala UI" w:hAnsi="Nirmala UI" w:cs="Nirmala UI"/>
-        </w:rPr>
-        <w:t>ডাইনামিক</w:t>
-      </w:r>
-      <w:r>
-        <w:t xml:space="preserve"> </w:t>
-      </w:r>
-      <w:r>
-        <w:rPr>
-          <w:rFonts w:ascii="Nirmala UI" w:hAnsi="Nirmala UI" w:cs="Nirmala UI"/>
-        </w:rPr>
-        <w:t>রাউট</w:t>
-      </w:r>
-      <w:r>
-        <w:t xml:space="preserve"> (Path: /items/5)</w:t>
-      </w:r>
-    </w:p>
-    <w:p>
-      <w:r>
-        <w:t xml:space="preserve">  // </w:t>
-      </w:r>
-      <w:r>
-        <w:rPr>
-          <w:rFonts w:ascii="Nirmala UI" w:hAnsi="Nirmala UI" w:cs="Nirmala UI"/>
-        </w:rPr>
-        <w:t>এখানে</w:t>
-      </w:r>
-      <w:r>
-        <w:t xml:space="preserve"> :id </w:t>
-      </w:r>
-      <w:r>
-        <w:rPr>
-          <w:rFonts w:ascii="Nirmala UI" w:hAnsi="Nirmala UI" w:cs="Nirmala UI"/>
-        </w:rPr>
-        <w:t>অংশটি</w:t>
-      </w:r>
-      <w:r>
-        <w:t xml:space="preserve"> </w:t>
-      </w:r>
-      <w:r>
-        <w:rPr>
-          <w:rFonts w:ascii="Nirmala UI" w:hAnsi="Nirmala UI" w:cs="Nirmala UI"/>
-        </w:rPr>
-        <w:t>ইউজার</w:t>
-      </w:r>
-      <w:r>
-        <w:t xml:space="preserve"> </w:t>
-      </w:r>
-      <w:r>
-        <w:rPr>
-          <w:rFonts w:ascii="Nirmala UI" w:hAnsi="Nirmala UI" w:cs="Nirmala UI"/>
-        </w:rPr>
-        <w:t>যা</w:t>
-      </w:r>
-      <w:r>
-        <w:t xml:space="preserve"> </w:t>
-      </w:r>
-      <w:r>
-        <w:rPr>
-          <w:rFonts w:ascii="Nirmala UI" w:hAnsi="Nirmala UI" w:cs="Nirmala UI"/>
-        </w:rPr>
-        <w:t>দিবে</w:t>
-      </w:r>
-      <w:r>
-        <w:t xml:space="preserve"> </w:t>
-      </w:r>
-      <w:r>
-        <w:rPr>
-          <w:rFonts w:ascii="Nirmala UI" w:hAnsi="Nirmala UI" w:cs="Nirmala UI"/>
-        </w:rPr>
-        <w:t>তাই</w:t>
-      </w:r>
-      <w:r>
-        <w:t xml:space="preserve"> </w:t>
-      </w:r>
-      <w:r>
-        <w:rPr>
-          <w:rFonts w:ascii="Nirmala UI" w:hAnsi="Nirmala UI" w:cs="Nirmala UI"/>
-        </w:rPr>
-        <w:t>হবে</w:t>
-      </w:r>
-    </w:p>
-    <w:p>
-      <w:r>
-        <w:t xml:space="preserve">  @Get(':id')</w:t>
-      </w:r>
-    </w:p>
-    <w:p>
-      <w:r>
-        <w:t xml:space="preserve">  getSingleItem(@Param('id') id: string) {</w:t>
-      </w:r>
-    </w:p>
-    <w:p>
-      <w:r>
-        <w:t xml:space="preserve">    return `</w:t>
-      </w:r>
-      <w:r>
-        <w:rPr>
-          <w:rFonts w:ascii="Nirmala UI" w:hAnsi="Nirmala UI" w:cs="Nirmala UI"/>
-        </w:rPr>
-        <w:t>আপনি</w:t>
-      </w:r>
-      <w:r>
-        <w:t xml:space="preserve"> </w:t>
-      </w:r>
-      <w:r>
-        <w:rPr>
-          <w:rFonts w:ascii="Nirmala UI" w:hAnsi="Nirmala UI" w:cs="Nirmala UI"/>
-        </w:rPr>
-        <w:t>এখন</w:t>
-      </w:r>
-      <w:r>
-        <w:t xml:space="preserve"> ${id} </w:t>
-      </w:r>
-      <w:r>
-        <w:rPr>
-          <w:rFonts w:ascii="Nirmala UI" w:hAnsi="Nirmala UI" w:cs="Nirmala UI"/>
-        </w:rPr>
-        <w:t>নম্বর</w:t>
-      </w:r>
-      <w:r>
-        <w:t xml:space="preserve"> </w:t>
-      </w:r>
-      <w:r>
-        <w:rPr>
-          <w:rFonts w:ascii="Nirmala UI" w:hAnsi="Nirmala UI" w:cs="Nirmala UI"/>
-        </w:rPr>
-        <w:t>আইটেমটি</w:t>
-      </w:r>
-      <w:r>
-        <w:t xml:space="preserve"> </w:t>
-      </w:r>
-      <w:r>
-        <w:rPr>
-          <w:rFonts w:ascii="Nirmala UI" w:hAnsi="Nirmala UI" w:cs="Nirmala UI"/>
-        </w:rPr>
-        <w:t>দেখছেন</w:t>
-      </w:r>
-      <w:r>
-        <w:t>`;</w:t>
-      </w:r>
-    </w:p>
-    <w:p>
-      <w:r>
-        <w:t xml:space="preserve">  }</w:t>
-      </w:r>
-    </w:p>
-    <w:p/>
-    <w:p>
-      <w:r>
-        <w:t xml:space="preserve">  // </w:t>
-      </w:r>
-      <w:r>
-        <w:rPr>
-          <w:rFonts w:ascii="Nirmala UI" w:hAnsi="Nirmala UI" w:cs="Nirmala UI"/>
-        </w:rPr>
-        <w:t>৪</w:t>
-      </w:r>
-      <w:r>
-        <w:t xml:space="preserve">. POST </w:t>
-      </w:r>
-      <w:r>
-        <w:rPr>
-          <w:rFonts w:ascii="Nirmala UI" w:hAnsi="Nirmala UI" w:cs="Nirmala UI"/>
-        </w:rPr>
-        <w:t>রিকোয়েস্ট</w:t>
-      </w:r>
-      <w:r>
-        <w:t xml:space="preserve"> (Path: /items) - </w:t>
-      </w:r>
-      <w:r>
-        <w:rPr>
-          <w:rFonts w:ascii="Nirmala UI" w:hAnsi="Nirmala UI" w:cs="Nirmala UI"/>
-        </w:rPr>
-        <w:t>ডেটা</w:t>
-      </w:r>
-      <w:r>
-        <w:t xml:space="preserve"> </w:t>
-      </w:r>
-      <w:r>
-        <w:rPr>
-          <w:rFonts w:ascii="Nirmala UI" w:hAnsi="Nirmala UI" w:cs="Nirmala UI"/>
-        </w:rPr>
-        <w:t>সেভ</w:t>
-      </w:r>
-      <w:r>
-        <w:t xml:space="preserve"> </w:t>
-      </w:r>
-      <w:r>
-        <w:rPr>
-          <w:rFonts w:ascii="Nirmala UI" w:hAnsi="Nirmala UI" w:cs="Nirmala UI"/>
-        </w:rPr>
-        <w:t>করার</w:t>
-      </w:r>
-      <w:r>
-        <w:t xml:space="preserve"> </w:t>
-      </w:r>
-      <w:r>
-        <w:rPr>
-          <w:rFonts w:ascii="Nirmala UI" w:hAnsi="Nirmala UI" w:cs="Nirmala UI"/>
-        </w:rPr>
-        <w:t>জন্য</w:t>
-      </w:r>
-    </w:p>
-    <w:p>
-      <w:r>
-        <w:t xml:space="preserve">  @Post()</w:t>
-      </w:r>
-    </w:p>
-    <w:p>
-      <w:r>
-        <w:t xml:space="preserve">  createItem() {</w:t>
-      </w:r>
-    </w:p>
-    <w:p>
-      <w:r>
-        <w:t xml:space="preserve">    return '</w:t>
-      </w:r>
-      <w:r>
-        <w:rPr>
-          <w:rFonts w:ascii="Nirmala UI" w:hAnsi="Nirmala UI" w:cs="Nirmala UI"/>
-        </w:rPr>
-        <w:t>নতুন</w:t>
-      </w:r>
-      <w:r>
-        <w:t xml:space="preserve"> </w:t>
-      </w:r>
-      <w:r>
-        <w:rPr>
-          <w:rFonts w:ascii="Nirmala UI" w:hAnsi="Nirmala UI" w:cs="Nirmala UI"/>
-        </w:rPr>
-        <w:t>একটি</w:t>
-      </w:r>
-      <w:r>
-        <w:t xml:space="preserve"> </w:t>
-      </w:r>
-      <w:r>
-        <w:rPr>
-          <w:rFonts w:ascii="Nirmala UI" w:hAnsi="Nirmala UI" w:cs="Nirmala UI"/>
-        </w:rPr>
-        <w:t>আইটেম</w:t>
-      </w:r>
-      <w:r>
-        <w:t xml:space="preserve"> </w:t>
-      </w:r>
-      <w:r>
-        <w:rPr>
-          <w:rFonts w:ascii="Nirmala UI" w:hAnsi="Nirmala UI" w:cs="Nirmala UI"/>
-        </w:rPr>
-        <w:t>তৈরি</w:t>
-      </w:r>
-      <w:r>
-        <w:t xml:space="preserve"> </w:t>
-      </w:r>
-      <w:r>
-        <w:rPr>
-          <w:rFonts w:ascii="Nirmala UI" w:hAnsi="Nirmala UI" w:cs="Nirmala UI"/>
-        </w:rPr>
-        <w:t>করা</w:t>
-      </w:r>
-      <w:r>
-        <w:t xml:space="preserve"> </w:t>
-      </w:r>
-      <w:r>
-        <w:rPr>
-          <w:rFonts w:ascii="Nirmala UI" w:hAnsi="Nirmala UI" w:cs="Nirmala UI"/>
-        </w:rPr>
-        <w:t>হলো</w:t>
-      </w:r>
-      <w:r>
-        <w:t>';</w:t>
-      </w:r>
-    </w:p>
-    <w:p>
-      <w:r>
-        <w:t xml:space="preserve">  }</w:t>
-      </w:r>
-    </w:p>
     <w:p>
       <w:r>
         <w:t>}</w:t>
@@ -9242,9 +9859,8 @@
     </w:p>
     <w:p>
       <w:r>
-        <w:lastRenderedPageBreak/>
         <w:pict w14:anchorId="1F5F2516">
-          <v:rect id="_x0000_i1101" style="width:468pt;height:1.2pt" o:hralign="center" o:hrstd="t" o:hrnoshade="t" o:hr="t" fillcolor="gray" stroked="f"/>
+          <v:rect id="_x0000_i1035" style="width:468pt;height:1.2pt" o:hralign="center" o:hrstd="t" o:hrnoshade="t" o:hr="t" fillcolor="gray" stroked="f"/>
         </w:pict>
       </w:r>
     </w:p>
@@ -9424,10 +10040,43 @@
           <w:b/>
           <w:bCs/>
         </w:rPr>
+        <w:lastRenderedPageBreak/>
         <w:t>HTTP Methods:</w:t>
       </w:r>
       <w:r>
-        <w:t xml:space="preserve"> @Get(), @Post(), @Put(), @Delete() </w:t>
+        <w:t xml:space="preserve"> @</w:t>
+      </w:r>
+      <w:proofErr w:type="gramStart"/>
+      <w:r>
+        <w:t>Get(</w:t>
+      </w:r>
+      <w:proofErr w:type="gramEnd"/>
+      <w:r>
+        <w:t>), @</w:t>
+      </w:r>
+      <w:proofErr w:type="gramStart"/>
+      <w:r>
+        <w:t>Post(</w:t>
+      </w:r>
+      <w:proofErr w:type="gramEnd"/>
+      <w:r>
+        <w:t>), @</w:t>
+      </w:r>
+      <w:proofErr w:type="gramStart"/>
+      <w:r>
+        <w:t>Put(</w:t>
+      </w:r>
+      <w:proofErr w:type="gramEnd"/>
+      <w:r>
+        <w:t>), @</w:t>
+      </w:r>
+      <w:proofErr w:type="gramStart"/>
+      <w:r>
+        <w:t>Delete(</w:t>
+      </w:r>
+      <w:proofErr w:type="gramEnd"/>
+      <w:r>
+        <w:t xml:space="preserve">) </w:t>
       </w:r>
       <w:r>
         <w:rPr>
@@ -9604,7 +10253,11 @@
         <w:t>যেমন</w:t>
       </w:r>
       <w:r>
-        <w:t>: /users/101)</w:t>
+        <w:t>: /users/</w:t>
+      </w:r>
+      <w:proofErr w:type="gramStart"/>
+      <w:r>
+        <w:t>101)</w:t>
       </w:r>
       <w:r>
         <w:rPr>
@@ -9612,6 +10265,7 @@
         </w:rPr>
         <w:t>।</w:t>
       </w:r>
+      <w:proofErr w:type="gramEnd"/>
       <w:r>
         <w:t xml:space="preserve"> </w:t>
       </w:r>
@@ -9631,7 +10285,15 @@
         <w:t>আমরা</w:t>
       </w:r>
       <w:r>
-        <w:t xml:space="preserve"> @Param() </w:t>
+        <w:t xml:space="preserve"> @</w:t>
+      </w:r>
+      <w:proofErr w:type="gramStart"/>
+      <w:r>
+        <w:t>Param(</w:t>
+      </w:r>
+      <w:proofErr w:type="gramEnd"/>
+      <w:r>
+        <w:t xml:space="preserve">) </w:t>
       </w:r>
       <w:r>
         <w:rPr>
@@ -10994,65 +11656,169 @@
       </w:rPr>
     </w:lvl>
   </w:abstractNum>
+  <w:abstractNum w:abstractNumId="7" w15:restartNumberingAfterBreak="0">
+    <w:nsid w:val="787F7FF4"/>
+    <w:multiLevelType w:val="multilevel"/>
+    <w:tmpl w:val="2A185F8C"/>
+    <w:lvl w:ilvl="0">
+      <w:start w:val="1"/>
+      <w:numFmt w:val="bullet"/>
+      <w:lvlText w:val=""/>
+      <w:lvlJc w:val="left"/>
+      <w:pPr>
+        <w:tabs>
+          <w:tab w:val="num" w:pos="720"/>
+        </w:tabs>
+        <w:ind w:left="720" w:hanging="360"/>
+      </w:pPr>
+      <w:rPr>
+        <w:rFonts w:ascii="Symbol" w:hAnsi="Symbol" w:hint="default"/>
+        <w:sz w:val="20"/>
+      </w:rPr>
+    </w:lvl>
+    <w:lvl w:ilvl="1" w:tentative="1">
+      <w:start w:val="1"/>
+      <w:numFmt w:val="bullet"/>
+      <w:lvlText w:val="o"/>
+      <w:lvlJc w:val="left"/>
+      <w:pPr>
+        <w:tabs>
+          <w:tab w:val="num" w:pos="1440"/>
+        </w:tabs>
+        <w:ind w:left="1440" w:hanging="360"/>
+      </w:pPr>
+      <w:rPr>
+        <w:rFonts w:ascii="Courier New" w:hAnsi="Courier New" w:hint="default"/>
+        <w:sz w:val="20"/>
+      </w:rPr>
+    </w:lvl>
+    <w:lvl w:ilvl="2" w:tentative="1">
+      <w:start w:val="1"/>
+      <w:numFmt w:val="bullet"/>
+      <w:lvlText w:val=""/>
+      <w:lvlJc w:val="left"/>
+      <w:pPr>
+        <w:tabs>
+          <w:tab w:val="num" w:pos="2160"/>
+        </w:tabs>
+        <w:ind w:left="2160" w:hanging="360"/>
+      </w:pPr>
+      <w:rPr>
+        <w:rFonts w:ascii="Wingdings" w:hAnsi="Wingdings" w:hint="default"/>
+        <w:sz w:val="20"/>
+      </w:rPr>
+    </w:lvl>
+    <w:lvl w:ilvl="3" w:tentative="1">
+      <w:start w:val="1"/>
+      <w:numFmt w:val="bullet"/>
+      <w:lvlText w:val=""/>
+      <w:lvlJc w:val="left"/>
+      <w:pPr>
+        <w:tabs>
+          <w:tab w:val="num" w:pos="2880"/>
+        </w:tabs>
+        <w:ind w:left="2880" w:hanging="360"/>
+      </w:pPr>
+      <w:rPr>
+        <w:rFonts w:ascii="Wingdings" w:hAnsi="Wingdings" w:hint="default"/>
+        <w:sz w:val="20"/>
+      </w:rPr>
+    </w:lvl>
+    <w:lvl w:ilvl="4" w:tentative="1">
+      <w:start w:val="1"/>
+      <w:numFmt w:val="bullet"/>
+      <w:lvlText w:val=""/>
+      <w:lvlJc w:val="left"/>
+      <w:pPr>
+        <w:tabs>
+          <w:tab w:val="num" w:pos="3600"/>
+        </w:tabs>
+        <w:ind w:left="3600" w:hanging="360"/>
+      </w:pPr>
+      <w:rPr>
+        <w:rFonts w:ascii="Wingdings" w:hAnsi="Wingdings" w:hint="default"/>
+        <w:sz w:val="20"/>
+      </w:rPr>
+    </w:lvl>
+    <w:lvl w:ilvl="5" w:tentative="1">
+      <w:start w:val="1"/>
+      <w:numFmt w:val="bullet"/>
+      <w:lvlText w:val=""/>
+      <w:lvlJc w:val="left"/>
+      <w:pPr>
+        <w:tabs>
+          <w:tab w:val="num" w:pos="4320"/>
+        </w:tabs>
+        <w:ind w:left="4320" w:hanging="360"/>
+      </w:pPr>
+      <w:rPr>
+        <w:rFonts w:ascii="Wingdings" w:hAnsi="Wingdings" w:hint="default"/>
+        <w:sz w:val="20"/>
+      </w:rPr>
+    </w:lvl>
+    <w:lvl w:ilvl="6" w:tentative="1">
+      <w:start w:val="1"/>
+      <w:numFmt w:val="bullet"/>
+      <w:lvlText w:val=""/>
+      <w:lvlJc w:val="left"/>
+      <w:pPr>
+        <w:tabs>
+          <w:tab w:val="num" w:pos="5040"/>
+        </w:tabs>
+        <w:ind w:left="5040" w:hanging="360"/>
+      </w:pPr>
+      <w:rPr>
+        <w:rFonts w:ascii="Wingdings" w:hAnsi="Wingdings" w:hint="default"/>
+        <w:sz w:val="20"/>
+      </w:rPr>
+    </w:lvl>
+    <w:lvl w:ilvl="7" w:tentative="1">
+      <w:start w:val="1"/>
+      <w:numFmt w:val="bullet"/>
+      <w:lvlText w:val=""/>
+      <w:lvlJc w:val="left"/>
+      <w:pPr>
+        <w:tabs>
+          <w:tab w:val="num" w:pos="5760"/>
+        </w:tabs>
+        <w:ind w:left="5760" w:hanging="360"/>
+      </w:pPr>
+      <w:rPr>
+        <w:rFonts w:ascii="Wingdings" w:hAnsi="Wingdings" w:hint="default"/>
+        <w:sz w:val="20"/>
+      </w:rPr>
+    </w:lvl>
+    <w:lvl w:ilvl="8" w:tentative="1">
+      <w:start w:val="1"/>
+      <w:numFmt w:val="bullet"/>
+      <w:lvlText w:val=""/>
+      <w:lvlJc w:val="left"/>
+      <w:pPr>
+        <w:tabs>
+          <w:tab w:val="num" w:pos="6480"/>
+        </w:tabs>
+        <w:ind w:left="6480" w:hanging="360"/>
+      </w:pPr>
+      <w:rPr>
+        <w:rFonts w:ascii="Wingdings" w:hAnsi="Wingdings" w:hint="default"/>
+        <w:sz w:val="20"/>
+      </w:rPr>
+    </w:lvl>
+  </w:abstractNum>
   <w:num w:numId="1" w16cid:durableId="1775705178">
     <w:abstractNumId w:val="1"/>
-    <w:lvlOverride w:ilvl="0"/>
-    <w:lvlOverride w:ilvl="1"/>
-    <w:lvlOverride w:ilvl="2"/>
-    <w:lvlOverride w:ilvl="3"/>
-    <w:lvlOverride w:ilvl="4"/>
-    <w:lvlOverride w:ilvl="5"/>
-    <w:lvlOverride w:ilvl="6"/>
-    <w:lvlOverride w:ilvl="7"/>
-    <w:lvlOverride w:ilvl="8"/>
   </w:num>
   <w:num w:numId="2" w16cid:durableId="1737820651">
     <w:abstractNumId w:val="5"/>
-    <w:lvlOverride w:ilvl="0"/>
-    <w:lvlOverride w:ilvl="1"/>
-    <w:lvlOverride w:ilvl="2"/>
-    <w:lvlOverride w:ilvl="3"/>
-    <w:lvlOverride w:ilvl="4"/>
-    <w:lvlOverride w:ilvl="5"/>
-    <w:lvlOverride w:ilvl="6"/>
-    <w:lvlOverride w:ilvl="7"/>
-    <w:lvlOverride w:ilvl="8"/>
   </w:num>
   <w:num w:numId="3" w16cid:durableId="2115664398">
     <w:abstractNumId w:val="3"/>
-    <w:lvlOverride w:ilvl="0"/>
-    <w:lvlOverride w:ilvl="1"/>
-    <w:lvlOverride w:ilvl="2"/>
-    <w:lvlOverride w:ilvl="3"/>
-    <w:lvlOverride w:ilvl="4"/>
-    <w:lvlOverride w:ilvl="5"/>
-    <w:lvlOverride w:ilvl="6"/>
-    <w:lvlOverride w:ilvl="7"/>
-    <w:lvlOverride w:ilvl="8"/>
   </w:num>
   <w:num w:numId="4" w16cid:durableId="541290402">
     <w:abstractNumId w:val="2"/>
-    <w:lvlOverride w:ilvl="0"/>
-    <w:lvlOverride w:ilvl="1"/>
-    <w:lvlOverride w:ilvl="2"/>
-    <w:lvlOverride w:ilvl="3"/>
-    <w:lvlOverride w:ilvl="4"/>
-    <w:lvlOverride w:ilvl="5"/>
-    <w:lvlOverride w:ilvl="6"/>
-    <w:lvlOverride w:ilvl="7"/>
-    <w:lvlOverride w:ilvl="8"/>
   </w:num>
   <w:num w:numId="5" w16cid:durableId="933247579">
     <w:abstractNumId w:val="0"/>
-    <w:lvlOverride w:ilvl="0"/>
-    <w:lvlOverride w:ilvl="1"/>
-    <w:lvlOverride w:ilvl="2"/>
-    <w:lvlOverride w:ilvl="3"/>
-    <w:lvlOverride w:ilvl="4"/>
-    <w:lvlOverride w:ilvl="5"/>
-    <w:lvlOverride w:ilvl="6"/>
-    <w:lvlOverride w:ilvl="7"/>
-    <w:lvlOverride w:ilvl="8"/>
   </w:num>
   <w:num w:numId="6" w16cid:durableId="2088384916">
     <w:abstractNumId w:val="4"/>
@@ -11086,15 +11852,9 @@
   </w:num>
   <w:num w:numId="7" w16cid:durableId="1742559932">
     <w:abstractNumId w:val="6"/>
-    <w:lvlOverride w:ilvl="0"/>
-    <w:lvlOverride w:ilvl="1"/>
-    <w:lvlOverride w:ilvl="2"/>
-    <w:lvlOverride w:ilvl="3"/>
-    <w:lvlOverride w:ilvl="4"/>
-    <w:lvlOverride w:ilvl="5"/>
-    <w:lvlOverride w:ilvl="6"/>
-    <w:lvlOverride w:ilvl="7"/>
-    <w:lvlOverride w:ilvl="8"/>
+  </w:num>
+  <w:num w:numId="8" w16cid:durableId="1793086643">
+    <w:abstractNumId w:val="7"/>
   </w:num>
 </w:numbering>
 </file>
@@ -11702,6 +12462,7 @@
   <w:style w:type="character" w:default="1" w:styleId="DefaultParagraphFont">
     <w:name w:val="Default Paragraph Font"/>
     <w:uiPriority w:val="1"/>
+    <w:semiHidden/>
     <w:unhideWhenUsed/>
   </w:style>
   <w:style w:type="table" w:default="1" w:styleId="TableNormal">
